--- a/Bao_Cao_APIAgent.docx
+++ b/Bao_Cao_APIAgent.docx
@@ -128,6 +128,12 @@
         </w:rPr>
         <w:t>)</w:t>
       </w:r>
+      <w:r>
+        <w:rPr>
+          <w:b/>
+        </w:rPr>
+        <w:t xml:space="preserve"> 10đ</w:t>
+      </w:r>
     </w:p>
     <w:p>
       <w:pPr>
@@ -141,7 +147,7 @@
         <w:rPr>
           <w:b/>
         </w:rPr>
-        <w:t>Cường Lưu</w:t>
+        <w:t>Lưu Tuấn Cường                       10đ</w:t>
       </w:r>
     </w:p>
     <w:p>
@@ -158,6 +164,12 @@
         </w:rPr>
         <w:t>Nguyễn Tiến Bách</w:t>
       </w:r>
+      <w:r>
+        <w:rPr>
+          <w:b/>
+        </w:rPr>
+        <w:t xml:space="preserve">                      9đ</w:t>
+      </w:r>
     </w:p>
     <w:p>
       <w:pPr>
@@ -173,6 +185,12 @@
         </w:rPr>
         <w:t>Nguyễn Công Thành</w:t>
       </w:r>
+      <w:r>
+        <w:rPr>
+          <w:b/>
+        </w:rPr>
+        <w:t xml:space="preserve">                  8đ</w:t>
+      </w:r>
     </w:p>
     <w:p>
       <w:pPr>
@@ -187,6 +205,12 @@
           <w:b/>
         </w:rPr>
         <w:t>Nguyễn Hữu Kiên</w:t>
+      </w:r>
+      <w:r>
+        <w:rPr>
+          <w:b/>
+        </w:rPr>
+        <w:t xml:space="preserve">                       5đ</w:t>
       </w:r>
       <w:r>
         <w:rPr>
@@ -1437,14 +1461,7 @@
           <w:b/>
           <w:color w:val="2D6A6A"/>
         </w:rPr>
-        <w:t>7</w:t>
-      </w:r>
-      <w:r>
-        <w:rPr>
-          <w:b/>
-          <w:color w:val="2D6A6A"/>
-        </w:rPr>
-        <w:t xml:space="preserve">.  </w:t>
+        <w:t xml:space="preserve">7.  </w:t>
       </w:r>
       <w:r>
         <w:rPr>
@@ -1463,14 +1480,7 @@
           <w:b/>
           <w:color w:val="2D6A6A"/>
         </w:rPr>
-        <w:t>8</w:t>
-      </w:r>
-      <w:r>
-        <w:rPr>
-          <w:b/>
-          <w:color w:val="2D6A6A"/>
-        </w:rPr>
-        <w:t xml:space="preserve">.  </w:t>
+        <w:t xml:space="preserve">8.  </w:t>
       </w:r>
       <w:proofErr w:type="spellStart"/>
       <w:r>
@@ -1557,7 +1567,31 @@
         <w:spacing w:after="40" w:line="259" w:lineRule="auto"/>
       </w:pPr>
       <w:r>
-        <w:t xml:space="preserve">Tách khâu lựa chọn chiến lược, lập kế hoạch, thực thi công cụ và lưu ngữ cảnh </w:t>
+        <w:t xml:space="preserve">Tách khâu lựa chọn chiến lược, lập kế hoạch, thực thi công cụ và </w:t>
+      </w:r>
+      <w:proofErr w:type="spellStart"/>
+      <w:r>
+        <w:t>lưu</w:t>
+      </w:r>
+      <w:proofErr w:type="spellEnd"/>
+      <w:r>
+        <w:t xml:space="preserve"> </w:t>
+      </w:r>
+      <w:proofErr w:type="spellStart"/>
+      <w:r>
+        <w:t>ngữ</w:t>
+      </w:r>
+      <w:proofErr w:type="spellEnd"/>
+      <w:r>
+        <w:t xml:space="preserve"> </w:t>
+      </w:r>
+      <w:proofErr w:type="spellStart"/>
+      <w:r>
+        <w:t>cảnh</w:t>
+      </w:r>
+      <w:proofErr w:type="spellEnd"/>
+      <w:r>
+        <w:t xml:space="preserve"> </w:t>
       </w:r>
       <w:proofErr w:type="spellStart"/>
       <w:r>
@@ -1602,7 +1636,23 @@
     </w:p>
     <w:p>
       <w:r>
-        <w:t xml:space="preserve">Báo cáo dựa trên repository APIAgent. Phần lõi đang thể hiện các lớp Agent, Task, Result, Strategy, Planner, Executor, Memory, Observer/Observation và các LLM Provider. Chương trình chính có luồng xử lý nhiều Agent theo vai </w:t>
+        <w:t xml:space="preserve">Báo cáo dựa trên repository APIAgent. Phần lõi đang thể hiện các lớp Agent, Task, Result, Strategy, Planner, Executor, Memory, Observer/Observation và các LLM Provider. Chương trình chính có luồng xử lý nhiều Agent </w:t>
+      </w:r>
+      <w:proofErr w:type="spellStart"/>
+      <w:r>
+        <w:t>theo</w:t>
+      </w:r>
+      <w:proofErr w:type="spellEnd"/>
+      <w:r>
+        <w:t xml:space="preserve"> </w:t>
+      </w:r>
+      <w:proofErr w:type="spellStart"/>
+      <w:r>
+        <w:t>vai</w:t>
+      </w:r>
+      <w:proofErr w:type="spellEnd"/>
+      <w:r>
+        <w:t xml:space="preserve"> </w:t>
       </w:r>
       <w:proofErr w:type="spellStart"/>
       <w:r>
@@ -1724,7 +1774,31 @@
     </w:p>
     <w:p>
       <w:r>
-        <w:t xml:space="preserve">Một Agent có thể hiểu là thành phần nhận mục tiêu, sử dụng mô hình ngôn ngữ và các công cụ để tạo ra hành động hoặc kết quả. Một Agent không nhất thiết là </w:t>
+        <w:t xml:space="preserve">Một Agent có thể hiểu là thành phần nhận mục tiêu, sử dụng mô hình ngôn ngữ và các công cụ để tạo ra hành động hoặc kết quả. Một Agent không </w:t>
+      </w:r>
+      <w:proofErr w:type="spellStart"/>
+      <w:r>
+        <w:t>nhất</w:t>
+      </w:r>
+      <w:proofErr w:type="spellEnd"/>
+      <w:r>
+        <w:t xml:space="preserve"> </w:t>
+      </w:r>
+      <w:proofErr w:type="spellStart"/>
+      <w:r>
+        <w:t>thiết</w:t>
+      </w:r>
+      <w:proofErr w:type="spellEnd"/>
+      <w:r>
+        <w:t xml:space="preserve"> </w:t>
+      </w:r>
+      <w:proofErr w:type="spellStart"/>
+      <w:r>
+        <w:t>là</w:t>
+      </w:r>
+      <w:proofErr w:type="spellEnd"/>
+      <w:r>
+        <w:t xml:space="preserve"> </w:t>
       </w:r>
       <w:proofErr w:type="spellStart"/>
       <w:r>
@@ -1783,7 +1857,15 @@
       </w:r>
       <w:proofErr w:type="spellEnd"/>
       <w:r>
-        <w:t xml:space="preserve"> này, Agent là đối tượng C++ có mã định danh, tên, provider và trạng thái. </w:t>
+        <w:t xml:space="preserve"> </w:t>
+      </w:r>
+      <w:proofErr w:type="spellStart"/>
+      <w:r>
+        <w:t>này</w:t>
+      </w:r>
+      <w:proofErr w:type="spellEnd"/>
+      <w:r>
+        <w:t xml:space="preserve">, Agent là đối tượng C++ có mã định danh, tên, provider và trạng thái. </w:t>
       </w:r>
     </w:p>
     <w:p>
@@ -1803,7 +1885,23 @@
     </w:p>
     <w:p>
       <w:r>
-        <w:t xml:space="preserve">OOP mô hình hóa hệ thống bằng các lớp và đối tượng. Trong APIAgent, Task mô tả nhiệm vụ; Agent đại diện cho tác nhân xử lý; Planner lập kế hoạch; Executor chạy kế hoạch; Memory </w:t>
+        <w:t xml:space="preserve">OOP mô hình hóa hệ thống bằng các lớp và đối tượng. Trong APIAgent, Task mô tả nhiệm vụ; Agent đại diện cho tác nhân xử lý; Planner lập kế hoạch; Executor chạy </w:t>
+      </w:r>
+      <w:proofErr w:type="spellStart"/>
+      <w:r>
+        <w:t>kế</w:t>
+      </w:r>
+      <w:proofErr w:type="spellEnd"/>
+      <w:r>
+        <w:t xml:space="preserve"> </w:t>
+      </w:r>
+      <w:proofErr w:type="spellStart"/>
+      <w:r>
+        <w:t>hoạch</w:t>
+      </w:r>
+      <w:proofErr w:type="spellEnd"/>
+      <w:r>
+        <w:t xml:space="preserve">; Memory </w:t>
       </w:r>
       <w:proofErr w:type="spellStart"/>
       <w:r>
@@ -1835,7 +1933,55 @@
       </w:r>
       <w:proofErr w:type="spellEnd"/>
       <w:r>
-        <w:t xml:space="preserve"> thành phần nắm giữ dữ liệu và </w:t>
+        <w:t xml:space="preserve"> </w:t>
+      </w:r>
+      <w:proofErr w:type="spellStart"/>
+      <w:r>
+        <w:t>thành</w:t>
+      </w:r>
+      <w:proofErr w:type="spellEnd"/>
+      <w:r>
+        <w:t xml:space="preserve"> </w:t>
+      </w:r>
+      <w:proofErr w:type="spellStart"/>
+      <w:r>
+        <w:t>phần</w:t>
+      </w:r>
+      <w:proofErr w:type="spellEnd"/>
+      <w:r>
+        <w:t xml:space="preserve"> </w:t>
+      </w:r>
+      <w:proofErr w:type="spellStart"/>
+      <w:r>
+        <w:t>nắm</w:t>
+      </w:r>
+      <w:proofErr w:type="spellEnd"/>
+      <w:r>
+        <w:t xml:space="preserve"> giữ </w:t>
+      </w:r>
+      <w:proofErr w:type="spellStart"/>
+      <w:r>
+        <w:t>dữ</w:t>
+      </w:r>
+      <w:proofErr w:type="spellEnd"/>
+      <w:r>
+        <w:t xml:space="preserve"> </w:t>
+      </w:r>
+      <w:proofErr w:type="spellStart"/>
+      <w:r>
+        <w:t>liệu</w:t>
+      </w:r>
+      <w:proofErr w:type="spellEnd"/>
+      <w:r>
+        <w:t xml:space="preserve"> </w:t>
+      </w:r>
+      <w:proofErr w:type="spellStart"/>
+      <w:r>
+        <w:t>và</w:t>
+      </w:r>
+      <w:proofErr w:type="spellEnd"/>
+      <w:r>
+        <w:t xml:space="preserve"> </w:t>
       </w:r>
       <w:proofErr w:type="spellStart"/>
       <w:r>
@@ -3974,9 +4120,6 @@
           <w:p>
             <w:pPr>
               <w:pStyle w:val="CodeBlock"/>
-              <w:rPr>
-                <w:rFonts w:hint="eastAsia"/>
-              </w:rPr>
             </w:pPr>
             <w:r>
               <w:t>Người dùng</w:t>
@@ -3985,9 +4128,6 @@
           <w:p>
             <w:pPr>
               <w:pStyle w:val="CodeBlock"/>
-              <w:rPr>
-                <w:rFonts w:hint="eastAsia"/>
-              </w:rPr>
             </w:pPr>
             <w:r>
               <w:t xml:space="preserve">    |</w:t>
@@ -3996,9 +4136,6 @@
           <w:p>
             <w:pPr>
               <w:pStyle w:val="CodeBlock"/>
-              <w:rPr>
-                <w:rFonts w:hint="eastAsia"/>
-              </w:rPr>
             </w:pPr>
             <w:r>
               <w:t xml:space="preserve">    v</w:t>
@@ -4007,9 +4144,6 @@
           <w:p>
             <w:pPr>
               <w:pStyle w:val="CodeBlock"/>
-              <w:rPr>
-                <w:rFonts w:hint="eastAsia"/>
-              </w:rPr>
             </w:pPr>
             <w:r>
               <w:t>Event::_input()  --&gt;  Observer::parseInput()</w:t>
@@ -4018,9 +4152,6 @@
           <w:p>
             <w:pPr>
               <w:pStyle w:val="CodeBlock"/>
-              <w:rPr>
-                <w:rFonts w:hint="eastAsia"/>
-              </w:rPr>
             </w:pPr>
             <w:r>
               <w:t xml:space="preserve">                          |</w:t>
@@ -4029,9 +4160,6 @@
           <w:p>
             <w:pPr>
               <w:pStyle w:val="CodeBlock"/>
-              <w:rPr>
-                <w:rFonts w:hint="eastAsia"/>
-              </w:rPr>
             </w:pPr>
             <w:r>
               <w:t xml:space="preserve">                          v</w:t>
@@ -4040,9 +4168,6 @@
           <w:p>
             <w:pPr>
               <w:pStyle w:val="CodeBlock"/>
-              <w:rPr>
-                <w:rFonts w:hint="eastAsia"/>
-              </w:rPr>
             </w:pPr>
             <w:r>
               <w:t xml:space="preserve">                     Observation --&gt; Task</w:t>
@@ -4051,9 +4176,6 @@
           <w:p>
             <w:pPr>
               <w:pStyle w:val="CodeBlock"/>
-              <w:rPr>
-                <w:rFonts w:hint="eastAsia"/>
-              </w:rPr>
             </w:pPr>
             <w:r>
               <w:t xml:space="preserve">                                        |</w:t>
@@ -4062,9 +4184,6 @@
           <w:p>
             <w:pPr>
               <w:pStyle w:val="CodeBlock"/>
-              <w:rPr>
-                <w:rFonts w:hint="eastAsia"/>
-              </w:rPr>
             </w:pPr>
             <w:r>
               <w:t xml:space="preserve">                                        v</w:t>
@@ -4073,9 +4192,6 @@
           <w:p>
             <w:pPr>
               <w:pStyle w:val="CodeBlock"/>
-              <w:rPr>
-                <w:rFonts w:hint="eastAsia"/>
-              </w:rPr>
             </w:pPr>
             <w:r>
               <w:t xml:space="preserve">                       Strategy::decide(task, context)</w:t>
@@ -4084,9 +4200,6 @@
           <w:p>
             <w:pPr>
               <w:pStyle w:val="CodeBlock"/>
-              <w:rPr>
-                <w:rFonts w:hint="eastAsia"/>
-              </w:rPr>
             </w:pPr>
             <w:r>
               <w:t xml:space="preserve">                                        |</w:t>
@@ -4095,9 +4208,6 @@
           <w:p>
             <w:pPr>
               <w:pStyle w:val="CodeBlock"/>
-              <w:rPr>
-                <w:rFonts w:hint="eastAsia"/>
-              </w:rPr>
             </w:pPr>
             <w:r>
               <w:t xml:space="preserve">                                        v</w:t>
@@ -4106,9 +4216,6 @@
           <w:p>
             <w:pPr>
               <w:pStyle w:val="CodeBlock"/>
-              <w:rPr>
-                <w:rFonts w:hint="eastAsia"/>
-              </w:rPr>
             </w:pPr>
             <w:r>
               <w:t xml:space="preserve">                            Planner::createPlan()</w:t>
@@ -4117,9 +4224,6 @@
           <w:p>
             <w:pPr>
               <w:pStyle w:val="CodeBlock"/>
-              <w:rPr>
-                <w:rFonts w:hint="eastAsia"/>
-              </w:rPr>
             </w:pPr>
             <w:r>
               <w:t xml:space="preserve">                                        |</w:t>
@@ -4128,9 +4232,6 @@
           <w:p>
             <w:pPr>
               <w:pStyle w:val="CodeBlock"/>
-              <w:rPr>
-                <w:rFonts w:hint="eastAsia"/>
-              </w:rPr>
             </w:pPr>
             <w:r>
               <w:t xml:space="preserve">                                        v</w:t>
@@ -4139,9 +4240,6 @@
           <w:p>
             <w:pPr>
               <w:pStyle w:val="CodeBlock"/>
-              <w:rPr>
-                <w:rFonts w:hint="eastAsia"/>
-              </w:rPr>
             </w:pPr>
             <w:r>
               <w:t xml:space="preserve">                       Executor::executePlan(plan, memory)</w:t>
@@ -4150,9 +4248,6 @@
           <w:p>
             <w:pPr>
               <w:pStyle w:val="CodeBlock"/>
-              <w:rPr>
-                <w:rFonts w:hint="eastAsia"/>
-              </w:rPr>
             </w:pPr>
             <w:r>
               <w:t xml:space="preserve">                              </w:t>
@@ -4167,9 +4262,6 @@
           <w:p>
             <w:pPr>
               <w:pStyle w:val="CodeBlock"/>
-              <w:rPr>
-                <w:rFonts w:hint="eastAsia"/>
-              </w:rPr>
             </w:pPr>
             <w:r>
               <w:t xml:space="preserve">                              </w:t>
@@ -4184,9 +4276,6 @@
           <w:p>
             <w:pPr>
               <w:pStyle w:val="CodeBlock"/>
-              <w:rPr>
-                <w:rFonts w:hint="eastAsia"/>
-              </w:rPr>
             </w:pPr>
             <w:r>
               <w:t xml:space="preserve">                     </w:t>
@@ -4201,9 +4290,6 @@
           <w:p>
             <w:pPr>
               <w:pStyle w:val="CodeBlock"/>
-              <w:rPr>
-                <w:rFonts w:hint="eastAsia"/>
-              </w:rPr>
             </w:pPr>
             <w:r>
               <w:t xml:space="preserve">                              </w:t>
@@ -4218,9 +4304,6 @@
           <w:p>
             <w:pPr>
               <w:pStyle w:val="CodeBlock"/>
-              <w:rPr>
-                <w:rFonts w:hint="eastAsia"/>
-              </w:rPr>
             </w:pPr>
             <w:r>
               <w:t xml:space="preserve">                                       v</w:t>
@@ -4229,9 +4312,6 @@
           <w:p>
             <w:pPr>
               <w:pStyle w:val="CodeBlock"/>
-              <w:rPr>
-                <w:rFonts w:hint="eastAsia"/>
-              </w:rPr>
             </w:pPr>
             <w:r>
               <w:t xml:space="preserve">                           LLM Provider / tổng hợp</w:t>
@@ -4240,9 +4320,6 @@
           <w:p>
             <w:pPr>
               <w:pStyle w:val="CodeBlock"/>
-              <w:rPr>
-                <w:rFonts w:hint="eastAsia"/>
-              </w:rPr>
             </w:pPr>
             <w:r>
               <w:t xml:space="preserve">                                       |</w:t>
@@ -4251,9 +4328,6 @@
           <w:p>
             <w:pPr>
               <w:pStyle w:val="CodeBlock"/>
-              <w:rPr>
-                <w:rFonts w:hint="eastAsia"/>
-              </w:rPr>
             </w:pPr>
             <w:r>
               <w:t xml:space="preserve">                                       v</w:t>
@@ -4262,9 +4336,6 @@
           <w:p>
             <w:pPr>
               <w:pStyle w:val="CodeBlock"/>
-              <w:rPr>
-                <w:rFonts w:hint="eastAsia"/>
-              </w:rPr>
             </w:pPr>
             <w:r>
               <w:t xml:space="preserve">                                  Result --&gt; main.cpp</w:t>
@@ -5092,7 +5163,31 @@
     </w:p>
     <w:p>
       <w:r>
-        <w:t xml:space="preserve">Event phụ trách nhận dữ liệu đầu vào từ người dùng </w:t>
+        <w:t xml:space="preserve">Event phụ trách nhận dữ liệu đầu vào </w:t>
+      </w:r>
+      <w:proofErr w:type="spellStart"/>
+      <w:r>
+        <w:t>từ</w:t>
+      </w:r>
+      <w:proofErr w:type="spellEnd"/>
+      <w:r>
+        <w:t xml:space="preserve"> </w:t>
+      </w:r>
+      <w:proofErr w:type="spellStart"/>
+      <w:r>
+        <w:t>người</w:t>
+      </w:r>
+      <w:proofErr w:type="spellEnd"/>
+      <w:r>
+        <w:t xml:space="preserve"> </w:t>
+      </w:r>
+      <w:proofErr w:type="spellStart"/>
+      <w:r>
+        <w:t>dùng</w:t>
+      </w:r>
+      <w:proofErr w:type="spellEnd"/>
+      <w:r>
+        <w:t xml:space="preserve"> </w:t>
       </w:r>
       <w:proofErr w:type="spellStart"/>
       <w:r>
@@ -5147,9 +5242,14 @@
       <w:r>
         <w:t xml:space="preserve"> </w:t>
       </w:r>
+      <w:proofErr w:type="spellStart"/>
       <w:proofErr w:type="gramStart"/>
       <w:r>
-        <w:t>parseInput(</w:t>
+        <w:t>parseInput</w:t>
+      </w:r>
+      <w:proofErr w:type="spellEnd"/>
+      <w:r>
+        <w:t>(</w:t>
       </w:r>
       <w:proofErr w:type="gramEnd"/>
       <w:r>
@@ -5220,15 +5320,39 @@
       </w:r>
       <w:proofErr w:type="spellEnd"/>
       <w:r>
-        <w:t xml:space="preserve"> thời có cấu trúc AgentMessage và các hàm ghi/đọc thông điệp. Hàm _coordinate_</w:t>
+        <w:t xml:space="preserve"> thời có cấu trúc AgentMessage và các hàm ghi/đọc thông điệp. </w:t>
+      </w:r>
+      <w:proofErr w:type="spellStart"/>
+      <w:r>
+        <w:t>Hàm</w:t>
+      </w:r>
+      <w:proofErr w:type="spellEnd"/>
+      <w:r>
+        <w:t xml:space="preserve"> _</w:t>
+      </w:r>
+      <w:proofErr w:type="spellStart"/>
+      <w:r>
+        <w:t>coordinate_</w:t>
       </w:r>
       <w:proofErr w:type="gramStart"/>
       <w:r>
-        <w:t>agents(</w:t>
+        <w:t>agents</w:t>
+      </w:r>
+      <w:proofErr w:type="spellEnd"/>
+      <w:r>
+        <w:t>(</w:t>
       </w:r>
       <w:proofErr w:type="gramEnd"/>
       <w:r>
-        <w:t xml:space="preserve">) nhận </w:t>
+        <w:t xml:space="preserve">) </w:t>
+      </w:r>
+      <w:proofErr w:type="spellStart"/>
+      <w:r>
+        <w:t>nhận</w:t>
+      </w:r>
+      <w:proofErr w:type="spellEnd"/>
+      <w:r>
+        <w:t xml:space="preserve"> </w:t>
       </w:r>
       <w:proofErr w:type="spellStart"/>
       <w:r>
@@ -5470,7 +5594,31 @@
     </w:p>
     <w:p>
       <w:r>
-        <w:t xml:space="preserve">Ở hàm khởi tạo trong main.cpp, các Agent hiện được đặt tên Researcher và Planner. Tên gọi này thể </w:t>
+        <w:t xml:space="preserve">Ở hàm khởi tạo trong main.cpp, các Agent hiện được đặt tên Researcher và Planner. Tên </w:t>
+      </w:r>
+      <w:proofErr w:type="spellStart"/>
+      <w:r>
+        <w:t>gọi</w:t>
+      </w:r>
+      <w:proofErr w:type="spellEnd"/>
+      <w:r>
+        <w:t xml:space="preserve"> </w:t>
+      </w:r>
+      <w:proofErr w:type="spellStart"/>
+      <w:r>
+        <w:t>này</w:t>
+      </w:r>
+      <w:proofErr w:type="spellEnd"/>
+      <w:r>
+        <w:t xml:space="preserve"> </w:t>
+      </w:r>
+      <w:proofErr w:type="spellStart"/>
+      <w:r>
+        <w:t>thể</w:t>
+      </w:r>
+      <w:proofErr w:type="spellEnd"/>
+      <w:r>
+        <w:t xml:space="preserve"> </w:t>
       </w:r>
       <w:proofErr w:type="spellStart"/>
       <w:r>
@@ -5591,7 +5739,31 @@
     </w:p>
     <w:p>
       <w:r>
-        <w:t xml:space="preserve">Strategy là giao diện trừu </w:t>
+        <w:t xml:space="preserve">Strategy là </w:t>
+      </w:r>
+      <w:proofErr w:type="spellStart"/>
+      <w:r>
+        <w:t>giao</w:t>
+      </w:r>
+      <w:proofErr w:type="spellEnd"/>
+      <w:r>
+        <w:t xml:space="preserve"> </w:t>
+      </w:r>
+      <w:proofErr w:type="spellStart"/>
+      <w:r>
+        <w:t>diện</w:t>
+      </w:r>
+      <w:proofErr w:type="spellEnd"/>
+      <w:r>
+        <w:t xml:space="preserve"> </w:t>
+      </w:r>
+      <w:proofErr w:type="spellStart"/>
+      <w:r>
+        <w:t>trừu</w:t>
+      </w:r>
+      <w:proofErr w:type="spellEnd"/>
+      <w:r>
+        <w:t xml:space="preserve"> </w:t>
       </w:r>
       <w:proofErr w:type="spellStart"/>
       <w:r>
@@ -5672,7 +5844,47 @@
       </w:r>
       <w:proofErr w:type="spellEnd"/>
       <w:r>
-        <w:t xml:space="preserve"> sách provider, thứ tự ban đầu, provider đang hoạt động và các thiết lập như số token, số lần thử lại, giới hạn token; đồng thời cho phép chuyển sang provider kế tiếp và áp dụng </w:t>
+        <w:t xml:space="preserve"> </w:t>
+      </w:r>
+      <w:proofErr w:type="spellStart"/>
+      <w:r>
+        <w:t>sách</w:t>
+      </w:r>
+      <w:proofErr w:type="spellEnd"/>
+      <w:r>
+        <w:t xml:space="preserve"> provider, </w:t>
+      </w:r>
+      <w:proofErr w:type="spellStart"/>
+      <w:r>
+        <w:t>thứ</w:t>
+      </w:r>
+      <w:proofErr w:type="spellEnd"/>
+      <w:r>
+        <w:t xml:space="preserve"> tự ban đầu, provider đang hoạt động và các thiết lập như số token, số lần thử lại, giới hạn token; đồng thời cho phép chuyển sang provider kế tiếp </w:t>
+      </w:r>
+      <w:proofErr w:type="spellStart"/>
+      <w:r>
+        <w:t>và</w:t>
+      </w:r>
+      <w:proofErr w:type="spellEnd"/>
+      <w:r>
+        <w:t xml:space="preserve"> </w:t>
+      </w:r>
+      <w:proofErr w:type="spellStart"/>
+      <w:r>
+        <w:t>áp</w:t>
+      </w:r>
+      <w:proofErr w:type="spellEnd"/>
+      <w:r>
+        <w:t xml:space="preserve"> </w:t>
+      </w:r>
+      <w:proofErr w:type="spellStart"/>
+      <w:r>
+        <w:t>dụng</w:t>
+      </w:r>
+      <w:proofErr w:type="spellEnd"/>
+      <w:r>
+        <w:t xml:space="preserve"> </w:t>
       </w:r>
       <w:proofErr w:type="spellStart"/>
       <w:r>
@@ -5742,7 +5954,31 @@
     </w:p>
     <w:p>
       <w:r>
-        <w:t xml:space="preserve">Executor chịu trách nhiệm đi qua danh sách PlanStep và thực hiện từng bước. Trong Executor.h có giao diện ITool với hai hàm cốt </w:t>
+        <w:t xml:space="preserve">Executor chịu trách nhiệm đi qua danh sách PlanStep và thực hiện từng bước. Trong Executor.h có giao diện ITool với </w:t>
+      </w:r>
+      <w:proofErr w:type="spellStart"/>
+      <w:r>
+        <w:t>hai</w:t>
+      </w:r>
+      <w:proofErr w:type="spellEnd"/>
+      <w:r>
+        <w:t xml:space="preserve"> </w:t>
+      </w:r>
+      <w:proofErr w:type="spellStart"/>
+      <w:r>
+        <w:t>hàm</w:t>
+      </w:r>
+      <w:proofErr w:type="spellEnd"/>
+      <w:r>
+        <w:t xml:space="preserve"> </w:t>
+      </w:r>
+      <w:proofErr w:type="spellStart"/>
+      <w:r>
+        <w:t>cốt</w:t>
+      </w:r>
+      <w:proofErr w:type="spellEnd"/>
+      <w:r>
+        <w:t xml:space="preserve"> </w:t>
       </w:r>
       <w:proofErr w:type="spellStart"/>
       <w:r>
@@ -5801,7 +6037,39 @@
       </w:r>
       <w:proofErr w:type="spellEnd"/>
       <w:r>
-        <w:t xml:space="preserve"> mới, lập trình viên có thể tạo lớp </w:t>
+        <w:t xml:space="preserve"> </w:t>
+      </w:r>
+      <w:proofErr w:type="spellStart"/>
+      <w:r>
+        <w:t>mới</w:t>
+      </w:r>
+      <w:proofErr w:type="spellEnd"/>
+      <w:r>
+        <w:t xml:space="preserve">, lập trình viên có </w:t>
+      </w:r>
+      <w:proofErr w:type="spellStart"/>
+      <w:r>
+        <w:t>thể</w:t>
+      </w:r>
+      <w:proofErr w:type="spellEnd"/>
+      <w:r>
+        <w:t xml:space="preserve"> </w:t>
+      </w:r>
+      <w:proofErr w:type="spellStart"/>
+      <w:r>
+        <w:t>tạo</w:t>
+      </w:r>
+      <w:proofErr w:type="spellEnd"/>
+      <w:r>
+        <w:t xml:space="preserve"> </w:t>
+      </w:r>
+      <w:proofErr w:type="spellStart"/>
+      <w:r>
+        <w:t>lớp</w:t>
+      </w:r>
+      <w:proofErr w:type="spellEnd"/>
+      <w:r>
+        <w:t xml:space="preserve"> </w:t>
       </w:r>
       <w:proofErr w:type="spellStart"/>
       <w:r>
@@ -5860,7 +6128,31 @@
     </w:p>
     <w:p>
       <w:r>
-        <w:t xml:space="preserve">Memory giữ hai nhóm dữ liệu: lịch sử dưới dạng các MemoryEntry gồm role và content, cùng một tập hợp facts dạng khóa/giá trị. Các hàm như addEntry(), setFact(), getFact(), hasFact() và buildContext() cho phép ghi lịch sử, cập nhật dữ kiện và tạo ngữ cảnh để gửi lại mô hình [8]. Ví dụ, chương trình ghi goal, requirements và constraints ban đầu vào Memory; sau mỗi bước tool, có thể lưu đầu ra theo khóa để các </w:t>
+        <w:t xml:space="preserve">Memory giữ hai nhóm dữ liệu: lịch sử dưới dạng các MemoryEntry gồm role và content, cùng một tập hợp facts dạng khóa/giá trị. Các hàm như addEntry(), setFact(), getFact(), hasFact() và buildContext() cho phép ghi lịch sử, cập nhật dữ kiện và tạo ngữ cảnh để gửi lại mô hình [8]. Ví dụ, chương trình ghi goal, requirements và constraints ban đầu vào Memory; sau mỗi bước tool, có thể lưu đầu ra theo </w:t>
+      </w:r>
+      <w:proofErr w:type="spellStart"/>
+      <w:r>
+        <w:t>khóa</w:t>
+      </w:r>
+      <w:proofErr w:type="spellEnd"/>
+      <w:r>
+        <w:t xml:space="preserve"> </w:t>
+      </w:r>
+      <w:proofErr w:type="spellStart"/>
+      <w:r>
+        <w:t>để</w:t>
+      </w:r>
+      <w:proofErr w:type="spellEnd"/>
+      <w:r>
+        <w:t xml:space="preserve"> </w:t>
+      </w:r>
+      <w:proofErr w:type="spellStart"/>
+      <w:r>
+        <w:t>các</w:t>
+      </w:r>
+      <w:proofErr w:type="spellEnd"/>
+      <w:r>
+        <w:t xml:space="preserve"> </w:t>
       </w:r>
       <w:proofErr w:type="spellStart"/>
       <w:r>
@@ -6324,13 +6616,27 @@
               <w:rPr>
                 <w:sz w:val="17"/>
               </w:rPr>
-              <w:t xml:space="preserve">Planner sử dụng Task, context </w:t>
+              <w:t xml:space="preserve">Planner sử </w:t>
             </w:r>
             <w:proofErr w:type="spellStart"/>
             <w:r>
               <w:rPr>
                 <w:sz w:val="17"/>
               </w:rPr>
+              <w:t>dụng</w:t>
+            </w:r>
+            <w:proofErr w:type="spellEnd"/>
+            <w:r>
+              <w:rPr>
+                <w:sz w:val="17"/>
+              </w:rPr>
+              <w:t xml:space="preserve"> Task, context </w:t>
+            </w:r>
+            <w:proofErr w:type="spellStart"/>
+            <w:r>
+              <w:rPr>
+                <w:sz w:val="17"/>
+              </w:rPr>
               <w:t>và</w:t>
             </w:r>
             <w:proofErr w:type="spellEnd"/>
@@ -6392,7 +6698,35 @@
               <w:rPr>
                 <w:sz w:val="17"/>
               </w:rPr>
-              <w:t xml:space="preserve"> sách PlanStep.</w:t>
+              <w:t xml:space="preserve"> </w:t>
+            </w:r>
+            <w:proofErr w:type="spellStart"/>
+            <w:r>
+              <w:rPr>
+                <w:sz w:val="17"/>
+              </w:rPr>
+              <w:t>sách</w:t>
+            </w:r>
+            <w:proofErr w:type="spellEnd"/>
+            <w:r>
+              <w:rPr>
+                <w:sz w:val="17"/>
+              </w:rPr>
+              <w:t xml:space="preserve"> </w:t>
+            </w:r>
+            <w:proofErr w:type="spellStart"/>
+            <w:r>
+              <w:rPr>
+                <w:sz w:val="17"/>
+              </w:rPr>
+              <w:t>PlanStep</w:t>
+            </w:r>
+            <w:proofErr w:type="spellEnd"/>
+            <w:r>
+              <w:rPr>
+                <w:sz w:val="17"/>
+              </w:rPr>
+              <w:t>.</w:t>
             </w:r>
           </w:p>
         </w:tc>
@@ -6582,8 +6916,16 @@
               <w:rPr>
                 <w:sz w:val="17"/>
               </w:rPr>
-              <w:t xml:space="preserve"> quả</w:t>
-            </w:r>
+              <w:t xml:space="preserve"> </w:t>
+            </w:r>
+            <w:proofErr w:type="spellStart"/>
+            <w:r>
+              <w:rPr>
+                <w:sz w:val="17"/>
+              </w:rPr>
+              <w:t>quả</w:t>
+            </w:r>
+            <w:proofErr w:type="spellEnd"/>
           </w:p>
         </w:tc>
         <w:tc>
@@ -7233,7 +7575,23 @@
     </w:p>
     <w:p>
       <w:r>
-        <w:t xml:space="preserve">Bảng cho thấy ý nghĩa của </w:t>
+        <w:t xml:space="preserve">Bảng cho thấy ý </w:t>
+      </w:r>
+      <w:proofErr w:type="spellStart"/>
+      <w:r>
+        <w:t>nghĩa</w:t>
+      </w:r>
+      <w:proofErr w:type="spellEnd"/>
+      <w:r>
+        <w:t xml:space="preserve"> </w:t>
+      </w:r>
+      <w:proofErr w:type="spellStart"/>
+      <w:r>
+        <w:t>của</w:t>
+      </w:r>
+      <w:proofErr w:type="spellEnd"/>
+      <w:r>
+        <w:t xml:space="preserve"> </w:t>
       </w:r>
       <w:proofErr w:type="spellStart"/>
       <w:r>
@@ -7875,7 +8233,31 @@
     </w:p>
     <w:p>
       <w:r>
-        <w:t xml:space="preserve">State Pattern theo nghĩa kinh điển biểu diễn từng trạng thái bằng một đối tượng riêng, mỗi đối tượng xác định hành vi khi hệ thống ở trạng thái đó. Trong APIAgent, State.h định nghĩa enum AgentState gồm IDLE, THINKING, EXECUTING, COMPLETED và FAILED; AgentStatus chứa tên và trạng thái nguyên tử. Cách triển khai này cung cấp mô hình trạng thái rõ ràng, dễ đọc và hỗ trợ </w:t>
+        <w:t xml:space="preserve">State Pattern theo nghĩa kinh điển biểu diễn từng trạng thái bằng một đối tượng riêng, mỗi đối tượng xác định hành vi khi hệ thống ở trạng thái đó. Trong APIAgent, State.h định nghĩa enum AgentState gồm IDLE, THINKING, EXECUTING, COMPLETED và FAILED; AgentStatus chứa tên và trạng thái nguyên tử. Cách triển khai này cung cấp mô hình trạng thái rõ ràng, dễ đọc </w:t>
+      </w:r>
+      <w:proofErr w:type="spellStart"/>
+      <w:r>
+        <w:t>và</w:t>
+      </w:r>
+      <w:proofErr w:type="spellEnd"/>
+      <w:r>
+        <w:t xml:space="preserve"> </w:t>
+      </w:r>
+      <w:proofErr w:type="spellStart"/>
+      <w:r>
+        <w:t>hỗ</w:t>
+      </w:r>
+      <w:proofErr w:type="spellEnd"/>
+      <w:r>
+        <w:t xml:space="preserve"> </w:t>
+      </w:r>
+      <w:proofErr w:type="spellStart"/>
+      <w:r>
+        <w:t>trợ</w:t>
+      </w:r>
+      <w:proofErr w:type="spellEnd"/>
+      <w:r>
+        <w:t xml:space="preserve"> </w:t>
       </w:r>
       <w:proofErr w:type="spellStart"/>
       <w:r>
@@ -7915,7 +8297,15 @@
         <w:pStyle w:val="Heading2"/>
       </w:pPr>
       <w:r>
-        <w:t xml:space="preserve">6.3. Observer Pattern - giao </w:t>
+        <w:t xml:space="preserve">6.3. Observer Pattern - </w:t>
+      </w:r>
+      <w:proofErr w:type="spellStart"/>
+      <w:r>
+        <w:t>giao</w:t>
+      </w:r>
+      <w:proofErr w:type="spellEnd"/>
+      <w:r>
+        <w:t xml:space="preserve"> </w:t>
       </w:r>
       <w:proofErr w:type="spellStart"/>
       <w:r>
@@ -7965,7 +8355,31 @@
       </w:r>
       <w:proofErr w:type="spellEnd"/>
       <w:r>
-        <w:t xml:space="preserve"> Observation và AgentMessage, có các thao tác gửi/đọc thông điệp và hàm điều phối hai Agent. Đây là nền tảng cho giao tiếp giữa các vai trò, nhưng giao diện hiện thấy chưa chứng minh đầy đủ cơ chế đăng ký/hủy đăng ký listener và notify subscriber như Observer Pattern chuẩn. Vì vậy nên mô tả là “mô-đun Observer/điều phối mang ý tưởng quản lý thông điệp”; việc hoàn thiện pattern có thể làm ở </w:t>
+        <w:t xml:space="preserve"> Observation </w:t>
+      </w:r>
+      <w:proofErr w:type="spellStart"/>
+      <w:r>
+        <w:t>và</w:t>
+      </w:r>
+      <w:proofErr w:type="spellEnd"/>
+      <w:r>
+        <w:t xml:space="preserve"> AgentMessage, có các thao tác gửi/đọc thông điệp và hàm điều phối hai Agent. Đây là nền tảng cho giao tiếp giữa các vai trò, nhưng giao diện hiện thấy chưa chứng minh đầy đủ cơ chế đăng ký/hủy đăng ký listener và notify subscriber như Observer Pattern chuẩn. Vì vậy nên mô tả là “mô-đun Observer/điều phối mang ý tưởng quản lý thông điệp”; việc hoàn thiện pattern có </w:t>
+      </w:r>
+      <w:proofErr w:type="spellStart"/>
+      <w:r>
+        <w:t>thể</w:t>
+      </w:r>
+      <w:proofErr w:type="spellEnd"/>
+      <w:r>
+        <w:t xml:space="preserve"> </w:t>
+      </w:r>
+      <w:proofErr w:type="spellStart"/>
+      <w:r>
+        <w:t>làm</w:t>
+      </w:r>
+      <w:proofErr w:type="spellEnd"/>
+      <w:r>
+        <w:t xml:space="preserve"> ở </w:t>
       </w:r>
       <w:proofErr w:type="spellStart"/>
       <w:r>
@@ -8002,10 +8416,7 @@
         <w:pStyle w:val="Heading1"/>
       </w:pPr>
       <w:r>
-        <w:t>7</w:t>
-      </w:r>
-      <w:r>
-        <w:t>. HẠN CHẾ VÀ HƯỚNG PHÁT TRIỂN</w:t>
+        <w:t>7. HẠN CHẾ VÀ HƯỚNG PHÁT TRIỂN</w:t>
       </w:r>
     </w:p>
     <w:tbl>
@@ -8514,7 +8925,49 @@
               <w:rPr>
                 <w:sz w:val="16"/>
               </w:rPr>
-              <w:t xml:space="preserve">Chuyển từ điều phối cố định </w:t>
+              <w:t xml:space="preserve">Chuyển từ điều </w:t>
+            </w:r>
+            <w:proofErr w:type="spellStart"/>
+            <w:r>
+              <w:rPr>
+                <w:sz w:val="16"/>
+              </w:rPr>
+              <w:t>phối</w:t>
+            </w:r>
+            <w:proofErr w:type="spellEnd"/>
+            <w:r>
+              <w:rPr>
+                <w:sz w:val="16"/>
+              </w:rPr>
+              <w:t xml:space="preserve"> </w:t>
+            </w:r>
+            <w:proofErr w:type="spellStart"/>
+            <w:r>
+              <w:rPr>
+                <w:sz w:val="16"/>
+              </w:rPr>
+              <w:t>cố</w:t>
+            </w:r>
+            <w:proofErr w:type="spellEnd"/>
+            <w:r>
+              <w:rPr>
+                <w:sz w:val="16"/>
+              </w:rPr>
+              <w:t xml:space="preserve"> </w:t>
+            </w:r>
+            <w:proofErr w:type="spellStart"/>
+            <w:r>
+              <w:rPr>
+                <w:sz w:val="16"/>
+              </w:rPr>
+              <w:t>định</w:t>
+            </w:r>
+            <w:proofErr w:type="spellEnd"/>
+            <w:r>
+              <w:rPr>
+                <w:sz w:val="16"/>
+              </w:rPr>
+              <w:t xml:space="preserve"> </w:t>
             </w:r>
             <w:proofErr w:type="spellStart"/>
             <w:r>
@@ -8769,17 +9222,39 @@
             <w:pPr>
               <w:spacing w:after="0" w:line="240" w:lineRule="auto"/>
             </w:pPr>
+            <w:proofErr w:type="spellStart"/>
             <w:r>
               <w:rPr>
                 <w:sz w:val="16"/>
               </w:rPr>
-              <w:t xml:space="preserve">Bổ sung lưu </w:t>
+              <w:t>Bổ</w:t>
+            </w:r>
+            <w:proofErr w:type="spellEnd"/>
+            <w:r>
+              <w:rPr>
+                <w:sz w:val="16"/>
+              </w:rPr>
+              <w:t xml:space="preserve"> sung </w:t>
             </w:r>
             <w:proofErr w:type="spellStart"/>
             <w:r>
               <w:rPr>
                 <w:sz w:val="16"/>
               </w:rPr>
+              <w:t>lưu</w:t>
+            </w:r>
+            <w:proofErr w:type="spellEnd"/>
+            <w:r>
+              <w:rPr>
+                <w:sz w:val="16"/>
+              </w:rPr>
+              <w:t xml:space="preserve"> </w:t>
+            </w:r>
+            <w:proofErr w:type="spellStart"/>
+            <w:r>
+              <w:rPr>
+                <w:sz w:val="16"/>
+              </w:rPr>
               <w:t>trữ</w:t>
             </w:r>
             <w:proofErr w:type="spellEnd"/>
@@ -8877,7 +9352,49 @@
               <w:rPr>
                 <w:sz w:val="16"/>
               </w:rPr>
-              <w:t xml:space="preserve"> thước và truy xuất theo nhu cầu.</w:t>
+              <w:t xml:space="preserve"> </w:t>
+            </w:r>
+            <w:proofErr w:type="spellStart"/>
+            <w:r>
+              <w:rPr>
+                <w:sz w:val="16"/>
+              </w:rPr>
+              <w:t>thước</w:t>
+            </w:r>
+            <w:proofErr w:type="spellEnd"/>
+            <w:r>
+              <w:rPr>
+                <w:sz w:val="16"/>
+              </w:rPr>
+              <w:t xml:space="preserve"> </w:t>
+            </w:r>
+            <w:proofErr w:type="spellStart"/>
+            <w:r>
+              <w:rPr>
+                <w:sz w:val="16"/>
+              </w:rPr>
+              <w:t>và</w:t>
+            </w:r>
+            <w:proofErr w:type="spellEnd"/>
+            <w:r>
+              <w:rPr>
+                <w:sz w:val="16"/>
+              </w:rPr>
+              <w:t xml:space="preserve"> </w:t>
+            </w:r>
+            <w:proofErr w:type="spellStart"/>
+            <w:r>
+              <w:rPr>
+                <w:sz w:val="16"/>
+              </w:rPr>
+              <w:t>truy</w:t>
+            </w:r>
+            <w:proofErr w:type="spellEnd"/>
+            <w:r>
+              <w:rPr>
+                <w:sz w:val="16"/>
+              </w:rPr>
+              <w:t xml:space="preserve"> xuất theo nhu cầu.</w:t>
             </w:r>
           </w:p>
         </w:tc>
@@ -8973,13 +9490,7 @@
               <w:rPr>
                 <w:sz w:val="16"/>
               </w:rPr>
-              <w:t>B</w:t>
-            </w:r>
-            <w:r>
-              <w:rPr>
-                <w:sz w:val="16"/>
-              </w:rPr>
-              <w:t xml:space="preserve">áo </w:t>
+              <w:t xml:space="preserve">Báo </w:t>
             </w:r>
             <w:proofErr w:type="spellStart"/>
             <w:r>
@@ -9052,10 +9563,23 @@
         <w:pStyle w:val="Heading2"/>
       </w:pPr>
       <w:r>
-        <w:t>7</w:t>
-      </w:r>
-      <w:r>
-        <w:t xml:space="preserve">.1. Lộ trình </w:t>
+        <w:t xml:space="preserve">7.1. </w:t>
+      </w:r>
+      <w:proofErr w:type="spellStart"/>
+      <w:r>
+        <w:t>Lộ</w:t>
+      </w:r>
+      <w:proofErr w:type="spellEnd"/>
+      <w:r>
+        <w:t xml:space="preserve"> </w:t>
+      </w:r>
+      <w:proofErr w:type="spellStart"/>
+      <w:r>
+        <w:t>trình</w:t>
+      </w:r>
+      <w:proofErr w:type="spellEnd"/>
+      <w:r>
+        <w:t xml:space="preserve"> </w:t>
       </w:r>
       <w:proofErr w:type="spellStart"/>
       <w:r>
@@ -9491,10 +10015,7 @@
         <w:pStyle w:val="Heading1"/>
       </w:pPr>
       <w:r>
-        <w:t>8</w:t>
-      </w:r>
-      <w:r>
-        <w:t>. KẾT LUẬN</w:t>
+        <w:t>8. KẾT LUẬN</w:t>
       </w:r>
     </w:p>
     <w:p>
@@ -9504,7 +10025,31 @@
     </w:p>
     <w:p>
       <w:r>
-        <w:t xml:space="preserve">Điểm mạnh nhất của thiết kế là phân tách trách nhiệm, nhờ đó có cơ sở </w:t>
+        <w:t xml:space="preserve">Điểm mạnh nhất của thiết kế là phân tách trách nhiệm, nhờ đó </w:t>
+      </w:r>
+      <w:proofErr w:type="spellStart"/>
+      <w:r>
+        <w:t>có</w:t>
+      </w:r>
+      <w:proofErr w:type="spellEnd"/>
+      <w:r>
+        <w:t xml:space="preserve"> </w:t>
+      </w:r>
+      <w:proofErr w:type="spellStart"/>
+      <w:r>
+        <w:t>cơ</w:t>
+      </w:r>
+      <w:proofErr w:type="spellEnd"/>
+      <w:r>
+        <w:t xml:space="preserve"> </w:t>
+      </w:r>
+      <w:proofErr w:type="spellStart"/>
+      <w:r>
+        <w:t>sở</w:t>
+      </w:r>
+      <w:proofErr w:type="spellEnd"/>
+      <w:r>
+        <w:t xml:space="preserve"> </w:t>
       </w:r>
       <w:proofErr w:type="spellStart"/>
       <w:r>
@@ -9566,7 +10111,15 @@
       </w:r>
       <w:proofErr w:type="spellEnd"/>
       <w:r>
-        <w:t xml:space="preserve"> định </w:t>
+        <w:t xml:space="preserve"> </w:t>
+      </w:r>
+      <w:proofErr w:type="spellStart"/>
+      <w:r>
+        <w:t>định</w:t>
+      </w:r>
+      <w:proofErr w:type="spellEnd"/>
+      <w:r>
+        <w:t xml:space="preserve"> </w:t>
       </w:r>
       <w:proofErr w:type="spellStart"/>
       <w:r>
@@ -9633,7 +10186,23 @@
       </w:r>
       <w:proofErr w:type="spellEnd"/>
       <w:r>
-        <w:t xml:space="preserve"> quản lý bằng enum. Đây không làm mất giá trị học tập của dự án; ngược lại, chúng xác định rõ các bước tiếp theo để phát triển từ nguyên mẫu thành framework có khả năng mở rộng và kiểm thử tốt hơn.</w:t>
+        <w:t xml:space="preserve"> </w:t>
+      </w:r>
+      <w:proofErr w:type="spellStart"/>
+      <w:r>
+        <w:t>quản</w:t>
+      </w:r>
+      <w:proofErr w:type="spellEnd"/>
+      <w:r>
+        <w:t xml:space="preserve"> </w:t>
+      </w:r>
+      <w:proofErr w:type="spellStart"/>
+      <w:r>
+        <w:t>lý</w:t>
+      </w:r>
+      <w:proofErr w:type="spellEnd"/>
+      <w:r>
+        <w:t xml:space="preserve"> bằng enum. Đây không làm mất giá trị học tập của dự án; ngược lại, chúng xác định rõ các bước tiếp theo để phát triển từ nguyên mẫu thành framework có khả năng mở rộng và kiểm thử tốt hơn.</w:t>
       </w:r>
     </w:p>
     <w:p/>
@@ -10921,6 +11490,7 @@
   <w:style w:type="character" w:default="1" w:styleId="DefaultParagraphFont">
     <w:name w:val="Default Paragraph Font"/>
     <w:uiPriority w:val="1"/>
+    <w:semiHidden/>
     <w:unhideWhenUsed/>
   </w:style>
   <w:style w:type="table" w:default="1" w:styleId="TableNormal">

--- a/Bao_Cao_APIAgent.docx
+++ b/Bao_Cao_APIAgent.docx
@@ -55,35 +55,7 @@
         <w:rPr>
           <w:b/>
         </w:rPr>
-        <w:t xml:space="preserve">Thành </w:t>
-      </w:r>
-      <w:proofErr w:type="spellStart"/>
-      <w:r>
-        <w:rPr>
-          <w:b/>
-        </w:rPr>
-        <w:t>viên</w:t>
-      </w:r>
-      <w:proofErr w:type="spellEnd"/>
-      <w:r>
-        <w:rPr>
-          <w:b/>
-        </w:rPr>
-        <w:t xml:space="preserve">: </w:t>
-      </w:r>
-      <w:proofErr w:type="spellStart"/>
-      <w:r>
-        <w:rPr>
-          <w:b/>
-        </w:rPr>
-        <w:t>Nhóm</w:t>
-      </w:r>
-      <w:proofErr w:type="spellEnd"/>
-      <w:r>
-        <w:rPr>
-          <w:b/>
-        </w:rPr>
-        <w:t xml:space="preserve"> 1</w:t>
+        <w:t>Thành viên: Nhóm 1</w:t>
       </w:r>
     </w:p>
     <w:p>
@@ -100,33 +72,17 @@
         </w:rPr>
         <w:t>Dương Gia Bảo (</w:t>
       </w:r>
-      <w:proofErr w:type="spellStart"/>
       <w:r>
         <w:rPr>
           <w:b/>
         </w:rPr>
         <w:t>nhạc</w:t>
       </w:r>
-      <w:proofErr w:type="spellEnd"/>
       <w:r>
         <w:rPr>
           <w:b/>
         </w:rPr>
-        <w:t xml:space="preserve"> </w:t>
-      </w:r>
-      <w:proofErr w:type="spellStart"/>
-      <w:r>
-        <w:rPr>
-          <w:b/>
-        </w:rPr>
-        <w:t>trưởng</w:t>
-      </w:r>
-      <w:proofErr w:type="spellEnd"/>
-      <w:r>
-        <w:rPr>
-          <w:b/>
-        </w:rPr>
-        <w:t>)</w:t>
+        <w:t xml:space="preserve"> trưởng)</w:t>
       </w:r>
       <w:r>
         <w:rPr>
@@ -147,7 +103,19 @@
         <w:rPr>
           <w:b/>
         </w:rPr>
-        <w:t>Lưu Tuấn Cường                       10đ</w:t>
+        <w:t xml:space="preserve">Lưu Tuấn Cường                       </w:t>
+      </w:r>
+      <w:r>
+        <w:rPr>
+          <w:b/>
+        </w:rPr>
+        <w:t>9.25</w:t>
+      </w:r>
+      <w:r>
+        <w:rPr>
+          <w:b/>
+        </w:rPr>
+        <w:t>đ</w:t>
       </w:r>
     </w:p>
     <w:p>
@@ -168,7 +136,19 @@
         <w:rPr>
           <w:b/>
         </w:rPr>
-        <w:t xml:space="preserve">                      9đ</w:t>
+        <w:t xml:space="preserve">                      9</w:t>
+      </w:r>
+      <w:r>
+        <w:rPr>
+          <w:b/>
+        </w:rPr>
+        <w:t>.5</w:t>
+      </w:r>
+      <w:r>
+        <w:rPr>
+          <w:b/>
+        </w:rPr>
+        <w:t>đ</w:t>
       </w:r>
     </w:p>
     <w:p>
@@ -189,7 +169,19 @@
         <w:rPr>
           <w:b/>
         </w:rPr>
-        <w:t xml:space="preserve">                  8đ</w:t>
+        <w:t xml:space="preserve">                  </w:t>
+      </w:r>
+      <w:r>
+        <w:rPr>
+          <w:b/>
+        </w:rPr>
+        <w:t>8.25</w:t>
+      </w:r>
+      <w:r>
+        <w:rPr>
+          <w:b/>
+        </w:rPr>
+        <w:t>đ</w:t>
       </w:r>
     </w:p>
     <w:p>
@@ -210,7 +202,19 @@
         <w:rPr>
           <w:b/>
         </w:rPr>
-        <w:t xml:space="preserve">                       5đ</w:t>
+        <w:t xml:space="preserve">                       </w:t>
+      </w:r>
+      <w:r>
+        <w:rPr>
+          <w:b/>
+        </w:rPr>
+        <w:t>6</w:t>
+      </w:r>
+      <w:r>
+        <w:rPr>
+          <w:b/>
+        </w:rPr>
+        <w:t>đ</w:t>
       </w:r>
       <w:r>
         <w:rPr>
@@ -226,77 +230,14 @@
       <w:pPr>
         <w:pStyle w:val="Heading1"/>
       </w:pPr>
-      <w:proofErr w:type="spellStart"/>
       <w:r>
         <w:lastRenderedPageBreak/>
-        <w:t>Đề</w:t>
+        <w:t>Đề tài</w:t>
       </w:r>
-      <w:proofErr w:type="spellEnd"/>
-      <w:r>
-        <w:t xml:space="preserve"> </w:t>
-      </w:r>
-      <w:proofErr w:type="spellStart"/>
-      <w:r>
-        <w:t>tài</w:t>
-      </w:r>
-      <w:proofErr w:type="spellEnd"/>
     </w:p>
     <w:p>
-      <w:proofErr w:type="spellStart"/>
       <w:r>
-        <w:t>Thiết</w:t>
-      </w:r>
-      <w:proofErr w:type="spellEnd"/>
-      <w:r>
-        <w:t xml:space="preserve"> </w:t>
-      </w:r>
-      <w:proofErr w:type="spellStart"/>
-      <w:r>
-        <w:t>kế</w:t>
-      </w:r>
-      <w:proofErr w:type="spellEnd"/>
-      <w:r>
-        <w:t xml:space="preserve"> Framework Agentic AI </w:t>
-      </w:r>
-      <w:proofErr w:type="spellStart"/>
-      <w:r>
-        <w:t>Hướng</w:t>
-      </w:r>
-      <w:proofErr w:type="spellEnd"/>
-      <w:r>
-        <w:t xml:space="preserve"> </w:t>
-      </w:r>
-      <w:proofErr w:type="spellStart"/>
-      <w:r>
-        <w:t>Đối</w:t>
-      </w:r>
-      <w:proofErr w:type="spellEnd"/>
-      <w:r>
-        <w:t xml:space="preserve"> </w:t>
-      </w:r>
-      <w:proofErr w:type="spellStart"/>
-      <w:r>
-        <w:t>Tượng</w:t>
-      </w:r>
-      <w:proofErr w:type="spellEnd"/>
-      <w:r>
-        <w:t xml:space="preserve"> </w:t>
-      </w:r>
-      <w:proofErr w:type="spellStart"/>
-      <w:r>
-        <w:t>Tự</w:t>
-      </w:r>
-      <w:proofErr w:type="spellEnd"/>
-      <w:r>
-        <w:t xml:space="preserve"> Co Co-Stretch </w:t>
-      </w:r>
-      <w:proofErr w:type="spellStart"/>
-      <w:r>
-        <w:t>cho</w:t>
-      </w:r>
-      <w:proofErr w:type="spellEnd"/>
-      <w:r>
-        <w:t xml:space="preserve"> Multi-Agent Systems</w:t>
+        <w:t>Thiết kế Framework Agentic AI Hướng Đối Tượng Tự Co Co-Stretch cho Multi-Agent Systems</w:t>
       </w:r>
     </w:p>
     <w:p>
@@ -306,467 +247,33 @@
           <w:numId w:val="11"/>
         </w:numPr>
       </w:pPr>
-      <w:proofErr w:type="spellStart"/>
       <w:r>
         <w:rPr>
           <w:b/>
           <w:bCs/>
         </w:rPr>
-        <w:t>Mô</w:t>
+        <w:t>Mô tả:</w:t>
       </w:r>
-      <w:proofErr w:type="spellEnd"/>
+      <w:r>
+        <w:t xml:space="preserve"> Xây dựng một framework OOP cho phép khởi tạo, quản lý và điều phối mạng lưới nhiều AI Agent (Agentic AI) hợp tác giải quyết tác vụ phức tạp (như phân tích dữ liệu, tự động viết mã).</w:t>
+      </w:r>
+    </w:p>
+    <w:p>
+      <w:pPr>
+        <w:numPr>
+          <w:ilvl w:val="0"/>
+          <w:numId w:val="11"/>
+        </w:numPr>
+      </w:pPr>
       <w:r>
         <w:rPr>
           <w:b/>
           <w:bCs/>
         </w:rPr>
-        <w:t xml:space="preserve"> </w:t>
-      </w:r>
-      <w:proofErr w:type="spellStart"/>
-      <w:r>
-        <w:rPr>
-          <w:b/>
-          <w:bCs/>
-        </w:rPr>
-        <w:t>tả</w:t>
-      </w:r>
-      <w:proofErr w:type="spellEnd"/>
-      <w:r>
-        <w:rPr>
-          <w:b/>
-          <w:bCs/>
-        </w:rPr>
-        <w:t>:</w:t>
+        <w:t>Điểm mới &amp; Tính hiện đại:</w:t>
       </w:r>
       <w:r>
-        <w:t xml:space="preserve"> </w:t>
-      </w:r>
-      <w:proofErr w:type="spellStart"/>
-      <w:r>
-        <w:t>Xây</w:t>
-      </w:r>
-      <w:proofErr w:type="spellEnd"/>
-      <w:r>
-        <w:t xml:space="preserve"> </w:t>
-      </w:r>
-      <w:proofErr w:type="spellStart"/>
-      <w:r>
-        <w:t>dựng</w:t>
-      </w:r>
-      <w:proofErr w:type="spellEnd"/>
-      <w:r>
-        <w:t xml:space="preserve"> </w:t>
-      </w:r>
-      <w:proofErr w:type="spellStart"/>
-      <w:r>
-        <w:t>một</w:t>
-      </w:r>
-      <w:proofErr w:type="spellEnd"/>
-      <w:r>
-        <w:t xml:space="preserve"> framework OOP </w:t>
-      </w:r>
-      <w:proofErr w:type="spellStart"/>
-      <w:r>
-        <w:t>cho</w:t>
-      </w:r>
-      <w:proofErr w:type="spellEnd"/>
-      <w:r>
-        <w:t xml:space="preserve"> </w:t>
-      </w:r>
-      <w:proofErr w:type="spellStart"/>
-      <w:r>
-        <w:t>phép</w:t>
-      </w:r>
-      <w:proofErr w:type="spellEnd"/>
-      <w:r>
-        <w:t xml:space="preserve"> </w:t>
-      </w:r>
-      <w:proofErr w:type="spellStart"/>
-      <w:r>
-        <w:t>khởi</w:t>
-      </w:r>
-      <w:proofErr w:type="spellEnd"/>
-      <w:r>
-        <w:t xml:space="preserve"> </w:t>
-      </w:r>
-      <w:proofErr w:type="spellStart"/>
-      <w:r>
-        <w:t>tạo</w:t>
-      </w:r>
-      <w:proofErr w:type="spellEnd"/>
-      <w:r>
-        <w:t xml:space="preserve">, </w:t>
-      </w:r>
-      <w:proofErr w:type="spellStart"/>
-      <w:r>
-        <w:t>quản</w:t>
-      </w:r>
-      <w:proofErr w:type="spellEnd"/>
-      <w:r>
-        <w:t xml:space="preserve"> </w:t>
-      </w:r>
-      <w:proofErr w:type="spellStart"/>
-      <w:r>
-        <w:t>lý</w:t>
-      </w:r>
-      <w:proofErr w:type="spellEnd"/>
-      <w:r>
-        <w:t xml:space="preserve"> </w:t>
-      </w:r>
-      <w:proofErr w:type="spellStart"/>
-      <w:r>
-        <w:t>và</w:t>
-      </w:r>
-      <w:proofErr w:type="spellEnd"/>
-      <w:r>
-        <w:t xml:space="preserve"> </w:t>
-      </w:r>
-      <w:proofErr w:type="spellStart"/>
-      <w:r>
-        <w:t>điều</w:t>
-      </w:r>
-      <w:proofErr w:type="spellEnd"/>
-      <w:r>
-        <w:t xml:space="preserve"> </w:t>
-      </w:r>
-      <w:proofErr w:type="spellStart"/>
-      <w:r>
-        <w:t>phối</w:t>
-      </w:r>
-      <w:proofErr w:type="spellEnd"/>
-      <w:r>
-        <w:t xml:space="preserve"> </w:t>
-      </w:r>
-      <w:proofErr w:type="spellStart"/>
-      <w:r>
-        <w:t>mạng</w:t>
-      </w:r>
-      <w:proofErr w:type="spellEnd"/>
-      <w:r>
-        <w:t xml:space="preserve"> </w:t>
-      </w:r>
-      <w:proofErr w:type="spellStart"/>
-      <w:r>
-        <w:t>lưới</w:t>
-      </w:r>
-      <w:proofErr w:type="spellEnd"/>
-      <w:r>
-        <w:t xml:space="preserve"> </w:t>
-      </w:r>
-      <w:proofErr w:type="spellStart"/>
-      <w:r>
-        <w:t>nhiều</w:t>
-      </w:r>
-      <w:proofErr w:type="spellEnd"/>
-      <w:r>
-        <w:t xml:space="preserve"> AI Agent (Agentic AI) </w:t>
-      </w:r>
-      <w:proofErr w:type="spellStart"/>
-      <w:r>
-        <w:t>hợp</w:t>
-      </w:r>
-      <w:proofErr w:type="spellEnd"/>
-      <w:r>
-        <w:t xml:space="preserve"> </w:t>
-      </w:r>
-      <w:proofErr w:type="spellStart"/>
-      <w:r>
-        <w:t>tác</w:t>
-      </w:r>
-      <w:proofErr w:type="spellEnd"/>
-      <w:r>
-        <w:t xml:space="preserve"> </w:t>
-      </w:r>
-      <w:proofErr w:type="spellStart"/>
-      <w:r>
-        <w:t>giải</w:t>
-      </w:r>
-      <w:proofErr w:type="spellEnd"/>
-      <w:r>
-        <w:t xml:space="preserve"> </w:t>
-      </w:r>
-      <w:proofErr w:type="spellStart"/>
-      <w:r>
-        <w:t>quyết</w:t>
-      </w:r>
-      <w:proofErr w:type="spellEnd"/>
-      <w:r>
-        <w:t xml:space="preserve"> </w:t>
-      </w:r>
-      <w:proofErr w:type="spellStart"/>
-      <w:r>
-        <w:t>tác</w:t>
-      </w:r>
-      <w:proofErr w:type="spellEnd"/>
-      <w:r>
-        <w:t xml:space="preserve"> </w:t>
-      </w:r>
-      <w:proofErr w:type="spellStart"/>
-      <w:r>
-        <w:t>vụ</w:t>
-      </w:r>
-      <w:proofErr w:type="spellEnd"/>
-      <w:r>
-        <w:t xml:space="preserve"> </w:t>
-      </w:r>
-      <w:proofErr w:type="spellStart"/>
-      <w:r>
-        <w:t>phức</w:t>
-      </w:r>
-      <w:proofErr w:type="spellEnd"/>
-      <w:r>
-        <w:t xml:space="preserve"> </w:t>
-      </w:r>
-      <w:proofErr w:type="spellStart"/>
-      <w:r>
-        <w:t>tạp</w:t>
-      </w:r>
-      <w:proofErr w:type="spellEnd"/>
-      <w:r>
-        <w:t xml:space="preserve"> (</w:t>
-      </w:r>
-      <w:proofErr w:type="spellStart"/>
-      <w:r>
-        <w:t>như</w:t>
-      </w:r>
-      <w:proofErr w:type="spellEnd"/>
-      <w:r>
-        <w:t xml:space="preserve"> </w:t>
-      </w:r>
-      <w:proofErr w:type="spellStart"/>
-      <w:r>
-        <w:t>phân</w:t>
-      </w:r>
-      <w:proofErr w:type="spellEnd"/>
-      <w:r>
-        <w:t xml:space="preserve"> </w:t>
-      </w:r>
-      <w:proofErr w:type="spellStart"/>
-      <w:r>
-        <w:t>tích</w:t>
-      </w:r>
-      <w:proofErr w:type="spellEnd"/>
-      <w:r>
-        <w:t xml:space="preserve"> </w:t>
-      </w:r>
-      <w:proofErr w:type="spellStart"/>
-      <w:r>
-        <w:t>dữ</w:t>
-      </w:r>
-      <w:proofErr w:type="spellEnd"/>
-      <w:r>
-        <w:t xml:space="preserve"> </w:t>
-      </w:r>
-      <w:proofErr w:type="spellStart"/>
-      <w:r>
-        <w:t>liệu</w:t>
-      </w:r>
-      <w:proofErr w:type="spellEnd"/>
-      <w:r>
-        <w:t xml:space="preserve">, </w:t>
-      </w:r>
-      <w:proofErr w:type="spellStart"/>
-      <w:r>
-        <w:t>tự</w:t>
-      </w:r>
-      <w:proofErr w:type="spellEnd"/>
-      <w:r>
-        <w:t xml:space="preserve"> </w:t>
-      </w:r>
-      <w:proofErr w:type="spellStart"/>
-      <w:r>
-        <w:t>động</w:t>
-      </w:r>
-      <w:proofErr w:type="spellEnd"/>
-      <w:r>
-        <w:t xml:space="preserve"> </w:t>
-      </w:r>
-      <w:proofErr w:type="spellStart"/>
-      <w:r>
-        <w:t>viết</w:t>
-      </w:r>
-      <w:proofErr w:type="spellEnd"/>
-      <w:r>
-        <w:t xml:space="preserve"> </w:t>
-      </w:r>
-      <w:proofErr w:type="spellStart"/>
-      <w:r>
-        <w:t>mã</w:t>
-      </w:r>
-      <w:proofErr w:type="spellEnd"/>
-      <w:r>
-        <w:t>).</w:t>
-      </w:r>
-    </w:p>
-    <w:p>
-      <w:pPr>
-        <w:numPr>
-          <w:ilvl w:val="0"/>
-          <w:numId w:val="11"/>
-        </w:numPr>
-      </w:pPr>
-      <w:proofErr w:type="spellStart"/>
-      <w:r>
-        <w:rPr>
-          <w:b/>
-          <w:bCs/>
-        </w:rPr>
-        <w:t>Điểm</w:t>
-      </w:r>
-      <w:proofErr w:type="spellEnd"/>
-      <w:r>
-        <w:rPr>
-          <w:b/>
-          <w:bCs/>
-        </w:rPr>
-        <w:t xml:space="preserve"> </w:t>
-      </w:r>
-      <w:proofErr w:type="spellStart"/>
-      <w:r>
-        <w:rPr>
-          <w:b/>
-          <w:bCs/>
-        </w:rPr>
-        <w:t>mới</w:t>
-      </w:r>
-      <w:proofErr w:type="spellEnd"/>
-      <w:r>
-        <w:rPr>
-          <w:b/>
-          <w:bCs/>
-        </w:rPr>
-        <w:t xml:space="preserve"> &amp; </w:t>
-      </w:r>
-      <w:proofErr w:type="spellStart"/>
-      <w:r>
-        <w:rPr>
-          <w:b/>
-          <w:bCs/>
-        </w:rPr>
-        <w:t>Tính</w:t>
-      </w:r>
-      <w:proofErr w:type="spellEnd"/>
-      <w:r>
-        <w:rPr>
-          <w:b/>
-          <w:bCs/>
-        </w:rPr>
-        <w:t xml:space="preserve"> </w:t>
-      </w:r>
-      <w:proofErr w:type="spellStart"/>
-      <w:r>
-        <w:rPr>
-          <w:b/>
-          <w:bCs/>
-        </w:rPr>
-        <w:t>hiện</w:t>
-      </w:r>
-      <w:proofErr w:type="spellEnd"/>
-      <w:r>
-        <w:rPr>
-          <w:b/>
-          <w:bCs/>
-        </w:rPr>
-        <w:t xml:space="preserve"> </w:t>
-      </w:r>
-      <w:proofErr w:type="spellStart"/>
-      <w:r>
-        <w:rPr>
-          <w:b/>
-          <w:bCs/>
-        </w:rPr>
-        <w:t>đại</w:t>
-      </w:r>
-      <w:proofErr w:type="spellEnd"/>
-      <w:r>
-        <w:rPr>
-          <w:b/>
-          <w:bCs/>
-        </w:rPr>
-        <w:t>:</w:t>
-      </w:r>
-      <w:r>
-        <w:t xml:space="preserve"> </w:t>
-      </w:r>
-      <w:proofErr w:type="spellStart"/>
-      <w:r>
-        <w:t>Áp</w:t>
-      </w:r>
-      <w:proofErr w:type="spellEnd"/>
-      <w:r>
-        <w:t xml:space="preserve"> </w:t>
-      </w:r>
-      <w:proofErr w:type="spellStart"/>
-      <w:r>
-        <w:t>dụng</w:t>
-      </w:r>
-      <w:proofErr w:type="spellEnd"/>
-      <w:r>
-        <w:t xml:space="preserve"> OOP </w:t>
-      </w:r>
-      <w:proofErr w:type="spellStart"/>
-      <w:r>
-        <w:t>để</w:t>
-      </w:r>
-      <w:proofErr w:type="spellEnd"/>
-      <w:r>
-        <w:t xml:space="preserve"> </w:t>
-      </w:r>
-      <w:proofErr w:type="spellStart"/>
-      <w:r>
-        <w:t>đóng</w:t>
-      </w:r>
-      <w:proofErr w:type="spellEnd"/>
-      <w:r>
-        <w:t xml:space="preserve"> </w:t>
-      </w:r>
-      <w:proofErr w:type="spellStart"/>
-      <w:r>
-        <w:t>gói</w:t>
-      </w:r>
-      <w:proofErr w:type="spellEnd"/>
-      <w:r>
-        <w:t xml:space="preserve"> </w:t>
-      </w:r>
-      <w:proofErr w:type="spellStart"/>
-      <w:r>
-        <w:t>các</w:t>
-      </w:r>
-      <w:proofErr w:type="spellEnd"/>
-      <w:r>
-        <w:t xml:space="preserve"> </w:t>
-      </w:r>
-      <w:proofErr w:type="spellStart"/>
-      <w:r>
-        <w:t>thành</w:t>
-      </w:r>
-      <w:proofErr w:type="spellEnd"/>
-      <w:r>
-        <w:t xml:space="preserve"> </w:t>
-      </w:r>
-      <w:proofErr w:type="spellStart"/>
-      <w:r>
-        <w:t>phần</w:t>
-      </w:r>
-      <w:proofErr w:type="spellEnd"/>
-      <w:r>
-        <w:t xml:space="preserve"> Agent (Memory, Planner, Executor, Tool Repository). </w:t>
-      </w:r>
-      <w:proofErr w:type="spellStart"/>
-      <w:r>
-        <w:t>Sử</w:t>
-      </w:r>
-      <w:proofErr w:type="spellEnd"/>
-      <w:r>
-        <w:t xml:space="preserve"> </w:t>
-      </w:r>
-      <w:proofErr w:type="spellStart"/>
-      <w:r>
-        <w:t>dụng</w:t>
-      </w:r>
-      <w:proofErr w:type="spellEnd"/>
-      <w:r>
-        <w:t xml:space="preserve"> </w:t>
+        <w:t xml:space="preserve"> Áp dụng OOP để đóng gói các thành phần Agent (Memory, Planner, Executor, Tool Repository). Sử dụng </w:t>
       </w:r>
       <w:r>
         <w:rPr>
@@ -776,31 +283,7 @@
         <w:t>Strategy Pattern</w:t>
       </w:r>
       <w:r>
-        <w:t xml:space="preserve"> </w:t>
-      </w:r>
-      <w:proofErr w:type="spellStart"/>
-      <w:r>
-        <w:t>cho</w:t>
-      </w:r>
-      <w:proofErr w:type="spellEnd"/>
-      <w:r>
-        <w:t xml:space="preserve"> </w:t>
-      </w:r>
-      <w:proofErr w:type="spellStart"/>
-      <w:r>
-        <w:t>việc</w:t>
-      </w:r>
-      <w:proofErr w:type="spellEnd"/>
-      <w:r>
-        <w:t xml:space="preserve"> </w:t>
-      </w:r>
-      <w:proofErr w:type="spellStart"/>
-      <w:r>
-        <w:t>chọn</w:t>
-      </w:r>
-      <w:proofErr w:type="spellEnd"/>
-      <w:r>
-        <w:t xml:space="preserve"> LLM Provider, </w:t>
+        <w:t xml:space="preserve"> cho việc chọn LLM Provider, </w:t>
       </w:r>
       <w:r>
         <w:rPr>
@@ -810,71 +293,7 @@
         <w:t>Observer Pattern</w:t>
       </w:r>
       <w:r>
-        <w:t xml:space="preserve"> </w:t>
-      </w:r>
-      <w:proofErr w:type="spellStart"/>
-      <w:r>
-        <w:t>để</w:t>
-      </w:r>
-      <w:proofErr w:type="spellEnd"/>
-      <w:r>
-        <w:t xml:space="preserve"> </w:t>
-      </w:r>
-      <w:proofErr w:type="spellStart"/>
-      <w:r>
-        <w:t>quản</w:t>
-      </w:r>
-      <w:proofErr w:type="spellEnd"/>
-      <w:r>
-        <w:t xml:space="preserve"> </w:t>
-      </w:r>
-      <w:proofErr w:type="spellStart"/>
-      <w:r>
-        <w:t>lý</w:t>
-      </w:r>
-      <w:proofErr w:type="spellEnd"/>
-      <w:r>
-        <w:t xml:space="preserve"> </w:t>
-      </w:r>
-      <w:proofErr w:type="spellStart"/>
-      <w:r>
-        <w:t>giao</w:t>
-      </w:r>
-      <w:proofErr w:type="spellEnd"/>
-      <w:r>
-        <w:t xml:space="preserve"> </w:t>
-      </w:r>
-      <w:proofErr w:type="spellStart"/>
-      <w:r>
-        <w:t>tiếp</w:t>
-      </w:r>
-      <w:proofErr w:type="spellEnd"/>
-      <w:r>
-        <w:t xml:space="preserve"> </w:t>
-      </w:r>
-      <w:proofErr w:type="spellStart"/>
-      <w:r>
-        <w:t>giữa</w:t>
-      </w:r>
-      <w:proofErr w:type="spellEnd"/>
-      <w:r>
-        <w:t xml:space="preserve"> </w:t>
-      </w:r>
-      <w:proofErr w:type="spellStart"/>
-      <w:r>
-        <w:t>các</w:t>
-      </w:r>
-      <w:proofErr w:type="spellEnd"/>
-      <w:r>
-        <w:t xml:space="preserve"> Agent, </w:t>
-      </w:r>
-      <w:proofErr w:type="spellStart"/>
-      <w:r>
-        <w:t>và</w:t>
-      </w:r>
-      <w:proofErr w:type="spellEnd"/>
-      <w:r>
-        <w:t xml:space="preserve"> </w:t>
+        <w:t xml:space="preserve"> để quản lý giao tiếp giữa các Agent, và </w:t>
       </w:r>
       <w:r>
         <w:rPr>
@@ -884,63 +303,7 @@
         <w:t>State Pattern</w:t>
       </w:r>
       <w:r>
-        <w:t xml:space="preserve"> </w:t>
-      </w:r>
-      <w:proofErr w:type="spellStart"/>
-      <w:r>
-        <w:t>để</w:t>
-      </w:r>
-      <w:proofErr w:type="spellEnd"/>
-      <w:r>
-        <w:t xml:space="preserve"> </w:t>
-      </w:r>
-      <w:proofErr w:type="spellStart"/>
-      <w:r>
-        <w:t>quản</w:t>
-      </w:r>
-      <w:proofErr w:type="spellEnd"/>
-      <w:r>
-        <w:t xml:space="preserve"> </w:t>
-      </w:r>
-      <w:proofErr w:type="spellStart"/>
-      <w:r>
-        <w:t>lý</w:t>
-      </w:r>
-      <w:proofErr w:type="spellEnd"/>
-      <w:r>
-        <w:t xml:space="preserve"> </w:t>
-      </w:r>
-      <w:proofErr w:type="spellStart"/>
-      <w:r>
-        <w:t>trạng</w:t>
-      </w:r>
-      <w:proofErr w:type="spellEnd"/>
-      <w:r>
-        <w:t xml:space="preserve"> </w:t>
-      </w:r>
-      <w:proofErr w:type="spellStart"/>
-      <w:r>
-        <w:t>thái</w:t>
-      </w:r>
-      <w:proofErr w:type="spellEnd"/>
-      <w:r>
-        <w:t xml:space="preserve"> </w:t>
-      </w:r>
-      <w:proofErr w:type="spellStart"/>
-      <w:r>
-        <w:t>nhiệm</w:t>
-      </w:r>
-      <w:proofErr w:type="spellEnd"/>
-      <w:r>
-        <w:t xml:space="preserve"> </w:t>
-      </w:r>
-      <w:proofErr w:type="spellStart"/>
-      <w:r>
-        <w:t>vụ</w:t>
-      </w:r>
-      <w:proofErr w:type="spellEnd"/>
-      <w:r>
-        <w:t>.</w:t>
+        <w:t xml:space="preserve"> để quản lý trạng thái nhiệm vụ.</w:t>
       </w:r>
     </w:p>
     <w:p/>
@@ -959,77 +322,8 @@
     </w:p>
     <w:p/>
     <w:p>
-      <w:proofErr w:type="spellStart"/>
       <w:r>
-        <w:t>Xây</w:t>
-      </w:r>
-      <w:proofErr w:type="spellEnd"/>
-      <w:r>
-        <w:t xml:space="preserve"> </w:t>
-      </w:r>
-      <w:proofErr w:type="spellStart"/>
-      <w:r>
-        <w:t>dựng</w:t>
-      </w:r>
-      <w:proofErr w:type="spellEnd"/>
-      <w:r>
-        <w:t xml:space="preserve"> </w:t>
-      </w:r>
-      <w:proofErr w:type="spellStart"/>
-      <w:r>
-        <w:t>hướng</w:t>
-      </w:r>
-      <w:proofErr w:type="spellEnd"/>
-      <w:r>
-        <w:t xml:space="preserve"> </w:t>
-      </w:r>
-      <w:proofErr w:type="spellStart"/>
-      <w:r>
-        <w:t>đi</w:t>
-      </w:r>
-      <w:proofErr w:type="spellEnd"/>
-      <w:r>
-        <w:t xml:space="preserve"> </w:t>
-      </w:r>
-      <w:proofErr w:type="spellStart"/>
-      <w:r>
-        <w:t>theo</w:t>
-      </w:r>
-      <w:proofErr w:type="spellEnd"/>
-      <w:r>
-        <w:t xml:space="preserve"> </w:t>
-      </w:r>
-      <w:proofErr w:type="spellStart"/>
-      <w:r>
-        <w:t>mức</w:t>
-      </w:r>
-      <w:proofErr w:type="spellEnd"/>
-      <w:r>
-        <w:t xml:space="preserve"> </w:t>
-      </w:r>
-      <w:proofErr w:type="spellStart"/>
-      <w:r>
-        <w:t>độ</w:t>
-      </w:r>
-      <w:proofErr w:type="spellEnd"/>
-      <w:r>
-        <w:t xml:space="preserve"> </w:t>
-      </w:r>
-      <w:proofErr w:type="spellStart"/>
-      <w:r>
-        <w:t>ưu</w:t>
-      </w:r>
-      <w:proofErr w:type="spellEnd"/>
-      <w:r>
-        <w:t xml:space="preserve"> </w:t>
-      </w:r>
-      <w:proofErr w:type="spellStart"/>
-      <w:r>
-        <w:t>tiên</w:t>
-      </w:r>
-      <w:proofErr w:type="spellEnd"/>
-      <w:r>
-        <w:t xml:space="preserve">: </w:t>
+        <w:t xml:space="preserve">Xây dựng hướng đi theo mức độ ưu tiên: </w:t>
       </w:r>
     </w:p>
     <w:p>
@@ -1040,123 +334,9 @@
           <w:numId w:val="12"/>
         </w:numPr>
       </w:pPr>
-      <w:proofErr w:type="spellStart"/>
       <w:r>
-        <w:t>Phát</w:t>
+        <w:t>Phát triển framework Agentic AI theo OOP, tập trung vào tính đóng gói, tính đa hình, tính trừu tượng</w:t>
       </w:r>
-      <w:proofErr w:type="spellEnd"/>
-      <w:r>
-        <w:t xml:space="preserve"> </w:t>
-      </w:r>
-      <w:proofErr w:type="spellStart"/>
-      <w:r>
-        <w:t>triển</w:t>
-      </w:r>
-      <w:proofErr w:type="spellEnd"/>
-      <w:r>
-        <w:t xml:space="preserve"> framework Agentic AI </w:t>
-      </w:r>
-      <w:proofErr w:type="spellStart"/>
-      <w:r>
-        <w:t>theo</w:t>
-      </w:r>
-      <w:proofErr w:type="spellEnd"/>
-      <w:r>
-        <w:t xml:space="preserve"> OOP, </w:t>
-      </w:r>
-      <w:proofErr w:type="spellStart"/>
-      <w:r>
-        <w:t>tập</w:t>
-      </w:r>
-      <w:proofErr w:type="spellEnd"/>
-      <w:r>
-        <w:t xml:space="preserve"> </w:t>
-      </w:r>
-      <w:proofErr w:type="spellStart"/>
-      <w:r>
-        <w:t>trung</w:t>
-      </w:r>
-      <w:proofErr w:type="spellEnd"/>
-      <w:r>
-        <w:t xml:space="preserve"> </w:t>
-      </w:r>
-      <w:proofErr w:type="spellStart"/>
-      <w:r>
-        <w:t>vào</w:t>
-      </w:r>
-      <w:proofErr w:type="spellEnd"/>
-      <w:r>
-        <w:t xml:space="preserve"> </w:t>
-      </w:r>
-      <w:proofErr w:type="spellStart"/>
-      <w:r>
-        <w:t>tính</w:t>
-      </w:r>
-      <w:proofErr w:type="spellEnd"/>
-      <w:r>
-        <w:t xml:space="preserve"> </w:t>
-      </w:r>
-      <w:proofErr w:type="spellStart"/>
-      <w:r>
-        <w:t>đóng</w:t>
-      </w:r>
-      <w:proofErr w:type="spellEnd"/>
-      <w:r>
-        <w:t xml:space="preserve"> </w:t>
-      </w:r>
-      <w:proofErr w:type="spellStart"/>
-      <w:r>
-        <w:t>gói</w:t>
-      </w:r>
-      <w:proofErr w:type="spellEnd"/>
-      <w:r>
-        <w:t xml:space="preserve">, </w:t>
-      </w:r>
-      <w:proofErr w:type="spellStart"/>
-      <w:r>
-        <w:t>tính</w:t>
-      </w:r>
-      <w:proofErr w:type="spellEnd"/>
-      <w:r>
-        <w:t xml:space="preserve"> </w:t>
-      </w:r>
-      <w:proofErr w:type="spellStart"/>
-      <w:r>
-        <w:t>đa</w:t>
-      </w:r>
-      <w:proofErr w:type="spellEnd"/>
-      <w:r>
-        <w:t xml:space="preserve"> </w:t>
-      </w:r>
-      <w:proofErr w:type="spellStart"/>
-      <w:r>
-        <w:t>hình</w:t>
-      </w:r>
-      <w:proofErr w:type="spellEnd"/>
-      <w:r>
-        <w:t xml:space="preserve">, </w:t>
-      </w:r>
-      <w:proofErr w:type="spellStart"/>
-      <w:r>
-        <w:t>tính</w:t>
-      </w:r>
-      <w:proofErr w:type="spellEnd"/>
-      <w:r>
-        <w:t xml:space="preserve"> </w:t>
-      </w:r>
-      <w:proofErr w:type="spellStart"/>
-      <w:r>
-        <w:t>trừu</w:t>
-      </w:r>
-      <w:proofErr w:type="spellEnd"/>
-      <w:r>
-        <w:t xml:space="preserve"> </w:t>
-      </w:r>
-      <w:proofErr w:type="spellStart"/>
-      <w:r>
-        <w:t>tượng</w:t>
-      </w:r>
-      <w:proofErr w:type="spellEnd"/>
     </w:p>
     <w:p>
       <w:pPr>
@@ -1166,131 +346,9 @@
           <w:numId w:val="12"/>
         </w:numPr>
       </w:pPr>
-      <w:proofErr w:type="spellStart"/>
       <w:r>
-        <w:t>Xây</w:t>
+        <w:t>Xây dựng hệ thống đa agents có khả năng phân công, phối hợp, thực thi nhiệm vụ</w:t>
       </w:r>
-      <w:proofErr w:type="spellEnd"/>
-      <w:r>
-        <w:t xml:space="preserve"> </w:t>
-      </w:r>
-      <w:proofErr w:type="spellStart"/>
-      <w:r>
-        <w:t>dựng</w:t>
-      </w:r>
-      <w:proofErr w:type="spellEnd"/>
-      <w:r>
-        <w:t xml:space="preserve"> </w:t>
-      </w:r>
-      <w:proofErr w:type="spellStart"/>
-      <w:r>
-        <w:t>hệ</w:t>
-      </w:r>
-      <w:proofErr w:type="spellEnd"/>
-      <w:r>
-        <w:t xml:space="preserve"> </w:t>
-      </w:r>
-      <w:proofErr w:type="spellStart"/>
-      <w:r>
-        <w:t>thống</w:t>
-      </w:r>
-      <w:proofErr w:type="spellEnd"/>
-      <w:r>
-        <w:t xml:space="preserve"> </w:t>
-      </w:r>
-      <w:proofErr w:type="spellStart"/>
-      <w:r>
-        <w:t>đa</w:t>
-      </w:r>
-      <w:proofErr w:type="spellEnd"/>
-      <w:r>
-        <w:t xml:space="preserve"> agents </w:t>
-      </w:r>
-      <w:proofErr w:type="spellStart"/>
-      <w:r>
-        <w:t>có</w:t>
-      </w:r>
-      <w:proofErr w:type="spellEnd"/>
-      <w:r>
-        <w:t xml:space="preserve"> </w:t>
-      </w:r>
-      <w:proofErr w:type="spellStart"/>
-      <w:r>
-        <w:t>khả</w:t>
-      </w:r>
-      <w:proofErr w:type="spellEnd"/>
-      <w:r>
-        <w:t xml:space="preserve"> </w:t>
-      </w:r>
-      <w:proofErr w:type="spellStart"/>
-      <w:r>
-        <w:t>năng</w:t>
-      </w:r>
-      <w:proofErr w:type="spellEnd"/>
-      <w:r>
-        <w:t xml:space="preserve"> </w:t>
-      </w:r>
-      <w:proofErr w:type="spellStart"/>
-      <w:r>
-        <w:t>phân</w:t>
-      </w:r>
-      <w:proofErr w:type="spellEnd"/>
-      <w:r>
-        <w:t xml:space="preserve"> </w:t>
-      </w:r>
-      <w:proofErr w:type="spellStart"/>
-      <w:r>
-        <w:t>công</w:t>
-      </w:r>
-      <w:proofErr w:type="spellEnd"/>
-      <w:r>
-        <w:t xml:space="preserve">, </w:t>
-      </w:r>
-      <w:proofErr w:type="spellStart"/>
-      <w:r>
-        <w:t>phối</w:t>
-      </w:r>
-      <w:proofErr w:type="spellEnd"/>
-      <w:r>
-        <w:t xml:space="preserve"> </w:t>
-      </w:r>
-      <w:proofErr w:type="spellStart"/>
-      <w:r>
-        <w:t>hợp</w:t>
-      </w:r>
-      <w:proofErr w:type="spellEnd"/>
-      <w:r>
-        <w:t xml:space="preserve">, </w:t>
-      </w:r>
-      <w:proofErr w:type="spellStart"/>
-      <w:r>
-        <w:t>thực</w:t>
-      </w:r>
-      <w:proofErr w:type="spellEnd"/>
-      <w:r>
-        <w:t xml:space="preserve"> </w:t>
-      </w:r>
-      <w:proofErr w:type="spellStart"/>
-      <w:r>
-        <w:t>thi</w:t>
-      </w:r>
-      <w:proofErr w:type="spellEnd"/>
-      <w:r>
-        <w:t xml:space="preserve"> </w:t>
-      </w:r>
-      <w:proofErr w:type="spellStart"/>
-      <w:r>
-        <w:t>nhiệm</w:t>
-      </w:r>
-      <w:proofErr w:type="spellEnd"/>
-      <w:r>
-        <w:t xml:space="preserve"> </w:t>
-      </w:r>
-      <w:proofErr w:type="spellStart"/>
-      <w:r>
-        <w:t>vụ</w:t>
-      </w:r>
-      <w:proofErr w:type="spellEnd"/>
     </w:p>
     <w:p>
       <w:pPr>
@@ -1300,29 +358,8 @@
           <w:numId w:val="12"/>
         </w:numPr>
       </w:pPr>
-      <w:proofErr w:type="spellStart"/>
       <w:r>
-        <w:t>Tích</w:t>
-      </w:r>
-      <w:proofErr w:type="spellEnd"/>
-      <w:r>
-        <w:t xml:space="preserve"> </w:t>
-      </w:r>
-      <w:proofErr w:type="spellStart"/>
-      <w:r>
-        <w:t>hợp</w:t>
-      </w:r>
-      <w:proofErr w:type="spellEnd"/>
-      <w:r>
-        <w:t xml:space="preserve"> </w:t>
-      </w:r>
-      <w:proofErr w:type="spellStart"/>
-      <w:r>
-        <w:t>nhiều</w:t>
-      </w:r>
-      <w:proofErr w:type="spellEnd"/>
-      <w:r>
-        <w:t xml:space="preserve"> Provider AI API keys</w:t>
+        <w:t>Tích hợp nhiều Provider AI API keys</w:t>
       </w:r>
       <w:r>
         <w:br w:type="page"/>
@@ -1482,28 +519,12 @@
         </w:rPr>
         <w:t xml:space="preserve">8.  </w:t>
       </w:r>
-      <w:proofErr w:type="spellStart"/>
       <w:r>
         <w:rPr>
           <w:sz w:val="22"/>
         </w:rPr>
-        <w:t>Kết</w:t>
+        <w:t>Kết luận</w:t>
       </w:r>
-      <w:proofErr w:type="spellEnd"/>
-      <w:r>
-        <w:rPr>
-          <w:sz w:val="22"/>
-        </w:rPr>
-        <w:t xml:space="preserve"> </w:t>
-      </w:r>
-      <w:proofErr w:type="spellStart"/>
-      <w:r>
-        <w:rPr>
-          <w:sz w:val="22"/>
-        </w:rPr>
-        <w:t>luận</w:t>
-      </w:r>
-      <w:proofErr w:type="spellEnd"/>
       <w:r>
         <w:br w:type="page"/>
       </w:r>
@@ -1567,63 +588,7 @@
         <w:spacing w:after="40" w:line="259" w:lineRule="auto"/>
       </w:pPr>
       <w:r>
-        <w:t xml:space="preserve">Tách khâu lựa chọn chiến lược, lập kế hoạch, thực thi công cụ và </w:t>
-      </w:r>
-      <w:proofErr w:type="spellStart"/>
-      <w:r>
-        <w:t>lưu</w:t>
-      </w:r>
-      <w:proofErr w:type="spellEnd"/>
-      <w:r>
-        <w:t xml:space="preserve"> </w:t>
-      </w:r>
-      <w:proofErr w:type="spellStart"/>
-      <w:r>
-        <w:t>ngữ</w:t>
-      </w:r>
-      <w:proofErr w:type="spellEnd"/>
-      <w:r>
-        <w:t xml:space="preserve"> </w:t>
-      </w:r>
-      <w:proofErr w:type="spellStart"/>
-      <w:r>
-        <w:t>cảnh</w:t>
-      </w:r>
-      <w:proofErr w:type="spellEnd"/>
-      <w:r>
-        <w:t xml:space="preserve"> </w:t>
-      </w:r>
-      <w:proofErr w:type="spellStart"/>
-      <w:r>
-        <w:t>thành</w:t>
-      </w:r>
-      <w:proofErr w:type="spellEnd"/>
-      <w:r>
-        <w:t xml:space="preserve"> </w:t>
-      </w:r>
-      <w:proofErr w:type="spellStart"/>
-      <w:r>
-        <w:t>các</w:t>
-      </w:r>
-      <w:proofErr w:type="spellEnd"/>
-      <w:r>
-        <w:t xml:space="preserve"> </w:t>
-      </w:r>
-      <w:proofErr w:type="spellStart"/>
-      <w:r>
-        <w:t>mô-đun</w:t>
-      </w:r>
-      <w:proofErr w:type="spellEnd"/>
-      <w:r>
-        <w:t xml:space="preserve"> </w:t>
-      </w:r>
-      <w:proofErr w:type="spellStart"/>
-      <w:r>
-        <w:t>riêng</w:t>
-      </w:r>
-      <w:proofErr w:type="spellEnd"/>
-      <w:r>
-        <w:t>.</w:t>
+        <w:t>Tách khâu lựa chọn chiến lược, lập kế hoạch, thực thi công cụ và lưu ngữ cảnh thành các mô-đun riêng.</w:t>
       </w:r>
     </w:p>
     <w:p>
@@ -1636,55 +601,7 @@
     </w:p>
     <w:p>
       <w:r>
-        <w:t xml:space="preserve">Báo cáo dựa trên repository APIAgent. Phần lõi đang thể hiện các lớp Agent, Task, Result, Strategy, Planner, Executor, Memory, Observer/Observation và các LLM Provider. Chương trình chính có luồng xử lý nhiều Agent </w:t>
-      </w:r>
-      <w:proofErr w:type="spellStart"/>
-      <w:r>
-        <w:t>theo</w:t>
-      </w:r>
-      <w:proofErr w:type="spellEnd"/>
-      <w:r>
-        <w:t xml:space="preserve"> </w:t>
-      </w:r>
-      <w:proofErr w:type="spellStart"/>
-      <w:r>
-        <w:t>vai</w:t>
-      </w:r>
-      <w:proofErr w:type="spellEnd"/>
-      <w:r>
-        <w:t xml:space="preserve"> </w:t>
-      </w:r>
-      <w:proofErr w:type="spellStart"/>
-      <w:r>
-        <w:t>trò</w:t>
-      </w:r>
-      <w:proofErr w:type="spellEnd"/>
-      <w:r>
-        <w:t xml:space="preserve"> </w:t>
-      </w:r>
-      <w:proofErr w:type="spellStart"/>
-      <w:r>
-        <w:t>được</w:t>
-      </w:r>
-      <w:proofErr w:type="spellEnd"/>
-      <w:r>
-        <w:t xml:space="preserve"> </w:t>
-      </w:r>
-      <w:proofErr w:type="spellStart"/>
-      <w:r>
-        <w:t>đặt</w:t>
-      </w:r>
-      <w:proofErr w:type="spellEnd"/>
-      <w:r>
-        <w:t xml:space="preserve"> </w:t>
-      </w:r>
-      <w:proofErr w:type="spellStart"/>
-      <w:r>
-        <w:t>trước</w:t>
-      </w:r>
-      <w:proofErr w:type="spellEnd"/>
-      <w:r>
-        <w:t>.</w:t>
+        <w:t>Báo cáo dựa trên repository APIAgent. Phần lõi đang thể hiện các lớp Agent, Task, Result, Strategy, Planner, Executor, Memory, Observer/Observation và các LLM Provider. Chương trình chính có luồng xử lý nhiều Agent theo vai trò được đặt trước.</w:t>
       </w:r>
     </w:p>
     <w:p>
@@ -1700,61 +617,8 @@
         <w:t xml:space="preserve">Giá trị chính của dự án nằm ở cách tổ chức và điều phối các thành phần AI chứ không chỉ ở việc gửi một câu hỏi đến API. Việc tách trách nhiệm thành các lớp giúp người học hiểu cách áp dụng OOP trong một bài toán hiện đại, đồng thời tạo tiền đề cho việc phát triển framework </w:t>
       </w:r>
       <w:r>
-        <w:t xml:space="preserve">agentic AI </w:t>
+        <w:t>agentic AI có nhiều tiềm năng để phát triển</w:t>
       </w:r>
-      <w:proofErr w:type="spellStart"/>
-      <w:r>
-        <w:t>có</w:t>
-      </w:r>
-      <w:proofErr w:type="spellEnd"/>
-      <w:r>
-        <w:t xml:space="preserve"> </w:t>
-      </w:r>
-      <w:proofErr w:type="spellStart"/>
-      <w:r>
-        <w:t>nhiều</w:t>
-      </w:r>
-      <w:proofErr w:type="spellEnd"/>
-      <w:r>
-        <w:t xml:space="preserve"> </w:t>
-      </w:r>
-      <w:proofErr w:type="spellStart"/>
-      <w:r>
-        <w:t>tiềm</w:t>
-      </w:r>
-      <w:proofErr w:type="spellEnd"/>
-      <w:r>
-        <w:t xml:space="preserve"> </w:t>
-      </w:r>
-      <w:proofErr w:type="spellStart"/>
-      <w:r>
-        <w:t>năng</w:t>
-      </w:r>
-      <w:proofErr w:type="spellEnd"/>
-      <w:r>
-        <w:t xml:space="preserve"> </w:t>
-      </w:r>
-      <w:proofErr w:type="spellStart"/>
-      <w:r>
-        <w:t>để</w:t>
-      </w:r>
-      <w:proofErr w:type="spellEnd"/>
-      <w:r>
-        <w:t xml:space="preserve"> </w:t>
-      </w:r>
-      <w:proofErr w:type="spellStart"/>
-      <w:r>
-        <w:t>phát</w:t>
-      </w:r>
-      <w:proofErr w:type="spellEnd"/>
-      <w:r>
-        <w:t xml:space="preserve"> </w:t>
-      </w:r>
-      <w:proofErr w:type="spellStart"/>
-      <w:r>
-        <w:t>triển</w:t>
-      </w:r>
-      <w:proofErr w:type="spellEnd"/>
     </w:p>
     <w:p>
       <w:pPr>
@@ -1774,98 +638,13 @@
     </w:p>
     <w:p>
       <w:r>
-        <w:t xml:space="preserve">Một Agent có thể hiểu là thành phần nhận mục tiêu, sử dụng mô hình ngôn ngữ và các công cụ để tạo ra hành động hoặc kết quả. Một Agent không </w:t>
+        <w:t>Một Agent có thể hiểu là thành phần nhận mục tiêu, sử dụng mô hình ngôn ngữ và các công cụ để tạo ra hành động hoặc kết quả. Một Agent không nhất thiết là một mô hình riêng</w:t>
       </w:r>
-      <w:proofErr w:type="spellStart"/>
-      <w:r>
-        <w:t>nhất</w:t>
-      </w:r>
-      <w:proofErr w:type="spellEnd"/>
-      <w:r>
-        <w:t xml:space="preserve"> </w:t>
-      </w:r>
-      <w:proofErr w:type="spellStart"/>
-      <w:r>
-        <w:t>thiết</w:t>
-      </w:r>
-      <w:proofErr w:type="spellEnd"/>
-      <w:r>
-        <w:t xml:space="preserve"> </w:t>
-      </w:r>
-      <w:proofErr w:type="spellStart"/>
-      <w:r>
-        <w:t>là</w:t>
-      </w:r>
-      <w:proofErr w:type="spellEnd"/>
-      <w:r>
-        <w:t xml:space="preserve"> </w:t>
-      </w:r>
-      <w:proofErr w:type="spellStart"/>
-      <w:r>
-        <w:t>một</w:t>
-      </w:r>
-      <w:proofErr w:type="spellEnd"/>
-      <w:r>
-        <w:t xml:space="preserve"> </w:t>
-      </w:r>
-      <w:proofErr w:type="spellStart"/>
-      <w:r>
-        <w:t>mô</w:t>
-      </w:r>
-      <w:proofErr w:type="spellEnd"/>
-      <w:r>
-        <w:t xml:space="preserve"> </w:t>
-      </w:r>
-      <w:proofErr w:type="spellStart"/>
-      <w:r>
-        <w:t>hình</w:t>
-      </w:r>
-      <w:proofErr w:type="spellEnd"/>
-      <w:r>
-        <w:t xml:space="preserve"> </w:t>
-      </w:r>
-      <w:proofErr w:type="spellStart"/>
-      <w:r>
-        <w:t>riêng</w:t>
-      </w:r>
-      <w:proofErr w:type="spellEnd"/>
       <w:r>
         <w:t>,</w:t>
       </w:r>
       <w:r>
-        <w:t xml:space="preserve"> </w:t>
-      </w:r>
-      <w:proofErr w:type="spellStart"/>
-      <w:r>
-        <w:t>trong</w:t>
-      </w:r>
-      <w:proofErr w:type="spellEnd"/>
-      <w:r>
-        <w:t xml:space="preserve"> </w:t>
-      </w:r>
-      <w:proofErr w:type="spellStart"/>
-      <w:r>
-        <w:t>dự</w:t>
-      </w:r>
-      <w:proofErr w:type="spellEnd"/>
-      <w:r>
-        <w:t xml:space="preserve"> </w:t>
-      </w:r>
-      <w:proofErr w:type="spellStart"/>
-      <w:r>
-        <w:t>án</w:t>
-      </w:r>
-      <w:proofErr w:type="spellEnd"/>
-      <w:r>
-        <w:t xml:space="preserve"> </w:t>
-      </w:r>
-      <w:proofErr w:type="spellStart"/>
-      <w:r>
-        <w:t>này</w:t>
-      </w:r>
-      <w:proofErr w:type="spellEnd"/>
-      <w:r>
-        <w:t xml:space="preserve">, Agent là đối tượng C++ có mã định danh, tên, provider và trạng thái. </w:t>
+        <w:t xml:space="preserve"> trong dự án này, Agent là đối tượng C++ có mã định danh, tên, provider và trạng thái. </w:t>
       </w:r>
     </w:p>
     <w:p>
@@ -1885,125 +664,14 @@
     </w:p>
     <w:p>
       <w:r>
-        <w:t xml:space="preserve">OOP mô hình hóa hệ thống bằng các lớp và đối tượng. Trong APIAgent, Task mô tả nhiệm vụ; Agent đại diện cho tác nhân xử lý; Planner lập kế hoạch; Executor chạy </w:t>
+        <w:t>OOP mô hình hóa hệ thống bằng các lớp và đối tượng. Trong APIAgent, Task mô tả nhiệm vụ; Agent đại diện cho tác nhân xử lý; Planner lập kế hoạch; Executor chạy kế hoạch; Memory lưu ngữ cảnh</w:t>
       </w:r>
-      <w:proofErr w:type="spellStart"/>
-      <w:r>
-        <w:t>kế</w:t>
-      </w:r>
-      <w:proofErr w:type="spellEnd"/>
-      <w:r>
-        <w:t xml:space="preserve"> </w:t>
-      </w:r>
-      <w:proofErr w:type="spellStart"/>
-      <w:r>
-        <w:t>hoạch</w:t>
-      </w:r>
-      <w:proofErr w:type="spellEnd"/>
-      <w:r>
-        <w:t xml:space="preserve">; Memory </w:t>
-      </w:r>
-      <w:proofErr w:type="spellStart"/>
-      <w:r>
-        <w:t>lưu</w:t>
-      </w:r>
-      <w:proofErr w:type="spellEnd"/>
-      <w:r>
-        <w:t xml:space="preserve"> </w:t>
-      </w:r>
-      <w:proofErr w:type="spellStart"/>
-      <w:r>
-        <w:t>ngữ</w:t>
-      </w:r>
-      <w:proofErr w:type="spellEnd"/>
-      <w:r>
-        <w:t xml:space="preserve"> </w:t>
-      </w:r>
-      <w:proofErr w:type="spellStart"/>
-      <w:r>
-        <w:t>cảnh</w:t>
-      </w:r>
-      <w:proofErr w:type="spellEnd"/>
       <w:r>
         <w:t xml:space="preserve">. </w:t>
       </w:r>
-      <w:proofErr w:type="spellStart"/>
       <w:r>
-        <w:t>Mỗi</w:t>
+        <w:t>Mỗi thành phần nắm giữ dữ liệu và hành vi liên quan</w:t>
       </w:r>
-      <w:proofErr w:type="spellEnd"/>
-      <w:r>
-        <w:t xml:space="preserve"> </w:t>
-      </w:r>
-      <w:proofErr w:type="spellStart"/>
-      <w:r>
-        <w:t>thành</w:t>
-      </w:r>
-      <w:proofErr w:type="spellEnd"/>
-      <w:r>
-        <w:t xml:space="preserve"> </w:t>
-      </w:r>
-      <w:proofErr w:type="spellStart"/>
-      <w:r>
-        <w:t>phần</w:t>
-      </w:r>
-      <w:proofErr w:type="spellEnd"/>
-      <w:r>
-        <w:t xml:space="preserve"> </w:t>
-      </w:r>
-      <w:proofErr w:type="spellStart"/>
-      <w:r>
-        <w:t>nắm</w:t>
-      </w:r>
-      <w:proofErr w:type="spellEnd"/>
-      <w:r>
-        <w:t xml:space="preserve"> giữ </w:t>
-      </w:r>
-      <w:proofErr w:type="spellStart"/>
-      <w:r>
-        <w:t>dữ</w:t>
-      </w:r>
-      <w:proofErr w:type="spellEnd"/>
-      <w:r>
-        <w:t xml:space="preserve"> </w:t>
-      </w:r>
-      <w:proofErr w:type="spellStart"/>
-      <w:r>
-        <w:t>liệu</w:t>
-      </w:r>
-      <w:proofErr w:type="spellEnd"/>
-      <w:r>
-        <w:t xml:space="preserve"> </w:t>
-      </w:r>
-      <w:proofErr w:type="spellStart"/>
-      <w:r>
-        <w:t>và</w:t>
-      </w:r>
-      <w:proofErr w:type="spellEnd"/>
-      <w:r>
-        <w:t xml:space="preserve"> </w:t>
-      </w:r>
-      <w:proofErr w:type="spellStart"/>
-      <w:r>
-        <w:t>hành</w:t>
-      </w:r>
-      <w:proofErr w:type="spellEnd"/>
-      <w:r>
-        <w:t xml:space="preserve"> vi </w:t>
-      </w:r>
-      <w:proofErr w:type="spellStart"/>
-      <w:r>
-        <w:t>liên</w:t>
-      </w:r>
-      <w:proofErr w:type="spellEnd"/>
-      <w:r>
-        <w:t xml:space="preserve"> </w:t>
-      </w:r>
-      <w:proofErr w:type="spellStart"/>
-      <w:r>
-        <w:t>quan</w:t>
-      </w:r>
-      <w:proofErr w:type="spellEnd"/>
       <w:r>
         <w:t>.</w:t>
       </w:r>
@@ -3441,37 +2109,8 @@
         <w:pStyle w:val="ListBullet"/>
         <w:spacing w:after="40" w:line="259" w:lineRule="auto"/>
       </w:pPr>
-      <w:proofErr w:type="spellStart"/>
       <w:r>
-        <w:t>Có</w:t>
-      </w:r>
-      <w:proofErr w:type="spellEnd"/>
-      <w:r>
-        <w:t xml:space="preserve"> </w:t>
-      </w:r>
-      <w:proofErr w:type="spellStart"/>
-      <w:r>
-        <w:t>thể</w:t>
-      </w:r>
-      <w:proofErr w:type="spellEnd"/>
-      <w:r>
-        <w:t xml:space="preserve"> </w:t>
-      </w:r>
-      <w:proofErr w:type="spellStart"/>
-      <w:r>
-        <w:t>quan</w:t>
-      </w:r>
-      <w:proofErr w:type="spellEnd"/>
-      <w:r>
-        <w:t xml:space="preserve"> </w:t>
-      </w:r>
-      <w:proofErr w:type="spellStart"/>
-      <w:r>
-        <w:t>sát</w:t>
-      </w:r>
-      <w:proofErr w:type="spellEnd"/>
-      <w:r>
-        <w:t>: trạng thái, lịch sử và lỗi cần được ghi nhận để hỗ trợ debug và kiểm thử.</w:t>
+        <w:t>Có thể quan sát: trạng thái, lịch sử và lỗi cần được ghi nhận để hỗ trợ debug và kiểm thử.</w:t>
       </w:r>
     </w:p>
     <w:p>
@@ -4568,47 +3207,11 @@
             <w:pPr>
               <w:spacing w:after="0" w:line="240" w:lineRule="auto"/>
             </w:pPr>
-            <w:proofErr w:type="spellStart"/>
             <w:r>
               <w:rPr>
                 <w:sz w:val="17"/>
               </w:rPr>
-              <w:t>Tương</w:t>
-            </w:r>
-            <w:proofErr w:type="spellEnd"/>
-            <w:r>
-              <w:rPr>
-                <w:sz w:val="17"/>
-              </w:rPr>
-              <w:t xml:space="preserve"> </w:t>
-            </w:r>
-            <w:proofErr w:type="spellStart"/>
-            <w:r>
-              <w:rPr>
-                <w:sz w:val="17"/>
-              </w:rPr>
-              <w:t>tác</w:t>
-            </w:r>
-            <w:proofErr w:type="spellEnd"/>
-            <w:r>
-              <w:rPr>
-                <w:sz w:val="17"/>
-              </w:rPr>
-              <w:t xml:space="preserve"> </w:t>
-            </w:r>
-            <w:proofErr w:type="spellStart"/>
-            <w:r>
-              <w:rPr>
-                <w:sz w:val="17"/>
-              </w:rPr>
-              <w:t>với</w:t>
-            </w:r>
-            <w:proofErr w:type="spellEnd"/>
-            <w:r>
-              <w:rPr>
-                <w:sz w:val="17"/>
-              </w:rPr>
-              <w:t xml:space="preserve"> user</w:t>
+              <w:t>Tương tác với user</w:t>
             </w:r>
           </w:p>
         </w:tc>
@@ -4672,21 +3275,7 @@
               <w:rPr>
                 <w:sz w:val="17"/>
               </w:rPr>
-              <w:t xml:space="preserve">Agent, Task, Result </w:t>
-            </w:r>
-            <w:proofErr w:type="spellStart"/>
-            <w:r>
-              <w:rPr>
-                <w:sz w:val="17"/>
-              </w:rPr>
-              <w:t>và</w:t>
-            </w:r>
-            <w:proofErr w:type="spellEnd"/>
-            <w:r>
-              <w:rPr>
-                <w:sz w:val="17"/>
-              </w:rPr>
-              <w:t xml:space="preserve"> User.</w:t>
+              <w:t>Agent, Task, Result và User.</w:t>
             </w:r>
           </w:p>
         </w:tc>
@@ -4760,19 +3349,11 @@
               </w:rPr>
               <w:t xml:space="preserve"> </w:t>
             </w:r>
-            <w:proofErr w:type="spellStart"/>
             <w:r>
               <w:rPr>
                 <w:sz w:val="17"/>
               </w:rPr>
-              <w:t>và</w:t>
-            </w:r>
-            <w:proofErr w:type="spellEnd"/>
-            <w:r>
-              <w:rPr>
-                <w:sz w:val="17"/>
-              </w:rPr>
-              <w:t xml:space="preserve"> Memory.</w:t>
+              <w:t>và Memory.</w:t>
             </w:r>
           </w:p>
         </w:tc>
@@ -4832,47 +3413,11 @@
             <w:pPr>
               <w:spacing w:after="0" w:line="240" w:lineRule="auto"/>
             </w:pPr>
-            <w:proofErr w:type="spellStart"/>
             <w:r>
               <w:rPr>
                 <w:sz w:val="17"/>
               </w:rPr>
-              <w:t>Kết</w:t>
-            </w:r>
-            <w:proofErr w:type="spellEnd"/>
-            <w:r>
-              <w:rPr>
-                <w:sz w:val="17"/>
-              </w:rPr>
-              <w:t xml:space="preserve"> </w:t>
-            </w:r>
-            <w:proofErr w:type="spellStart"/>
-            <w:r>
-              <w:rPr>
-                <w:sz w:val="17"/>
-              </w:rPr>
-              <w:t>nối</w:t>
-            </w:r>
-            <w:proofErr w:type="spellEnd"/>
-            <w:r>
-              <w:rPr>
-                <w:sz w:val="17"/>
-              </w:rPr>
-              <w:t xml:space="preserve"> AI </w:t>
-            </w:r>
-            <w:proofErr w:type="spellStart"/>
-            <w:r>
-              <w:rPr>
-                <w:sz w:val="17"/>
-              </w:rPr>
-              <w:t>với</w:t>
-            </w:r>
-            <w:proofErr w:type="spellEnd"/>
-            <w:r>
-              <w:rPr>
-                <w:sz w:val="17"/>
-              </w:rPr>
-              <w:t xml:space="preserve"> agents</w:t>
+              <w:t>Kết nối AI với agents</w:t>
             </w:r>
           </w:p>
         </w:tc>
@@ -4938,30 +3483,8 @@
               <w:rPr>
                 <w:sz w:val="17"/>
               </w:rPr>
-              <w:t xml:space="preserve">Các </w:t>
-            </w:r>
-            <w:proofErr w:type="spellStart"/>
-            <w:r>
-              <w:rPr>
-                <w:sz w:val="17"/>
-              </w:rPr>
-              <w:t>tiện</w:t>
-            </w:r>
-            <w:proofErr w:type="spellEnd"/>
-            <w:r>
-              <w:rPr>
-                <w:sz w:val="17"/>
-              </w:rPr>
-              <w:t xml:space="preserve"> </w:t>
-            </w:r>
-            <w:proofErr w:type="spellStart"/>
-            <w:r>
-              <w:rPr>
-                <w:sz w:val="17"/>
-              </w:rPr>
-              <w:t>ích</w:t>
-            </w:r>
-            <w:proofErr w:type="spellEnd"/>
+              <w:t>Các tiện ích</w:t>
+            </w:r>
           </w:p>
         </w:tc>
       </w:tr>
@@ -5086,56 +3609,12 @@
             <w:pPr>
               <w:spacing w:after="0" w:line="240" w:lineRule="auto"/>
             </w:pPr>
-            <w:proofErr w:type="spellStart"/>
             <w:r>
               <w:rPr>
                 <w:sz w:val="17"/>
               </w:rPr>
-              <w:t>Nhạc</w:t>
-            </w:r>
-            <w:proofErr w:type="spellEnd"/>
-            <w:r>
-              <w:rPr>
-                <w:sz w:val="17"/>
-              </w:rPr>
-              <w:t xml:space="preserve"> </w:t>
-            </w:r>
-            <w:proofErr w:type="spellStart"/>
-            <w:r>
-              <w:rPr>
-                <w:sz w:val="17"/>
-              </w:rPr>
-              <w:t>trưởng</w:t>
-            </w:r>
-            <w:proofErr w:type="spellEnd"/>
-            <w:r>
-              <w:rPr>
-                <w:sz w:val="17"/>
-              </w:rPr>
-              <w:t xml:space="preserve">, </w:t>
-            </w:r>
-            <w:proofErr w:type="spellStart"/>
-            <w:r>
-              <w:rPr>
-                <w:sz w:val="17"/>
-              </w:rPr>
-              <w:t>điều</w:t>
-            </w:r>
-            <w:proofErr w:type="spellEnd"/>
-            <w:r>
-              <w:rPr>
-                <w:sz w:val="17"/>
-              </w:rPr>
-              <w:t xml:space="preserve"> </w:t>
-            </w:r>
-            <w:proofErr w:type="spellStart"/>
-            <w:r>
-              <w:rPr>
-                <w:sz w:val="17"/>
-              </w:rPr>
-              <w:t>phối</w:t>
-            </w:r>
-            <w:proofErr w:type="spellEnd"/>
+              <w:t>Nhạc trưởng, điều phối</w:t>
+            </w:r>
           </w:p>
         </w:tc>
       </w:tr>
@@ -5163,55 +3642,7 @@
     </w:p>
     <w:p>
       <w:r>
-        <w:t xml:space="preserve">Event phụ trách nhận dữ liệu đầu vào </w:t>
-      </w:r>
-      <w:proofErr w:type="spellStart"/>
-      <w:r>
-        <w:t>từ</w:t>
-      </w:r>
-      <w:proofErr w:type="spellEnd"/>
-      <w:r>
-        <w:t xml:space="preserve"> </w:t>
-      </w:r>
-      <w:proofErr w:type="spellStart"/>
-      <w:r>
-        <w:t>người</w:t>
-      </w:r>
-      <w:proofErr w:type="spellEnd"/>
-      <w:r>
-        <w:t xml:space="preserve"> </w:t>
-      </w:r>
-      <w:proofErr w:type="spellStart"/>
-      <w:r>
-        <w:t>dùng</w:t>
-      </w:r>
-      <w:proofErr w:type="spellEnd"/>
-      <w:r>
-        <w:t xml:space="preserve"> </w:t>
-      </w:r>
-      <w:proofErr w:type="spellStart"/>
-      <w:r>
-        <w:t>thông</w:t>
-      </w:r>
-      <w:proofErr w:type="spellEnd"/>
-      <w:r>
-        <w:t xml:space="preserve"> qua </w:t>
-      </w:r>
-      <w:proofErr w:type="spellStart"/>
-      <w:r>
-        <w:t>hàm</w:t>
-      </w:r>
-      <w:proofErr w:type="spellEnd"/>
-      <w:r>
-        <w:t xml:space="preserve"> _</w:t>
-      </w:r>
-      <w:proofErr w:type="gramStart"/>
-      <w:r>
-        <w:t>input(</w:t>
-      </w:r>
-      <w:proofErr w:type="gramEnd"/>
-      <w:r>
-        <w:t>).</w:t>
+        <w:t>Event phụ trách nhận dữ liệu đầu vào từ người dùng thông qua hàm _input().</w:t>
       </w:r>
     </w:p>
     <w:p>
@@ -5226,277 +3657,20 @@
       <w:r>
         <w:t xml:space="preserve">Observation là cấu trúc lưu kết quả diễn giải đầu vào gồm goal, requirements và constraints. Observer </w:t>
       </w:r>
-      <w:proofErr w:type="spellStart"/>
       <w:r>
-        <w:t>sử</w:t>
-      </w:r>
-      <w:proofErr w:type="spellEnd"/>
-      <w:r>
-        <w:t xml:space="preserve"> </w:t>
-      </w:r>
-      <w:proofErr w:type="spellStart"/>
-      <w:r>
-        <w:t>dụng</w:t>
-      </w:r>
-      <w:proofErr w:type="spellEnd"/>
-      <w:r>
-        <w:t xml:space="preserve"> </w:t>
-      </w:r>
-      <w:proofErr w:type="spellStart"/>
-      <w:proofErr w:type="gramStart"/>
-      <w:r>
-        <w:t>parseInput</w:t>
-      </w:r>
-      <w:proofErr w:type="spellEnd"/>
-      <w:r>
-        <w:t>(</w:t>
-      </w:r>
-      <w:proofErr w:type="gramEnd"/>
-      <w:r>
-        <w:t>)</w:t>
+        <w:t>sử dụng</w:t>
       </w:r>
       <w:r>
-        <w:t xml:space="preserve"> </w:t>
+        <w:t xml:space="preserve"> parseInput()</w:t>
       </w:r>
-      <w:proofErr w:type="spellStart"/>
       <w:r>
-        <w:t>làm</w:t>
+        <w:t xml:space="preserve"> làm nơi để phân tích input user và</w:t>
       </w:r>
-      <w:proofErr w:type="spellEnd"/>
       <w:r>
-        <w:t xml:space="preserve"> </w:t>
+        <w:t xml:space="preserve"> tạo Observation, đồng thời có cấu trúc AgentMessage và các hàm ghi/đọc thông điệp. Hàm _coordinate_agents() nhận hai Agent cùng </w:t>
       </w:r>
-      <w:proofErr w:type="spellStart"/>
       <w:r>
-        <w:t>nơi</w:t>
-      </w:r>
-      <w:proofErr w:type="spellEnd"/>
-      <w:r>
-        <w:t xml:space="preserve"> </w:t>
-      </w:r>
-      <w:proofErr w:type="spellStart"/>
-      <w:r>
-        <w:t>để</w:t>
-      </w:r>
-      <w:proofErr w:type="spellEnd"/>
-      <w:r>
-        <w:t xml:space="preserve"> </w:t>
-      </w:r>
-      <w:proofErr w:type="spellStart"/>
-      <w:r>
-        <w:t>phân</w:t>
-      </w:r>
-      <w:proofErr w:type="spellEnd"/>
-      <w:r>
-        <w:t xml:space="preserve"> </w:t>
-      </w:r>
-      <w:proofErr w:type="spellStart"/>
-      <w:r>
-        <w:t>tích</w:t>
-      </w:r>
-      <w:proofErr w:type="spellEnd"/>
-      <w:r>
-        <w:t xml:space="preserve"> input user </w:t>
-      </w:r>
-      <w:proofErr w:type="spellStart"/>
-      <w:r>
-        <w:t>và</w:t>
-      </w:r>
-      <w:proofErr w:type="spellEnd"/>
-      <w:r>
-        <w:t xml:space="preserve"> </w:t>
-      </w:r>
-      <w:proofErr w:type="spellStart"/>
-      <w:r>
-        <w:t>tạo</w:t>
-      </w:r>
-      <w:proofErr w:type="spellEnd"/>
-      <w:r>
-        <w:t xml:space="preserve"> Observation, </w:t>
-      </w:r>
-      <w:proofErr w:type="spellStart"/>
-      <w:r>
-        <w:t>đồng</w:t>
-      </w:r>
-      <w:proofErr w:type="spellEnd"/>
-      <w:r>
-        <w:t xml:space="preserve"> thời có cấu trúc AgentMessage và các hàm ghi/đọc thông điệp. </w:t>
-      </w:r>
-      <w:proofErr w:type="spellStart"/>
-      <w:r>
-        <w:t>Hàm</w:t>
-      </w:r>
-      <w:proofErr w:type="spellEnd"/>
-      <w:r>
-        <w:t xml:space="preserve"> _</w:t>
-      </w:r>
-      <w:proofErr w:type="spellStart"/>
-      <w:r>
-        <w:t>coordinate_</w:t>
-      </w:r>
-      <w:proofErr w:type="gramStart"/>
-      <w:r>
-        <w:t>agents</w:t>
-      </w:r>
-      <w:proofErr w:type="spellEnd"/>
-      <w:r>
-        <w:t>(</w:t>
-      </w:r>
-      <w:proofErr w:type="gramEnd"/>
-      <w:r>
-        <w:t xml:space="preserve">) </w:t>
-      </w:r>
-      <w:proofErr w:type="spellStart"/>
-      <w:r>
-        <w:t>nhận</w:t>
-      </w:r>
-      <w:proofErr w:type="spellEnd"/>
-      <w:r>
-        <w:t xml:space="preserve"> </w:t>
-      </w:r>
-      <w:proofErr w:type="spellStart"/>
-      <w:r>
-        <w:t>hai</w:t>
-      </w:r>
-      <w:proofErr w:type="spellEnd"/>
-      <w:r>
-        <w:t xml:space="preserve"> Agent </w:t>
-      </w:r>
-      <w:proofErr w:type="spellStart"/>
-      <w:r>
-        <w:t>cùng</w:t>
-      </w:r>
-      <w:proofErr w:type="spellEnd"/>
-      <w:r>
-        <w:t xml:space="preserve"> </w:t>
-      </w:r>
-      <w:proofErr w:type="spellStart"/>
-      <w:r>
-        <w:t>với</w:t>
-      </w:r>
-      <w:proofErr w:type="spellEnd"/>
-      <w:r>
-        <w:t xml:space="preserve"> </w:t>
-      </w:r>
-      <w:proofErr w:type="spellStart"/>
-      <w:r>
-        <w:t>các</w:t>
-      </w:r>
-      <w:proofErr w:type="spellEnd"/>
-      <w:r>
-        <w:t xml:space="preserve"> </w:t>
-      </w:r>
-      <w:proofErr w:type="spellStart"/>
-      <w:r>
-        <w:t>dữ</w:t>
-      </w:r>
-      <w:proofErr w:type="spellEnd"/>
-      <w:r>
-        <w:t xml:space="preserve"> </w:t>
-      </w:r>
-      <w:proofErr w:type="spellStart"/>
-      <w:r>
-        <w:t>liệu</w:t>
-      </w:r>
-      <w:proofErr w:type="spellEnd"/>
-      <w:r>
-        <w:t xml:space="preserve"> </w:t>
-      </w:r>
-      <w:proofErr w:type="spellStart"/>
-      <w:r>
-        <w:t>cần</w:t>
-      </w:r>
-      <w:proofErr w:type="spellEnd"/>
-      <w:r>
-        <w:t xml:space="preserve"> </w:t>
-      </w:r>
-      <w:proofErr w:type="spellStart"/>
-      <w:r>
-        <w:t>thiết</w:t>
-      </w:r>
-      <w:proofErr w:type="spellEnd"/>
-      <w:r>
-        <w:t xml:space="preserve"> </w:t>
-      </w:r>
-      <w:proofErr w:type="spellStart"/>
-      <w:r>
-        <w:t>nhằm</w:t>
-      </w:r>
-      <w:proofErr w:type="spellEnd"/>
-      <w:r>
-        <w:t xml:space="preserve"> </w:t>
-      </w:r>
-      <w:proofErr w:type="spellStart"/>
-      <w:r>
-        <w:t>điều</w:t>
-      </w:r>
-      <w:proofErr w:type="spellEnd"/>
-      <w:r>
-        <w:t xml:space="preserve"> </w:t>
-      </w:r>
-      <w:proofErr w:type="spellStart"/>
-      <w:r>
-        <w:t>phối</w:t>
-      </w:r>
-      <w:proofErr w:type="spellEnd"/>
-      <w:r>
-        <w:t xml:space="preserve"> </w:t>
-      </w:r>
-      <w:proofErr w:type="spellStart"/>
-      <w:r>
-        <w:t>và</w:t>
-      </w:r>
-      <w:proofErr w:type="spellEnd"/>
-      <w:r>
-        <w:t xml:space="preserve"> </w:t>
-      </w:r>
-      <w:proofErr w:type="spellStart"/>
-      <w:r>
-        <w:t>quản</w:t>
-      </w:r>
-      <w:proofErr w:type="spellEnd"/>
-      <w:r>
-        <w:t xml:space="preserve"> </w:t>
-      </w:r>
-      <w:proofErr w:type="spellStart"/>
-      <w:r>
-        <w:t>lý</w:t>
-      </w:r>
-      <w:proofErr w:type="spellEnd"/>
-      <w:r>
-        <w:t xml:space="preserve"> </w:t>
-      </w:r>
-      <w:proofErr w:type="spellStart"/>
-      <w:r>
-        <w:t>giao</w:t>
-      </w:r>
-      <w:proofErr w:type="spellEnd"/>
-      <w:r>
-        <w:t xml:space="preserve"> </w:t>
-      </w:r>
-      <w:proofErr w:type="spellStart"/>
-      <w:r>
-        <w:t>tiếp</w:t>
-      </w:r>
-      <w:proofErr w:type="spellEnd"/>
-      <w:r>
-        <w:t xml:space="preserve"> </w:t>
-      </w:r>
-      <w:proofErr w:type="spellStart"/>
-      <w:r>
-        <w:t>giữa</w:t>
-      </w:r>
-      <w:proofErr w:type="spellEnd"/>
-      <w:r>
-        <w:t xml:space="preserve"> </w:t>
-      </w:r>
-      <w:proofErr w:type="spellStart"/>
-      <w:r>
-        <w:t>hai</w:t>
-      </w:r>
-      <w:proofErr w:type="spellEnd"/>
-      <w:r>
-        <w:t xml:space="preserve"> agents</w:t>
+        <w:t>với các dữ liệu cần thiết nhằm điều phối và quản lý giao tiếp giữa hai agents</w:t>
       </w:r>
       <w:r>
         <w:t>.</w:t>
@@ -5545,48 +3719,11 @@
       <w:r>
         <w:t xml:space="preserve">Agent là đối tượng đại diện cho một tác nhân AI. </w:t>
       </w:r>
-      <w:proofErr w:type="spellStart"/>
       <w:r>
         <w:t>C</w:t>
       </w:r>
       <w:r>
-        <w:t>ó</w:t>
-      </w:r>
-      <w:proofErr w:type="spellEnd"/>
-      <w:r>
-        <w:t xml:space="preserve"> </w:t>
-      </w:r>
-      <w:proofErr w:type="spellStart"/>
-      <w:r>
-        <w:t>các</w:t>
-      </w:r>
-      <w:proofErr w:type="spellEnd"/>
-      <w:r>
-        <w:t xml:space="preserve"> </w:t>
-      </w:r>
-      <w:proofErr w:type="spellStart"/>
-      <w:r>
-        <w:t>thao</w:t>
-      </w:r>
-      <w:proofErr w:type="spellEnd"/>
-      <w:r>
-        <w:t xml:space="preserve"> </w:t>
-      </w:r>
-      <w:proofErr w:type="spellStart"/>
-      <w:r>
-        <w:t>tác</w:t>
-      </w:r>
-      <w:proofErr w:type="spellEnd"/>
-      <w:r>
-        <w:t xml:space="preserve"> như kiểm tra tính hợp lệ của Task, thực hiện quy trình và truy vấn trạng thái. Trạng thái Agent gồm IDLE, THINKING, EXECUTING, COMPLETED </w:t>
-      </w:r>
-      <w:proofErr w:type="spellStart"/>
-      <w:r>
-        <w:t>và</w:t>
-      </w:r>
-      <w:proofErr w:type="spellEnd"/>
-      <w:r>
-        <w:t xml:space="preserve"> FAILED</w:t>
+        <w:t>ó các thao tác như kiểm tra tính hợp lệ của Task, thực hiện quy trình và truy vấn trạng thái. Trạng thái Agent gồm IDLE, THINKING, EXECUTING, COMPLETED và FAILED</w:t>
       </w:r>
       <w:r>
         <w:t>.</w:t>
@@ -5594,131 +3731,14 @@
     </w:p>
     <w:p>
       <w:r>
-        <w:t xml:space="preserve">Ở hàm khởi tạo trong main.cpp, các Agent hiện được đặt tên Researcher và Planner. Tên </w:t>
+        <w:t>Ở hàm khởi tạo trong main.cpp, các Agent hiện được đặt tên Researcher và Planner. Tên gọi này thể hiện vai trò trong</w:t>
       </w:r>
-      <w:proofErr w:type="spellStart"/>
-      <w:r>
-        <w:t>gọi</w:t>
-      </w:r>
-      <w:proofErr w:type="spellEnd"/>
-      <w:r>
-        <w:t xml:space="preserve"> </w:t>
-      </w:r>
-      <w:proofErr w:type="spellStart"/>
-      <w:r>
-        <w:t>này</w:t>
-      </w:r>
-      <w:proofErr w:type="spellEnd"/>
-      <w:r>
-        <w:t xml:space="preserve"> </w:t>
-      </w:r>
-      <w:proofErr w:type="spellStart"/>
-      <w:r>
-        <w:t>thể</w:t>
-      </w:r>
-      <w:proofErr w:type="spellEnd"/>
-      <w:r>
-        <w:t xml:space="preserve"> </w:t>
-      </w:r>
-      <w:proofErr w:type="spellStart"/>
-      <w:r>
-        <w:t>hiện</w:t>
-      </w:r>
-      <w:proofErr w:type="spellEnd"/>
-      <w:r>
-        <w:t xml:space="preserve"> </w:t>
-      </w:r>
-      <w:proofErr w:type="spellStart"/>
-      <w:r>
-        <w:t>vai</w:t>
-      </w:r>
-      <w:proofErr w:type="spellEnd"/>
-      <w:r>
-        <w:t xml:space="preserve"> </w:t>
-      </w:r>
-      <w:proofErr w:type="spellStart"/>
-      <w:r>
-        <w:t>trò</w:t>
-      </w:r>
-      <w:proofErr w:type="spellEnd"/>
-      <w:r>
-        <w:t xml:space="preserve"> </w:t>
-      </w:r>
-      <w:proofErr w:type="spellStart"/>
-      <w:r>
-        <w:t>trong</w:t>
-      </w:r>
-      <w:proofErr w:type="spellEnd"/>
       <w:r>
         <w:rPr>
           <w:u w:val="single"/>
         </w:rPr>
-        <w:t xml:space="preserve"> workflow </w:t>
+        <w:t xml:space="preserve"> workflow và mục tiêu thiết kế</w:t>
       </w:r>
-      <w:proofErr w:type="spellStart"/>
-      <w:r>
-        <w:rPr>
-          <w:u w:val="single"/>
-        </w:rPr>
-        <w:t>và</w:t>
-      </w:r>
-      <w:proofErr w:type="spellEnd"/>
-      <w:r>
-        <w:rPr>
-          <w:u w:val="single"/>
-        </w:rPr>
-        <w:t xml:space="preserve"> </w:t>
-      </w:r>
-      <w:proofErr w:type="spellStart"/>
-      <w:r>
-        <w:rPr>
-          <w:u w:val="single"/>
-        </w:rPr>
-        <w:t>mục</w:t>
-      </w:r>
-      <w:proofErr w:type="spellEnd"/>
-      <w:r>
-        <w:rPr>
-          <w:u w:val="single"/>
-        </w:rPr>
-        <w:t xml:space="preserve"> </w:t>
-      </w:r>
-      <w:proofErr w:type="spellStart"/>
-      <w:r>
-        <w:rPr>
-          <w:u w:val="single"/>
-        </w:rPr>
-        <w:t>tiêu</w:t>
-      </w:r>
-      <w:proofErr w:type="spellEnd"/>
-      <w:r>
-        <w:rPr>
-          <w:u w:val="single"/>
-        </w:rPr>
-        <w:t xml:space="preserve"> </w:t>
-      </w:r>
-      <w:proofErr w:type="spellStart"/>
-      <w:r>
-        <w:rPr>
-          <w:u w:val="single"/>
-        </w:rPr>
-        <w:t>thiết</w:t>
-      </w:r>
-      <w:proofErr w:type="spellEnd"/>
-      <w:r>
-        <w:rPr>
-          <w:u w:val="single"/>
-        </w:rPr>
-        <w:t xml:space="preserve"> </w:t>
-      </w:r>
-      <w:proofErr w:type="spellStart"/>
-      <w:r>
-        <w:rPr>
-          <w:u w:val="single"/>
-        </w:rPr>
-        <w:t>kế</w:t>
-      </w:r>
-      <w:proofErr w:type="spellEnd"/>
       <w:r>
         <w:t>.</w:t>
       </w:r>
@@ -5739,184 +3759,19 @@
     </w:p>
     <w:p>
       <w:r>
-        <w:t xml:space="preserve">Strategy là </w:t>
-      </w:r>
-      <w:proofErr w:type="spellStart"/>
-      <w:r>
-        <w:t>giao</w:t>
-      </w:r>
-      <w:proofErr w:type="spellEnd"/>
-      <w:r>
-        <w:t xml:space="preserve"> </w:t>
-      </w:r>
-      <w:proofErr w:type="spellStart"/>
-      <w:r>
-        <w:t>diện</w:t>
-      </w:r>
-      <w:proofErr w:type="spellEnd"/>
-      <w:r>
-        <w:t xml:space="preserve"> </w:t>
-      </w:r>
-      <w:proofErr w:type="spellStart"/>
-      <w:r>
-        <w:t>trừu</w:t>
-      </w:r>
-      <w:proofErr w:type="spellEnd"/>
-      <w:r>
-        <w:t xml:space="preserve"> </w:t>
-      </w:r>
-      <w:proofErr w:type="spellStart"/>
-      <w:r>
-        <w:t>tượng</w:t>
-      </w:r>
-      <w:proofErr w:type="spellEnd"/>
-      <w:r>
-        <w:t xml:space="preserve"> </w:t>
-      </w:r>
-      <w:proofErr w:type="spellStart"/>
-      <w:r>
-        <w:t>có</w:t>
-      </w:r>
-      <w:proofErr w:type="spellEnd"/>
-      <w:r>
-        <w:t xml:space="preserve"> </w:t>
-      </w:r>
-      <w:proofErr w:type="spellStart"/>
-      <w:r>
-        <w:t>hàm</w:t>
-      </w:r>
-      <w:proofErr w:type="spellEnd"/>
-      <w:r>
-        <w:t xml:space="preserve"> </w:t>
-      </w:r>
-      <w:proofErr w:type="gramStart"/>
-      <w:r>
-        <w:t>decide(</w:t>
-      </w:r>
-      <w:proofErr w:type="gramEnd"/>
-      <w:r>
-        <w:t>).</w:t>
+        <w:t>Strategy là giao diện trừu tượng có hàm decide().</w:t>
       </w:r>
       <w:r>
-        <w:t xml:space="preserve"> </w:t>
-      </w:r>
-      <w:proofErr w:type="spellStart"/>
-      <w:r>
-        <w:t>C</w:t>
+        <w:t xml:space="preserve"> C</w:t>
       </w:r>
       <w:r>
-        <w:t>ó</w:t>
+        <w:t>ó LLMSelectionStrategy</w:t>
       </w:r>
-      <w:proofErr w:type="spellEnd"/>
-      <w:r>
-        <w:t xml:space="preserve"> </w:t>
-      </w:r>
-      <w:proofErr w:type="spellStart"/>
-      <w:r>
-        <w:t>LLMSelectionStrategy</w:t>
-      </w:r>
-      <w:proofErr w:type="spellEnd"/>
       <w:r>
         <w:t>,</w:t>
       </w:r>
       <w:r>
-        <w:t xml:space="preserve"> </w:t>
-      </w:r>
-      <w:proofErr w:type="spellStart"/>
-      <w:r>
-        <w:t>LLMStrategyContext</w:t>
-      </w:r>
-      <w:proofErr w:type="spellEnd"/>
-      <w:r>
-        <w:t xml:space="preserve"> </w:t>
-      </w:r>
-      <w:proofErr w:type="spellStart"/>
-      <w:r>
-        <w:t>giữ</w:t>
-      </w:r>
-      <w:proofErr w:type="spellEnd"/>
-      <w:r>
-        <w:t xml:space="preserve"> </w:t>
-      </w:r>
-      <w:proofErr w:type="spellStart"/>
-      <w:r>
-        <w:t>danh</w:t>
-      </w:r>
-      <w:proofErr w:type="spellEnd"/>
-      <w:r>
-        <w:t xml:space="preserve"> </w:t>
-      </w:r>
-      <w:proofErr w:type="spellStart"/>
-      <w:r>
-        <w:t>sách</w:t>
-      </w:r>
-      <w:proofErr w:type="spellEnd"/>
-      <w:r>
-        <w:t xml:space="preserve"> provider, </w:t>
-      </w:r>
-      <w:proofErr w:type="spellStart"/>
-      <w:r>
-        <w:t>thứ</w:t>
-      </w:r>
-      <w:proofErr w:type="spellEnd"/>
-      <w:r>
-        <w:t xml:space="preserve"> tự ban đầu, provider đang hoạt động và các thiết lập như số token, số lần thử lại, giới hạn token; đồng thời cho phép chuyển sang provider kế tiếp </w:t>
-      </w:r>
-      <w:proofErr w:type="spellStart"/>
-      <w:r>
-        <w:t>và</w:t>
-      </w:r>
-      <w:proofErr w:type="spellEnd"/>
-      <w:r>
-        <w:t xml:space="preserve"> </w:t>
-      </w:r>
-      <w:proofErr w:type="spellStart"/>
-      <w:r>
-        <w:t>áp</w:t>
-      </w:r>
-      <w:proofErr w:type="spellEnd"/>
-      <w:r>
-        <w:t xml:space="preserve"> </w:t>
-      </w:r>
-      <w:proofErr w:type="spellStart"/>
-      <w:r>
-        <w:t>dụng</w:t>
-      </w:r>
-      <w:proofErr w:type="spellEnd"/>
-      <w:r>
-        <w:t xml:space="preserve"> </w:t>
-      </w:r>
-      <w:proofErr w:type="spellStart"/>
-      <w:r>
-        <w:t>thứ</w:t>
-      </w:r>
-      <w:proofErr w:type="spellEnd"/>
-      <w:r>
-        <w:t xml:space="preserve"> </w:t>
-      </w:r>
-      <w:proofErr w:type="spellStart"/>
-      <w:r>
-        <w:t>tự</w:t>
-      </w:r>
-      <w:proofErr w:type="spellEnd"/>
-      <w:r>
-        <w:t xml:space="preserve"> </w:t>
-      </w:r>
-      <w:proofErr w:type="spellStart"/>
-      <w:r>
-        <w:t>ưu</w:t>
-      </w:r>
-      <w:proofErr w:type="spellEnd"/>
-      <w:r>
-        <w:t xml:space="preserve"> </w:t>
-      </w:r>
-      <w:proofErr w:type="spellStart"/>
-      <w:r>
-        <w:t>tiên</w:t>
-      </w:r>
-      <w:proofErr w:type="spellEnd"/>
-      <w:r>
-        <w:t>.</w:t>
+        <w:t xml:space="preserve"> LLMStrategyContext giữ danh sách provider, thứ tự ban đầu, provider đang hoạt động và các thiết lập như số token, số lần thử lại, giới hạn token; đồng thời cho phép chuyển sang provider kế tiếp và áp dụng thứ tự ưu tiên.</w:t>
       </w:r>
     </w:p>
     <w:p>
@@ -5954,162 +3809,19 @@
     </w:p>
     <w:p>
       <w:r>
-        <w:t xml:space="preserve">Executor chịu trách nhiệm đi qua danh sách PlanStep và thực hiện từng bước. Trong Executor.h có giao diện ITool với </w:t>
-      </w:r>
-      <w:proofErr w:type="spellStart"/>
-      <w:r>
-        <w:t>hai</w:t>
-      </w:r>
-      <w:proofErr w:type="spellEnd"/>
-      <w:r>
-        <w:t xml:space="preserve"> </w:t>
-      </w:r>
-      <w:proofErr w:type="spellStart"/>
-      <w:r>
-        <w:t>hàm</w:t>
-      </w:r>
-      <w:proofErr w:type="spellEnd"/>
-      <w:r>
-        <w:t xml:space="preserve"> </w:t>
-      </w:r>
-      <w:proofErr w:type="spellStart"/>
-      <w:r>
-        <w:t>cốt</w:t>
-      </w:r>
-      <w:proofErr w:type="spellEnd"/>
-      <w:r>
-        <w:t xml:space="preserve"> </w:t>
-      </w:r>
-      <w:proofErr w:type="spellStart"/>
-      <w:r>
-        <w:t>lõi</w:t>
-      </w:r>
-      <w:proofErr w:type="spellEnd"/>
-      <w:r>
-        <w:t xml:space="preserve"> </w:t>
-      </w:r>
-      <w:proofErr w:type="spellStart"/>
-      <w:proofErr w:type="gramStart"/>
-      <w:r>
-        <w:t>getName</w:t>
-      </w:r>
-      <w:proofErr w:type="spellEnd"/>
-      <w:r>
-        <w:t>(</w:t>
-      </w:r>
-      <w:proofErr w:type="gramEnd"/>
-      <w:r>
-        <w:t xml:space="preserve">) </w:t>
-      </w:r>
-      <w:proofErr w:type="spellStart"/>
-      <w:r>
-        <w:t>và</w:t>
-      </w:r>
-      <w:proofErr w:type="spellEnd"/>
-      <w:r>
-        <w:t xml:space="preserve"> execute(input)</w:t>
+        <w:t>Executor chịu trách nhiệm đi qua danh sách PlanStep và thực hiện từng bước. Trong Executor.h có giao diện ITool với hai hàm cốt lõi getName() và execute(input)</w:t>
       </w:r>
       <w:r>
         <w:t xml:space="preserve">. </w:t>
       </w:r>
       <w:r>
-        <w:t xml:space="preserve">Khi </w:t>
+        <w:t xml:space="preserve">Khi thêm công cụ mới, lập trình viên có thể tạo lớp triển khai rồi </w:t>
       </w:r>
-      <w:proofErr w:type="spellStart"/>
       <w:r>
         <w:t>thêm</w:t>
       </w:r>
-      <w:proofErr w:type="spellEnd"/>
       <w:r>
-        <w:t xml:space="preserve"> </w:t>
-      </w:r>
-      <w:proofErr w:type="spellStart"/>
-      <w:r>
-        <w:t>công</w:t>
-      </w:r>
-      <w:proofErr w:type="spellEnd"/>
-      <w:r>
-        <w:t xml:space="preserve"> </w:t>
-      </w:r>
-      <w:proofErr w:type="spellStart"/>
-      <w:r>
-        <w:t>cụ</w:t>
-      </w:r>
-      <w:proofErr w:type="spellEnd"/>
-      <w:r>
-        <w:t xml:space="preserve"> </w:t>
-      </w:r>
-      <w:proofErr w:type="spellStart"/>
-      <w:r>
-        <w:t>mới</w:t>
-      </w:r>
-      <w:proofErr w:type="spellEnd"/>
-      <w:r>
-        <w:t xml:space="preserve">, lập trình viên có </w:t>
-      </w:r>
-      <w:proofErr w:type="spellStart"/>
-      <w:r>
-        <w:t>thể</w:t>
-      </w:r>
-      <w:proofErr w:type="spellEnd"/>
-      <w:r>
-        <w:t xml:space="preserve"> </w:t>
-      </w:r>
-      <w:proofErr w:type="spellStart"/>
-      <w:r>
-        <w:t>tạo</w:t>
-      </w:r>
-      <w:proofErr w:type="spellEnd"/>
-      <w:r>
-        <w:t xml:space="preserve"> </w:t>
-      </w:r>
-      <w:proofErr w:type="spellStart"/>
-      <w:r>
-        <w:t>lớp</w:t>
-      </w:r>
-      <w:proofErr w:type="spellEnd"/>
-      <w:r>
-        <w:t xml:space="preserve"> </w:t>
-      </w:r>
-      <w:proofErr w:type="spellStart"/>
-      <w:r>
-        <w:t>triển</w:t>
-      </w:r>
-      <w:proofErr w:type="spellEnd"/>
-      <w:r>
-        <w:t xml:space="preserve"> </w:t>
-      </w:r>
-      <w:proofErr w:type="spellStart"/>
-      <w:r>
-        <w:t>khai</w:t>
-      </w:r>
-      <w:proofErr w:type="spellEnd"/>
-      <w:r>
-        <w:t xml:space="preserve"> </w:t>
-      </w:r>
-      <w:proofErr w:type="spellStart"/>
-      <w:r>
-        <w:t>rồi</w:t>
-      </w:r>
-      <w:proofErr w:type="spellEnd"/>
-      <w:r>
-        <w:t xml:space="preserve"> </w:t>
-      </w:r>
-      <w:proofErr w:type="spellStart"/>
-      <w:r>
-        <w:t>thêm</w:t>
-      </w:r>
-      <w:proofErr w:type="spellEnd"/>
-      <w:r>
-        <w:t xml:space="preserve"> </w:t>
-      </w:r>
-      <w:proofErr w:type="spellStart"/>
-      <w:r>
-        <w:t>vào</w:t>
-      </w:r>
-      <w:proofErr w:type="spellEnd"/>
-      <w:r>
-        <w:t xml:space="preserve"> Executor.</w:t>
+        <w:t xml:space="preserve"> vào Executor.</w:t>
       </w:r>
     </w:p>
     <w:p>
@@ -6128,63 +3840,7 @@
     </w:p>
     <w:p>
       <w:r>
-        <w:t xml:space="preserve">Memory giữ hai nhóm dữ liệu: lịch sử dưới dạng các MemoryEntry gồm role và content, cùng một tập hợp facts dạng khóa/giá trị. Các hàm như addEntry(), setFact(), getFact(), hasFact() và buildContext() cho phép ghi lịch sử, cập nhật dữ kiện và tạo ngữ cảnh để gửi lại mô hình [8]. Ví dụ, chương trình ghi goal, requirements và constraints ban đầu vào Memory; sau mỗi bước tool, có thể lưu đầu ra theo </w:t>
-      </w:r>
-      <w:proofErr w:type="spellStart"/>
-      <w:r>
-        <w:t>khóa</w:t>
-      </w:r>
-      <w:proofErr w:type="spellEnd"/>
-      <w:r>
-        <w:t xml:space="preserve"> </w:t>
-      </w:r>
-      <w:proofErr w:type="spellStart"/>
-      <w:r>
-        <w:t>để</w:t>
-      </w:r>
-      <w:proofErr w:type="spellEnd"/>
-      <w:r>
-        <w:t xml:space="preserve"> </w:t>
-      </w:r>
-      <w:proofErr w:type="spellStart"/>
-      <w:r>
-        <w:t>các</w:t>
-      </w:r>
-      <w:proofErr w:type="spellEnd"/>
-      <w:r>
-        <w:t xml:space="preserve"> </w:t>
-      </w:r>
-      <w:proofErr w:type="spellStart"/>
-      <w:r>
-        <w:t>bước</w:t>
-      </w:r>
-      <w:proofErr w:type="spellEnd"/>
-      <w:r>
-        <w:t xml:space="preserve"> </w:t>
-      </w:r>
-      <w:proofErr w:type="spellStart"/>
-      <w:r>
-        <w:t>sau</w:t>
-      </w:r>
-      <w:proofErr w:type="spellEnd"/>
-      <w:r>
-        <w:t xml:space="preserve"> </w:t>
-      </w:r>
-      <w:proofErr w:type="spellStart"/>
-      <w:r>
-        <w:t>sử</w:t>
-      </w:r>
-      <w:proofErr w:type="spellEnd"/>
-      <w:r>
-        <w:t xml:space="preserve"> </w:t>
-      </w:r>
-      <w:proofErr w:type="spellStart"/>
-      <w:r>
-        <w:t>dụng</w:t>
-      </w:r>
-      <w:proofErr w:type="spellEnd"/>
-      <w:r>
-        <w:t>.</w:t>
+        <w:t>Memory giữ hai nhóm dữ liệu: lịch sử dưới dạng các MemoryEntry gồm role và content, cùng một tập hợp facts dạng khóa/giá trị. Các hàm như addEntry(), setFact(), getFact(), hasFact() và buildContext() cho phép ghi lịch sử, cập nhật dữ kiện và tạo ngữ cảnh để gửi lại mô hình [8]. Ví dụ, chương trình ghi goal, requirements và constraints ban đầu vào Memory; sau mỗi bước tool, có thể lưu đầu ra theo khóa để các bước sau sử dụng.</w:t>
       </w:r>
     </w:p>
     <w:p>
@@ -6616,35 +4272,7 @@
               <w:rPr>
                 <w:sz w:val="17"/>
               </w:rPr>
-              <w:t xml:space="preserve">Planner sử </w:t>
-            </w:r>
-            <w:proofErr w:type="spellStart"/>
-            <w:r>
-              <w:rPr>
-                <w:sz w:val="17"/>
-              </w:rPr>
-              <w:t>dụng</w:t>
-            </w:r>
-            <w:proofErr w:type="spellEnd"/>
-            <w:r>
-              <w:rPr>
-                <w:sz w:val="17"/>
-              </w:rPr>
-              <w:t xml:space="preserve"> Task, context </w:t>
-            </w:r>
-            <w:proofErr w:type="spellStart"/>
-            <w:r>
-              <w:rPr>
-                <w:sz w:val="17"/>
-              </w:rPr>
-              <w:t>và</w:t>
-            </w:r>
-            <w:proofErr w:type="spellEnd"/>
-            <w:r>
-              <w:rPr>
-                <w:sz w:val="17"/>
-              </w:rPr>
-              <w:t xml:space="preserve"> </w:t>
+              <w:t xml:space="preserve">Planner sử dụng Task, context và </w:t>
             </w:r>
             <w:r>
               <w:rPr>
@@ -6656,77 +4284,7 @@
               <w:rPr>
                 <w:sz w:val="17"/>
               </w:rPr>
-              <w:t xml:space="preserve">emory </w:t>
-            </w:r>
-            <w:proofErr w:type="spellStart"/>
-            <w:r>
-              <w:rPr>
-                <w:sz w:val="17"/>
-              </w:rPr>
-              <w:t>để</w:t>
-            </w:r>
-            <w:proofErr w:type="spellEnd"/>
-            <w:r>
-              <w:rPr>
-                <w:sz w:val="17"/>
-              </w:rPr>
-              <w:t xml:space="preserve"> </w:t>
-            </w:r>
-            <w:proofErr w:type="spellStart"/>
-            <w:r>
-              <w:rPr>
-                <w:sz w:val="17"/>
-              </w:rPr>
-              <w:t>tạo</w:t>
-            </w:r>
-            <w:proofErr w:type="spellEnd"/>
-            <w:r>
-              <w:rPr>
-                <w:sz w:val="17"/>
-              </w:rPr>
-              <w:t xml:space="preserve"> </w:t>
-            </w:r>
-            <w:proofErr w:type="spellStart"/>
-            <w:r>
-              <w:rPr>
-                <w:sz w:val="17"/>
-              </w:rPr>
-              <w:t>danh</w:t>
-            </w:r>
-            <w:proofErr w:type="spellEnd"/>
-            <w:r>
-              <w:rPr>
-                <w:sz w:val="17"/>
-              </w:rPr>
-              <w:t xml:space="preserve"> </w:t>
-            </w:r>
-            <w:proofErr w:type="spellStart"/>
-            <w:r>
-              <w:rPr>
-                <w:sz w:val="17"/>
-              </w:rPr>
-              <w:t>sách</w:t>
-            </w:r>
-            <w:proofErr w:type="spellEnd"/>
-            <w:r>
-              <w:rPr>
-                <w:sz w:val="17"/>
-              </w:rPr>
-              <w:t xml:space="preserve"> </w:t>
-            </w:r>
-            <w:proofErr w:type="spellStart"/>
-            <w:r>
-              <w:rPr>
-                <w:sz w:val="17"/>
-              </w:rPr>
-              <w:t>PlanStep</w:t>
-            </w:r>
-            <w:proofErr w:type="spellEnd"/>
-            <w:r>
-              <w:rPr>
-                <w:sz w:val="17"/>
-              </w:rPr>
-              <w:t>.</w:t>
+              <w:t>emory để tạo danh sách PlanStep.</w:t>
             </w:r>
           </w:p>
         </w:tc>
@@ -6757,19 +4315,11 @@
             <w:pPr>
               <w:spacing w:after="0" w:line="240" w:lineRule="auto"/>
             </w:pPr>
-            <w:proofErr w:type="spellStart"/>
             <w:r>
               <w:rPr>
                 <w:sz w:val="17"/>
               </w:rPr>
-              <w:t>Bước</w:t>
-            </w:r>
-            <w:proofErr w:type="spellEnd"/>
-            <w:r>
-              <w:rPr>
-                <w:sz w:val="17"/>
-              </w:rPr>
-              <w:t xml:space="preserve"> </w:t>
+              <w:t xml:space="preserve">Bước </w:t>
             </w:r>
             <w:r>
               <w:rPr>
@@ -6781,30 +4331,8 @@
               <w:rPr>
                 <w:sz w:val="17"/>
               </w:rPr>
-              <w:t xml:space="preserve"> - </w:t>
-            </w:r>
-            <w:proofErr w:type="spellStart"/>
-            <w:r>
-              <w:rPr>
-                <w:sz w:val="17"/>
-              </w:rPr>
-              <w:t>Tổng</w:t>
-            </w:r>
-            <w:proofErr w:type="spellEnd"/>
-            <w:r>
-              <w:rPr>
-                <w:sz w:val="17"/>
-              </w:rPr>
-              <w:t xml:space="preserve"> </w:t>
-            </w:r>
-            <w:proofErr w:type="spellStart"/>
-            <w:r>
-              <w:rPr>
-                <w:sz w:val="17"/>
-              </w:rPr>
-              <w:t>hợp</w:t>
-            </w:r>
-            <w:proofErr w:type="spellEnd"/>
+              <w:t xml:space="preserve"> - Tổng hợp</w:t>
+            </w:r>
           </w:p>
         </w:tc>
         <w:tc>
@@ -6864,19 +4392,11 @@
             <w:pPr>
               <w:spacing w:after="0" w:line="240" w:lineRule="auto"/>
             </w:pPr>
-            <w:proofErr w:type="spellStart"/>
             <w:r>
               <w:rPr>
                 <w:sz w:val="17"/>
               </w:rPr>
-              <w:t>Bước</w:t>
-            </w:r>
-            <w:proofErr w:type="spellEnd"/>
-            <w:r>
-              <w:rPr>
-                <w:sz w:val="17"/>
-              </w:rPr>
-              <w:t xml:space="preserve"> </w:t>
+              <w:t xml:space="preserve">Bước </w:t>
             </w:r>
             <w:r>
               <w:rPr>
@@ -6888,44 +4408,8 @@
               <w:rPr>
                 <w:sz w:val="17"/>
               </w:rPr>
-              <w:t xml:space="preserve"> - </w:t>
-            </w:r>
-            <w:proofErr w:type="spellStart"/>
-            <w:r>
-              <w:rPr>
-                <w:sz w:val="17"/>
-              </w:rPr>
-              <w:t>Trả</w:t>
-            </w:r>
-            <w:proofErr w:type="spellEnd"/>
-            <w:r>
-              <w:rPr>
-                <w:sz w:val="17"/>
-              </w:rPr>
-              <w:t xml:space="preserve"> </w:t>
-            </w:r>
-            <w:proofErr w:type="spellStart"/>
-            <w:r>
-              <w:rPr>
-                <w:sz w:val="17"/>
-              </w:rPr>
-              <w:t>kết</w:t>
-            </w:r>
-            <w:proofErr w:type="spellEnd"/>
-            <w:r>
-              <w:rPr>
-                <w:sz w:val="17"/>
-              </w:rPr>
-              <w:t xml:space="preserve"> </w:t>
-            </w:r>
-            <w:proofErr w:type="spellStart"/>
-            <w:r>
-              <w:rPr>
-                <w:sz w:val="17"/>
-              </w:rPr>
-              <w:t>quả</w:t>
-            </w:r>
-            <w:proofErr w:type="spellEnd"/>
+              <w:t xml:space="preserve"> - Trả kết quả</w:t>
+            </w:r>
           </w:p>
         </w:tc>
         <w:tc>
@@ -7083,7 +4567,6 @@
             <w:pPr>
               <w:spacing w:after="0" w:line="240" w:lineRule="auto"/>
             </w:pPr>
-            <w:proofErr w:type="spellStart"/>
             <w:r>
               <w:rPr>
                 <w:b/>
@@ -7092,7 +4575,6 @@
               </w:rPr>
               <w:t>AgentState</w:t>
             </w:r>
-            <w:proofErr w:type="spellEnd"/>
           </w:p>
         </w:tc>
       </w:tr>
@@ -7575,263 +5057,10 @@
     </w:p>
     <w:p>
       <w:r>
-        <w:t xml:space="preserve">Bảng cho thấy ý </w:t>
+        <w:t xml:space="preserve">Bảng cho thấy ý nghĩa của trạng thái, </w:t>
       </w:r>
-      <w:proofErr w:type="spellStart"/>
       <w:r>
-        <w:t>nghĩa</w:t>
-      </w:r>
-      <w:proofErr w:type="spellEnd"/>
-      <w:r>
-        <w:t xml:space="preserve"> </w:t>
-      </w:r>
-      <w:proofErr w:type="spellStart"/>
-      <w:r>
-        <w:t>của</w:t>
-      </w:r>
-      <w:proofErr w:type="spellEnd"/>
-      <w:r>
-        <w:t xml:space="preserve"> </w:t>
-      </w:r>
-      <w:proofErr w:type="spellStart"/>
-      <w:r>
-        <w:t>trạng</w:t>
-      </w:r>
-      <w:proofErr w:type="spellEnd"/>
-      <w:r>
-        <w:t xml:space="preserve"> </w:t>
-      </w:r>
-      <w:proofErr w:type="spellStart"/>
-      <w:r>
-        <w:t>thái</w:t>
-      </w:r>
-      <w:proofErr w:type="spellEnd"/>
-      <w:r>
-        <w:t xml:space="preserve">, </w:t>
-      </w:r>
-      <w:proofErr w:type="spellStart"/>
-      <w:r>
-        <w:t>AgentState</w:t>
-      </w:r>
-      <w:proofErr w:type="spellEnd"/>
-      <w:r>
-        <w:t xml:space="preserve"> </w:t>
-      </w:r>
-      <w:proofErr w:type="spellStart"/>
-      <w:r>
-        <w:t>luôn</w:t>
-      </w:r>
-      <w:proofErr w:type="spellEnd"/>
-      <w:r>
-        <w:t xml:space="preserve"> </w:t>
-      </w:r>
-      <w:proofErr w:type="spellStart"/>
-      <w:r>
-        <w:t>được</w:t>
-      </w:r>
-      <w:proofErr w:type="spellEnd"/>
-      <w:r>
-        <w:t xml:space="preserve"> </w:t>
-      </w:r>
-      <w:proofErr w:type="spellStart"/>
-      <w:r>
-        <w:t>cập</w:t>
-      </w:r>
-      <w:proofErr w:type="spellEnd"/>
-      <w:r>
-        <w:t xml:space="preserve"> </w:t>
-      </w:r>
-      <w:proofErr w:type="spellStart"/>
-      <w:r>
-        <w:t>nhật</w:t>
-      </w:r>
-      <w:proofErr w:type="spellEnd"/>
-      <w:r>
-        <w:t xml:space="preserve"> </w:t>
-      </w:r>
-      <w:proofErr w:type="spellStart"/>
-      <w:r>
-        <w:t>theo</w:t>
-      </w:r>
-      <w:proofErr w:type="spellEnd"/>
-      <w:r>
-        <w:t xml:space="preserve"> </w:t>
-      </w:r>
-      <w:proofErr w:type="spellStart"/>
-      <w:r>
-        <w:t>thời</w:t>
-      </w:r>
-      <w:proofErr w:type="spellEnd"/>
-      <w:r>
-        <w:t xml:space="preserve"> </w:t>
-      </w:r>
-      <w:proofErr w:type="spellStart"/>
-      <w:r>
-        <w:t>gian</w:t>
-      </w:r>
-      <w:proofErr w:type="spellEnd"/>
-      <w:r>
-        <w:t xml:space="preserve"> </w:t>
-      </w:r>
-      <w:proofErr w:type="spellStart"/>
-      <w:r>
-        <w:t>thực</w:t>
-      </w:r>
-      <w:proofErr w:type="spellEnd"/>
-      <w:r>
-        <w:t xml:space="preserve"> </w:t>
-      </w:r>
-      <w:proofErr w:type="spellStart"/>
-      <w:r>
-        <w:t>một</w:t>
-      </w:r>
-      <w:proofErr w:type="spellEnd"/>
-      <w:r>
-        <w:t xml:space="preserve"> </w:t>
-      </w:r>
-      <w:proofErr w:type="spellStart"/>
-      <w:r>
-        <w:t>cách</w:t>
-      </w:r>
-      <w:proofErr w:type="spellEnd"/>
-      <w:r>
-        <w:t xml:space="preserve"> </w:t>
-      </w:r>
-      <w:proofErr w:type="spellStart"/>
-      <w:r>
-        <w:t>cụ</w:t>
-      </w:r>
-      <w:proofErr w:type="spellEnd"/>
-      <w:r>
-        <w:t xml:space="preserve"> </w:t>
-      </w:r>
-      <w:proofErr w:type="spellStart"/>
-      <w:r>
-        <w:t>thể</w:t>
-      </w:r>
-      <w:proofErr w:type="spellEnd"/>
-      <w:r>
-        <w:t xml:space="preserve">, </w:t>
-      </w:r>
-      <w:proofErr w:type="spellStart"/>
-      <w:r>
-        <w:t>hỗ</w:t>
-      </w:r>
-      <w:proofErr w:type="spellEnd"/>
-      <w:r>
-        <w:t xml:space="preserve"> </w:t>
-      </w:r>
-      <w:proofErr w:type="spellStart"/>
-      <w:r>
-        <w:t>trợ</w:t>
-      </w:r>
-      <w:proofErr w:type="spellEnd"/>
-      <w:r>
-        <w:t xml:space="preserve"> user </w:t>
-      </w:r>
-      <w:proofErr w:type="spellStart"/>
-      <w:r>
-        <w:t>sửa</w:t>
-      </w:r>
-      <w:proofErr w:type="spellEnd"/>
-      <w:r>
-        <w:t xml:space="preserve"> prompt </w:t>
-      </w:r>
-      <w:proofErr w:type="spellStart"/>
-      <w:r>
-        <w:t>khi</w:t>
-      </w:r>
-      <w:proofErr w:type="spellEnd"/>
-      <w:r>
-        <w:t xml:space="preserve"> </w:t>
-      </w:r>
-      <w:proofErr w:type="spellStart"/>
-      <w:r>
-        <w:t>một</w:t>
-      </w:r>
-      <w:proofErr w:type="spellEnd"/>
-      <w:r>
-        <w:t xml:space="preserve"> agent </w:t>
-      </w:r>
-      <w:proofErr w:type="spellStart"/>
-      <w:r>
-        <w:t>gặp</w:t>
-      </w:r>
-      <w:proofErr w:type="spellEnd"/>
-      <w:r>
-        <w:t xml:space="preserve"> </w:t>
-      </w:r>
-      <w:proofErr w:type="spellStart"/>
-      <w:r>
-        <w:t>lỗi</w:t>
-      </w:r>
-      <w:proofErr w:type="spellEnd"/>
-      <w:r>
-        <w:t xml:space="preserve">, </w:t>
-      </w:r>
-      <w:proofErr w:type="spellStart"/>
-      <w:r>
-        <w:t>và</w:t>
-      </w:r>
-      <w:proofErr w:type="spellEnd"/>
-      <w:r>
-        <w:t xml:space="preserve"> </w:t>
-      </w:r>
-      <w:proofErr w:type="spellStart"/>
-      <w:r>
-        <w:t>hỗ</w:t>
-      </w:r>
-      <w:proofErr w:type="spellEnd"/>
-      <w:r>
-        <w:t xml:space="preserve"> </w:t>
-      </w:r>
-      <w:proofErr w:type="spellStart"/>
-      <w:r>
-        <w:t>trợ</w:t>
-      </w:r>
-      <w:proofErr w:type="spellEnd"/>
-      <w:r>
-        <w:t xml:space="preserve"> </w:t>
-      </w:r>
-      <w:proofErr w:type="spellStart"/>
-      <w:r>
-        <w:t>tác</w:t>
-      </w:r>
-      <w:proofErr w:type="spellEnd"/>
-      <w:r>
-        <w:t xml:space="preserve"> </w:t>
-      </w:r>
-      <w:proofErr w:type="spellStart"/>
-      <w:r>
-        <w:t>giả</w:t>
-      </w:r>
-      <w:proofErr w:type="spellEnd"/>
-      <w:r>
-        <w:t xml:space="preserve"> code debug </w:t>
-      </w:r>
-      <w:proofErr w:type="spellStart"/>
-      <w:r>
-        <w:t>khi</w:t>
-      </w:r>
-      <w:proofErr w:type="spellEnd"/>
-      <w:r>
-        <w:t xml:space="preserve"> </w:t>
-      </w:r>
-      <w:proofErr w:type="spellStart"/>
-      <w:r>
-        <w:t>cần</w:t>
-      </w:r>
-      <w:proofErr w:type="spellEnd"/>
-      <w:r>
-        <w:t xml:space="preserve"> </w:t>
-      </w:r>
-      <w:proofErr w:type="spellStart"/>
-      <w:r>
-        <w:t>thiết</w:t>
-      </w:r>
-      <w:proofErr w:type="spellEnd"/>
-      <w:r>
-        <w:t>.</w:t>
+        <w:t>AgentState luôn được cập nhật theo thời gian thực một cách cụ thể, hỗ trợ user sửa prompt khi một agent gặp lỗi, và hỗ trợ tác giả code debug khi cần thiết.</w:t>
       </w:r>
     </w:p>
     <w:p>
@@ -8233,61 +5462,8 @@
     </w:p>
     <w:p>
       <w:r>
-        <w:t xml:space="preserve">State Pattern theo nghĩa kinh điển biểu diễn từng trạng thái bằng một đối tượng riêng, mỗi đối tượng xác định hành vi khi hệ thống ở trạng thái đó. Trong APIAgent, State.h định nghĩa enum AgentState gồm IDLE, THINKING, EXECUTING, COMPLETED và FAILED; AgentStatus chứa tên và trạng thái nguyên tử. Cách triển khai này cung cấp mô hình trạng thái rõ ràng, dễ đọc </w:t>
+        <w:t>State Pattern theo nghĩa kinh điển biểu diễn từng trạng thái bằng một đối tượng riêng, mỗi đối tượng xác định hành vi khi hệ thống ở trạng thái đó. Trong APIAgent, State.h định nghĩa enum AgentState gồm IDLE, THINKING, EXECUTING, COMPLETED và FAILED; AgentStatus chứa tên và trạng thái nguyên tử. Cách triển khai này cung cấp mô hình trạng thái rõ ràng, dễ đọc và hỗ trợ quan sát trạng thái</w:t>
       </w:r>
-      <w:proofErr w:type="spellStart"/>
-      <w:r>
-        <w:t>và</w:t>
-      </w:r>
-      <w:proofErr w:type="spellEnd"/>
-      <w:r>
-        <w:t xml:space="preserve"> </w:t>
-      </w:r>
-      <w:proofErr w:type="spellStart"/>
-      <w:r>
-        <w:t>hỗ</w:t>
-      </w:r>
-      <w:proofErr w:type="spellEnd"/>
-      <w:r>
-        <w:t xml:space="preserve"> </w:t>
-      </w:r>
-      <w:proofErr w:type="spellStart"/>
-      <w:r>
-        <w:t>trợ</w:t>
-      </w:r>
-      <w:proofErr w:type="spellEnd"/>
-      <w:r>
-        <w:t xml:space="preserve"> </w:t>
-      </w:r>
-      <w:proofErr w:type="spellStart"/>
-      <w:r>
-        <w:t>quan</w:t>
-      </w:r>
-      <w:proofErr w:type="spellEnd"/>
-      <w:r>
-        <w:t xml:space="preserve"> </w:t>
-      </w:r>
-      <w:proofErr w:type="spellStart"/>
-      <w:r>
-        <w:t>sát</w:t>
-      </w:r>
-      <w:proofErr w:type="spellEnd"/>
-      <w:r>
-        <w:t xml:space="preserve"> </w:t>
-      </w:r>
-      <w:proofErr w:type="spellStart"/>
-      <w:r>
-        <w:t>trạng</w:t>
-      </w:r>
-      <w:proofErr w:type="spellEnd"/>
-      <w:r>
-        <w:t xml:space="preserve"> </w:t>
-      </w:r>
-      <w:proofErr w:type="spellStart"/>
-      <w:r>
-        <w:t>thái</w:t>
-      </w:r>
-      <w:proofErr w:type="spellEnd"/>
       <w:r>
         <w:t>.</w:t>
       </w:r>
@@ -8297,111 +5473,13 @@
         <w:pStyle w:val="Heading2"/>
       </w:pPr>
       <w:r>
-        <w:t xml:space="preserve">6.3. Observer Pattern - </w:t>
+        <w:t>6.3. Observer Pattern - giao tiếp và quan sát</w:t>
       </w:r>
-      <w:proofErr w:type="spellStart"/>
-      <w:r>
-        <w:t>giao</w:t>
-      </w:r>
-      <w:proofErr w:type="spellEnd"/>
-      <w:r>
-        <w:t xml:space="preserve"> </w:t>
-      </w:r>
-      <w:proofErr w:type="spellStart"/>
-      <w:r>
-        <w:t>tiếp</w:t>
-      </w:r>
-      <w:proofErr w:type="spellEnd"/>
-      <w:r>
-        <w:t xml:space="preserve"> </w:t>
-      </w:r>
-      <w:proofErr w:type="spellStart"/>
-      <w:r>
-        <w:t>và</w:t>
-      </w:r>
-      <w:proofErr w:type="spellEnd"/>
-      <w:r>
-        <w:t xml:space="preserve"> </w:t>
-      </w:r>
-      <w:proofErr w:type="spellStart"/>
-      <w:r>
-        <w:t>quan</w:t>
-      </w:r>
-      <w:proofErr w:type="spellEnd"/>
-      <w:r>
-        <w:t xml:space="preserve"> </w:t>
-      </w:r>
-      <w:proofErr w:type="spellStart"/>
-      <w:r>
-        <w:t>sát</w:t>
-      </w:r>
-      <w:proofErr w:type="spellEnd"/>
     </w:p>
     <w:p>
       <w:r>
-        <w:t xml:space="preserve">Observer </w:t>
+        <w:t>Observer quản lý Observation và AgentMessage, có các thao tác gửi/đọc thông điệp và hàm điều phối hai Agent. Đây là nền tảng cho giao tiếp giữa các vai trò, nhưng giao diện hiện thấy chưa chứng minh đầy đủ cơ chế đăng ký/hủy đăng ký listener và notify subscriber như Observer Pattern chuẩn. Vì vậy nên mô tả là “mô-đun Observer/điều phối mang ý tưởng quản lý thông điệp”; việc hoàn thiện pattern có thể làm ở bước tiếp theo.</w:t>
       </w:r>
-      <w:proofErr w:type="spellStart"/>
-      <w:r>
-        <w:t>quản</w:t>
-      </w:r>
-      <w:proofErr w:type="spellEnd"/>
-      <w:r>
-        <w:t xml:space="preserve"> </w:t>
-      </w:r>
-      <w:proofErr w:type="spellStart"/>
-      <w:r>
-        <w:t>lý</w:t>
-      </w:r>
-      <w:proofErr w:type="spellEnd"/>
-      <w:r>
-        <w:t xml:space="preserve"> Observation </w:t>
-      </w:r>
-      <w:proofErr w:type="spellStart"/>
-      <w:r>
-        <w:t>và</w:t>
-      </w:r>
-      <w:proofErr w:type="spellEnd"/>
-      <w:r>
-        <w:t xml:space="preserve"> AgentMessage, có các thao tác gửi/đọc thông điệp và hàm điều phối hai Agent. Đây là nền tảng cho giao tiếp giữa các vai trò, nhưng giao diện hiện thấy chưa chứng minh đầy đủ cơ chế đăng ký/hủy đăng ký listener và notify subscriber như Observer Pattern chuẩn. Vì vậy nên mô tả là “mô-đun Observer/điều phối mang ý tưởng quản lý thông điệp”; việc hoàn thiện pattern có </w:t>
-      </w:r>
-      <w:proofErr w:type="spellStart"/>
-      <w:r>
-        <w:t>thể</w:t>
-      </w:r>
-      <w:proofErr w:type="spellEnd"/>
-      <w:r>
-        <w:t xml:space="preserve"> </w:t>
-      </w:r>
-      <w:proofErr w:type="spellStart"/>
-      <w:r>
-        <w:t>làm</w:t>
-      </w:r>
-      <w:proofErr w:type="spellEnd"/>
-      <w:r>
-        <w:t xml:space="preserve"> ở </w:t>
-      </w:r>
-      <w:proofErr w:type="spellStart"/>
-      <w:r>
-        <w:t>bước</w:t>
-      </w:r>
-      <w:proofErr w:type="spellEnd"/>
-      <w:r>
-        <w:t xml:space="preserve"> </w:t>
-      </w:r>
-      <w:proofErr w:type="spellStart"/>
-      <w:r>
-        <w:t>tiếp</w:t>
-      </w:r>
-      <w:proofErr w:type="spellEnd"/>
-      <w:r>
-        <w:t xml:space="preserve"> </w:t>
-      </w:r>
-      <w:proofErr w:type="spellStart"/>
-      <w:r>
-        <w:t>theo.</w:t>
-      </w:r>
-      <w:proofErr w:type="spellEnd"/>
     </w:p>
     <w:p/>
     <w:p/>
@@ -8593,49 +5671,7 @@
               <w:rPr>
                 <w:sz w:val="16"/>
               </w:rPr>
-              <w:t xml:space="preserve">Bổ sung unit test cho Task, Result, Memory, Strategy </w:t>
-            </w:r>
-            <w:proofErr w:type="spellStart"/>
-            <w:r>
-              <w:rPr>
-                <w:sz w:val="16"/>
-              </w:rPr>
-              <w:t>và</w:t>
-            </w:r>
-            <w:proofErr w:type="spellEnd"/>
-            <w:r>
-              <w:rPr>
-                <w:sz w:val="16"/>
-              </w:rPr>
-              <w:t xml:space="preserve"> </w:t>
-            </w:r>
-            <w:proofErr w:type="spellStart"/>
-            <w:r>
-              <w:rPr>
-                <w:sz w:val="16"/>
-              </w:rPr>
-              <w:t>kiểm</w:t>
-            </w:r>
-            <w:proofErr w:type="spellEnd"/>
-            <w:r>
-              <w:rPr>
-                <w:sz w:val="16"/>
-              </w:rPr>
-              <w:t xml:space="preserve"> </w:t>
-            </w:r>
-            <w:proofErr w:type="spellStart"/>
-            <w:r>
-              <w:rPr>
-                <w:sz w:val="16"/>
-              </w:rPr>
-              <w:t>thử</w:t>
-            </w:r>
-            <w:proofErr w:type="spellEnd"/>
-            <w:r>
-              <w:rPr>
-                <w:sz w:val="16"/>
-              </w:rPr>
-              <w:t xml:space="preserve"> provider</w:t>
+              <w:t>Bổ sung unit test cho Task, Result, Memory, Strategy và kiểm thử provider</w:t>
             </w:r>
             <w:r>
               <w:rPr>
@@ -8925,100 +5961,14 @@
               <w:rPr>
                 <w:sz w:val="16"/>
               </w:rPr>
-              <w:t xml:space="preserve">Chuyển từ điều </w:t>
-            </w:r>
-            <w:proofErr w:type="spellStart"/>
+              <w:t xml:space="preserve">Chuyển từ điều phối cố định hai Agent sang </w:t>
+            </w:r>
             <w:r>
               <w:rPr>
                 <w:sz w:val="16"/>
               </w:rPr>
-              <w:t>phối</w:t>
-            </w:r>
-            <w:proofErr w:type="spellEnd"/>
-            <w:r>
-              <w:rPr>
-                <w:sz w:val="16"/>
-              </w:rPr>
-              <w:t xml:space="preserve"> </w:t>
-            </w:r>
-            <w:proofErr w:type="spellStart"/>
-            <w:r>
-              <w:rPr>
-                <w:sz w:val="16"/>
-              </w:rPr>
-              <w:t>cố</w:t>
-            </w:r>
-            <w:proofErr w:type="spellEnd"/>
-            <w:r>
-              <w:rPr>
-                <w:sz w:val="16"/>
-              </w:rPr>
-              <w:t xml:space="preserve"> </w:t>
-            </w:r>
-            <w:proofErr w:type="spellStart"/>
-            <w:r>
-              <w:rPr>
-                <w:sz w:val="16"/>
-              </w:rPr>
-              <w:t>định</w:t>
-            </w:r>
-            <w:proofErr w:type="spellEnd"/>
-            <w:r>
-              <w:rPr>
-                <w:sz w:val="16"/>
-              </w:rPr>
-              <w:t xml:space="preserve"> </w:t>
-            </w:r>
-            <w:proofErr w:type="spellStart"/>
-            <w:r>
-              <w:rPr>
-                <w:sz w:val="16"/>
-              </w:rPr>
-              <w:t>hai</w:t>
-            </w:r>
-            <w:proofErr w:type="spellEnd"/>
-            <w:r>
-              <w:rPr>
-                <w:sz w:val="16"/>
-              </w:rPr>
-              <w:t xml:space="preserve"> Agent sang </w:t>
-            </w:r>
-            <w:proofErr w:type="spellStart"/>
-            <w:r>
-              <w:rPr>
-                <w:sz w:val="16"/>
-              </w:rPr>
-              <w:t>số</w:t>
-            </w:r>
-            <w:proofErr w:type="spellEnd"/>
-            <w:r>
-              <w:rPr>
-                <w:sz w:val="16"/>
-              </w:rPr>
-              <w:t xml:space="preserve"> </w:t>
-            </w:r>
-            <w:proofErr w:type="spellStart"/>
-            <w:r>
-              <w:rPr>
-                <w:sz w:val="16"/>
-              </w:rPr>
-              <w:t>lượng</w:t>
-            </w:r>
-            <w:proofErr w:type="spellEnd"/>
-            <w:r>
-              <w:rPr>
-                <w:sz w:val="16"/>
-              </w:rPr>
-              <w:t xml:space="preserve"> agents </w:t>
-            </w:r>
-            <w:proofErr w:type="spellStart"/>
-            <w:r>
-              <w:rPr>
-                <w:sz w:val="16"/>
-              </w:rPr>
-              <w:t>lớn</w:t>
-            </w:r>
-            <w:proofErr w:type="spellEnd"/>
+              <w:t>số lượng agents lớn</w:t>
+            </w:r>
           </w:p>
         </w:tc>
         <w:tc>
@@ -9111,21 +6061,7 @@
               <w:rPr>
                 <w:sz w:val="16"/>
               </w:rPr>
-              <w:t xml:space="preserve">Hoàn </w:t>
-            </w:r>
-            <w:proofErr w:type="spellStart"/>
-            <w:r>
-              <w:rPr>
-                <w:sz w:val="16"/>
-              </w:rPr>
-              <w:t>thiện</w:t>
-            </w:r>
-            <w:proofErr w:type="spellEnd"/>
-            <w:r>
-              <w:rPr>
-                <w:sz w:val="16"/>
-              </w:rPr>
-              <w:t xml:space="preserve"> Observer Pattern</w:t>
+              <w:t>Hoàn thiện Observer Pattern</w:t>
             </w:r>
             <w:r>
               <w:rPr>
@@ -9222,179 +6158,23 @@
             <w:pPr>
               <w:spacing w:after="0" w:line="240" w:lineRule="auto"/>
             </w:pPr>
-            <w:proofErr w:type="spellStart"/>
             <w:r>
               <w:rPr>
                 <w:sz w:val="16"/>
               </w:rPr>
-              <w:t>Bổ</w:t>
-            </w:r>
-            <w:proofErr w:type="spellEnd"/>
+              <w:t>Bổ sung lưu trữ Memory bền vững</w:t>
+            </w:r>
             <w:r>
               <w:rPr>
                 <w:sz w:val="16"/>
               </w:rPr>
-              <w:t xml:space="preserve"> sung </w:t>
-            </w:r>
-            <w:proofErr w:type="spellStart"/>
+              <w:t xml:space="preserve"> kèm JSON</w:t>
+            </w:r>
             <w:r>
               <w:rPr>
                 <w:sz w:val="16"/>
               </w:rPr>
-              <w:t>lưu</w:t>
-            </w:r>
-            <w:proofErr w:type="spellEnd"/>
-            <w:r>
-              <w:rPr>
-                <w:sz w:val="16"/>
-              </w:rPr>
-              <w:t xml:space="preserve"> </w:t>
-            </w:r>
-            <w:proofErr w:type="spellStart"/>
-            <w:r>
-              <w:rPr>
-                <w:sz w:val="16"/>
-              </w:rPr>
-              <w:t>trữ</w:t>
-            </w:r>
-            <w:proofErr w:type="spellEnd"/>
-            <w:r>
-              <w:rPr>
-                <w:sz w:val="16"/>
-              </w:rPr>
-              <w:t xml:space="preserve"> Memory </w:t>
-            </w:r>
-            <w:proofErr w:type="spellStart"/>
-            <w:r>
-              <w:rPr>
-                <w:sz w:val="16"/>
-              </w:rPr>
-              <w:t>bền</w:t>
-            </w:r>
-            <w:proofErr w:type="spellEnd"/>
-            <w:r>
-              <w:rPr>
-                <w:sz w:val="16"/>
-              </w:rPr>
-              <w:t xml:space="preserve"> </w:t>
-            </w:r>
-            <w:proofErr w:type="spellStart"/>
-            <w:r>
-              <w:rPr>
-                <w:sz w:val="16"/>
-              </w:rPr>
-              <w:t>vững</w:t>
-            </w:r>
-            <w:proofErr w:type="spellEnd"/>
-            <w:r>
-              <w:rPr>
-                <w:sz w:val="16"/>
-              </w:rPr>
-              <w:t xml:space="preserve"> </w:t>
-            </w:r>
-            <w:proofErr w:type="spellStart"/>
-            <w:r>
-              <w:rPr>
-                <w:sz w:val="16"/>
-              </w:rPr>
-              <w:t>kèm</w:t>
-            </w:r>
-            <w:proofErr w:type="spellEnd"/>
-            <w:r>
-              <w:rPr>
-                <w:sz w:val="16"/>
-              </w:rPr>
-              <w:t xml:space="preserve"> JSON</w:t>
-            </w:r>
-            <w:r>
-              <w:rPr>
-                <w:sz w:val="16"/>
-              </w:rPr>
-              <w:t xml:space="preserve">, </w:t>
-            </w:r>
-            <w:proofErr w:type="spellStart"/>
-            <w:r>
-              <w:rPr>
-                <w:sz w:val="16"/>
-              </w:rPr>
-              <w:t>giới</w:t>
-            </w:r>
-            <w:proofErr w:type="spellEnd"/>
-            <w:r>
-              <w:rPr>
-                <w:sz w:val="16"/>
-              </w:rPr>
-              <w:t xml:space="preserve"> </w:t>
-            </w:r>
-            <w:proofErr w:type="spellStart"/>
-            <w:r>
-              <w:rPr>
-                <w:sz w:val="16"/>
-              </w:rPr>
-              <w:t>hạn</w:t>
-            </w:r>
-            <w:proofErr w:type="spellEnd"/>
-            <w:r>
-              <w:rPr>
-                <w:sz w:val="16"/>
-              </w:rPr>
-              <w:t xml:space="preserve"> </w:t>
-            </w:r>
-            <w:proofErr w:type="spellStart"/>
-            <w:r>
-              <w:rPr>
-                <w:sz w:val="16"/>
-              </w:rPr>
-              <w:t>kích</w:t>
-            </w:r>
-            <w:proofErr w:type="spellEnd"/>
-            <w:r>
-              <w:rPr>
-                <w:sz w:val="16"/>
-              </w:rPr>
-              <w:t xml:space="preserve"> </w:t>
-            </w:r>
-            <w:proofErr w:type="spellStart"/>
-            <w:r>
-              <w:rPr>
-                <w:sz w:val="16"/>
-              </w:rPr>
-              <w:t>thước</w:t>
-            </w:r>
-            <w:proofErr w:type="spellEnd"/>
-            <w:r>
-              <w:rPr>
-                <w:sz w:val="16"/>
-              </w:rPr>
-              <w:t xml:space="preserve"> </w:t>
-            </w:r>
-            <w:proofErr w:type="spellStart"/>
-            <w:r>
-              <w:rPr>
-                <w:sz w:val="16"/>
-              </w:rPr>
-              <w:t>và</w:t>
-            </w:r>
-            <w:proofErr w:type="spellEnd"/>
-            <w:r>
-              <w:rPr>
-                <w:sz w:val="16"/>
-              </w:rPr>
-              <w:t xml:space="preserve"> </w:t>
-            </w:r>
-            <w:proofErr w:type="spellStart"/>
-            <w:r>
-              <w:rPr>
-                <w:sz w:val="16"/>
-              </w:rPr>
-              <w:t>truy</w:t>
-            </w:r>
-            <w:proofErr w:type="spellEnd"/>
-            <w:r>
-              <w:rPr>
-                <w:sz w:val="16"/>
-              </w:rPr>
-              <w:t xml:space="preserve"> xuất theo nhu cầu.</w:t>
+              <w:t>, giới hạn kích thước và truy xuất theo nhu cầu.</w:t>
             </w:r>
           </w:p>
         </w:tc>
@@ -9455,14 +6235,12 @@
             <w:pPr>
               <w:spacing w:after="0" w:line="240" w:lineRule="auto"/>
             </w:pPr>
-            <w:proofErr w:type="spellStart"/>
             <w:r>
               <w:rPr>
                 <w:sz w:val="16"/>
               </w:rPr>
               <w:t>Thấp</w:t>
             </w:r>
-            <w:proofErr w:type="spellEnd"/>
           </w:p>
         </w:tc>
         <w:tc>
@@ -9490,35 +6268,7 @@
               <w:rPr>
                 <w:sz w:val="16"/>
               </w:rPr>
-              <w:t xml:space="preserve">Báo </w:t>
-            </w:r>
-            <w:proofErr w:type="spellStart"/>
-            <w:r>
-              <w:rPr>
-                <w:sz w:val="16"/>
-              </w:rPr>
-              <w:t>cáo</w:t>
-            </w:r>
-            <w:proofErr w:type="spellEnd"/>
-            <w:r>
-              <w:rPr>
-                <w:sz w:val="16"/>
-              </w:rPr>
-              <w:t xml:space="preserve"> token/chi </w:t>
-            </w:r>
-            <w:proofErr w:type="spellStart"/>
-            <w:r>
-              <w:rPr>
-                <w:sz w:val="16"/>
-              </w:rPr>
-              <w:t>phí</w:t>
-            </w:r>
-            <w:proofErr w:type="spellEnd"/>
-            <w:r>
-              <w:rPr>
-                <w:sz w:val="16"/>
-              </w:rPr>
-              <w:t>.</w:t>
+              <w:t>Báo cáo token/chi phí.</w:t>
             </w:r>
           </w:p>
         </w:tc>
@@ -9563,451 +6313,17 @@
         <w:pStyle w:val="Heading2"/>
       </w:pPr>
       <w:r>
-        <w:t xml:space="preserve">7.1. </w:t>
-      </w:r>
-      <w:proofErr w:type="spellStart"/>
-      <w:r>
-        <w:t>Lộ</w:t>
-      </w:r>
-      <w:proofErr w:type="spellEnd"/>
-      <w:r>
-        <w:t xml:space="preserve"> </w:t>
-      </w:r>
-      <w:proofErr w:type="spellStart"/>
-      <w:r>
-        <w:t>trình</w:t>
-      </w:r>
-      <w:proofErr w:type="spellEnd"/>
-      <w:r>
-        <w:t xml:space="preserve"> </w:t>
-      </w:r>
-      <w:proofErr w:type="spellStart"/>
-      <w:r>
-        <w:t>thực</w:t>
-      </w:r>
-      <w:proofErr w:type="spellEnd"/>
-      <w:r>
-        <w:t xml:space="preserve"> </w:t>
-      </w:r>
-      <w:proofErr w:type="spellStart"/>
-      <w:r>
-        <w:t>hiện</w:t>
-      </w:r>
-      <w:proofErr w:type="spellEnd"/>
-      <w:r>
-        <w:t xml:space="preserve"> </w:t>
-      </w:r>
-      <w:proofErr w:type="spellStart"/>
-      <w:r>
-        <w:t>gợi</w:t>
-      </w:r>
-      <w:proofErr w:type="spellEnd"/>
-      <w:r>
-        <w:t xml:space="preserve"> ý</w:t>
+        <w:t>7.1. Lộ trình thực hiện gợi ý</w:t>
       </w:r>
     </w:p>
     <w:p>
-      <w:proofErr w:type="spellStart"/>
       <w:r>
-        <w:t>Tập</w:t>
-      </w:r>
-      <w:proofErr w:type="spellEnd"/>
-      <w:r>
-        <w:t xml:space="preserve"> </w:t>
-      </w:r>
-      <w:proofErr w:type="spellStart"/>
-      <w:r>
-        <w:t>trung</w:t>
-      </w:r>
-      <w:proofErr w:type="spellEnd"/>
-      <w:r>
-        <w:t xml:space="preserve"> </w:t>
-      </w:r>
-      <w:proofErr w:type="spellStart"/>
-      <w:r>
-        <w:t>vào</w:t>
-      </w:r>
-      <w:proofErr w:type="spellEnd"/>
-      <w:r>
-        <w:t xml:space="preserve"> </w:t>
-      </w:r>
-      <w:proofErr w:type="spellStart"/>
-      <w:r>
-        <w:t>kiểm</w:t>
-      </w:r>
-      <w:proofErr w:type="spellEnd"/>
-      <w:r>
-        <w:t xml:space="preserve"> </w:t>
-      </w:r>
-      <w:proofErr w:type="spellStart"/>
-      <w:r>
-        <w:t>thử</w:t>
-      </w:r>
-      <w:proofErr w:type="spellEnd"/>
-      <w:r>
-        <w:t xml:space="preserve"> Provider, </w:t>
-      </w:r>
-      <w:proofErr w:type="spellStart"/>
-      <w:r>
-        <w:t>nâng</w:t>
-      </w:r>
-      <w:proofErr w:type="spellEnd"/>
-      <w:r>
-        <w:t xml:space="preserve"> </w:t>
-      </w:r>
-      <w:proofErr w:type="spellStart"/>
-      <w:r>
-        <w:t>số</w:t>
-      </w:r>
-      <w:proofErr w:type="spellEnd"/>
-      <w:r>
-        <w:t xml:space="preserve"> </w:t>
-      </w:r>
-      <w:proofErr w:type="spellStart"/>
-      <w:r>
-        <w:t>lượng</w:t>
-      </w:r>
-      <w:proofErr w:type="spellEnd"/>
-      <w:r>
-        <w:t xml:space="preserve"> agents </w:t>
-      </w:r>
-      <w:proofErr w:type="spellStart"/>
-      <w:r>
-        <w:t>và</w:t>
-      </w:r>
-      <w:proofErr w:type="spellEnd"/>
-      <w:r>
-        <w:t xml:space="preserve"> </w:t>
-      </w:r>
-      <w:proofErr w:type="spellStart"/>
-      <w:r>
-        <w:t>vai</w:t>
-      </w:r>
-      <w:proofErr w:type="spellEnd"/>
-      <w:r>
-        <w:t xml:space="preserve"> </w:t>
-      </w:r>
-      <w:proofErr w:type="spellStart"/>
-      <w:r>
-        <w:t>trò</w:t>
-      </w:r>
-      <w:proofErr w:type="spellEnd"/>
-      <w:r>
-        <w:t xml:space="preserve"> </w:t>
-      </w:r>
-      <w:proofErr w:type="spellStart"/>
-      <w:r>
-        <w:t>của</w:t>
-      </w:r>
-      <w:proofErr w:type="spellEnd"/>
-      <w:r>
-        <w:t xml:space="preserve"> </w:t>
-      </w:r>
-      <w:proofErr w:type="spellStart"/>
-      <w:r>
-        <w:t>từng</w:t>
-      </w:r>
-      <w:proofErr w:type="spellEnd"/>
-      <w:r>
-        <w:t xml:space="preserve"> agent. </w:t>
-      </w:r>
-      <w:proofErr w:type="spellStart"/>
-      <w:r>
-        <w:t>Mở</w:t>
-      </w:r>
-      <w:proofErr w:type="spellEnd"/>
-      <w:r>
-        <w:t xml:space="preserve"> </w:t>
-      </w:r>
-      <w:proofErr w:type="spellStart"/>
-      <w:r>
-        <w:t>rộng</w:t>
-      </w:r>
-      <w:proofErr w:type="spellEnd"/>
-      <w:r>
-        <w:t xml:space="preserve"> </w:t>
-      </w:r>
-      <w:proofErr w:type="spellStart"/>
-      <w:r>
-        <w:t>điều</w:t>
-      </w:r>
-      <w:proofErr w:type="spellEnd"/>
-      <w:r>
-        <w:t xml:space="preserve"> </w:t>
-      </w:r>
-      <w:proofErr w:type="spellStart"/>
-      <w:r>
-        <w:t>phối</w:t>
-      </w:r>
-      <w:proofErr w:type="spellEnd"/>
-      <w:r>
-        <w:t xml:space="preserve"> </w:t>
-      </w:r>
-      <w:proofErr w:type="spellStart"/>
-      <w:r>
-        <w:t>vaf</w:t>
-      </w:r>
-      <w:proofErr w:type="spellEnd"/>
-      <w:r>
-        <w:t xml:space="preserve"> </w:t>
-      </w:r>
-      <w:proofErr w:type="spellStart"/>
-      <w:r>
-        <w:t>giao</w:t>
-      </w:r>
-      <w:proofErr w:type="spellEnd"/>
-      <w:r>
-        <w:t xml:space="preserve"> </w:t>
-      </w:r>
-      <w:proofErr w:type="spellStart"/>
-      <w:r>
-        <w:t>tiếp</w:t>
-      </w:r>
-      <w:proofErr w:type="spellEnd"/>
-      <w:r>
-        <w:t xml:space="preserve"> </w:t>
-      </w:r>
-      <w:proofErr w:type="spellStart"/>
-      <w:r>
-        <w:t>của</w:t>
-      </w:r>
-      <w:proofErr w:type="spellEnd"/>
-      <w:r>
-        <w:t xml:space="preserve"> </w:t>
-      </w:r>
-      <w:proofErr w:type="spellStart"/>
-      <w:r>
-        <w:t>mọi</w:t>
-      </w:r>
-      <w:proofErr w:type="spellEnd"/>
-      <w:r>
-        <w:t xml:space="preserve"> </w:t>
-      </w:r>
-      <w:proofErr w:type="spellStart"/>
-      <w:r>
-        <w:t>vai</w:t>
-      </w:r>
-      <w:proofErr w:type="spellEnd"/>
-      <w:r>
-        <w:t xml:space="preserve"> </w:t>
-      </w:r>
-      <w:proofErr w:type="spellStart"/>
-      <w:r>
-        <w:t>trò</w:t>
-      </w:r>
-      <w:proofErr w:type="spellEnd"/>
-      <w:r>
-        <w:t>.</w:t>
+        <w:t>Tập trung vào kiểm thử Provider, nâng số lượng agents và vai trò của từng agent. Mở rộng điều phối vaf giao tiếp của mọi vai trò.</w:t>
       </w:r>
     </w:p>
     <w:p>
-      <w:proofErr w:type="spellStart"/>
       <w:r>
-        <w:t>Phát</w:t>
-      </w:r>
-      <w:proofErr w:type="spellEnd"/>
-      <w:r>
-        <w:t xml:space="preserve"> </w:t>
-      </w:r>
-      <w:proofErr w:type="spellStart"/>
-      <w:r>
-        <w:t>triển</w:t>
-      </w:r>
-      <w:proofErr w:type="spellEnd"/>
-      <w:r>
-        <w:t xml:space="preserve"> UI </w:t>
-      </w:r>
-      <w:proofErr w:type="spellStart"/>
-      <w:r>
-        <w:t>nhằm</w:t>
-      </w:r>
-      <w:proofErr w:type="spellEnd"/>
-      <w:r>
-        <w:t xml:space="preserve"> </w:t>
-      </w:r>
-      <w:proofErr w:type="spellStart"/>
-      <w:r>
-        <w:t>kiểm</w:t>
-      </w:r>
-      <w:proofErr w:type="spellEnd"/>
-      <w:r>
-        <w:t xml:space="preserve"> </w:t>
-      </w:r>
-      <w:proofErr w:type="spellStart"/>
-      <w:r>
-        <w:t>thử</w:t>
-      </w:r>
-      <w:proofErr w:type="spellEnd"/>
-      <w:r>
-        <w:t xml:space="preserve"> </w:t>
-      </w:r>
-      <w:proofErr w:type="spellStart"/>
-      <w:r>
-        <w:t>và</w:t>
-      </w:r>
-      <w:proofErr w:type="spellEnd"/>
-      <w:r>
-        <w:t xml:space="preserve"> </w:t>
-      </w:r>
-      <w:proofErr w:type="spellStart"/>
-      <w:r>
-        <w:t>quan</w:t>
-      </w:r>
-      <w:proofErr w:type="spellEnd"/>
-      <w:r>
-        <w:t xml:space="preserve"> </w:t>
-      </w:r>
-      <w:proofErr w:type="spellStart"/>
-      <w:r>
-        <w:t>sát</w:t>
-      </w:r>
-      <w:proofErr w:type="spellEnd"/>
-      <w:r>
-        <w:t xml:space="preserve"> </w:t>
-      </w:r>
-      <w:proofErr w:type="spellStart"/>
-      <w:r>
-        <w:t>mô</w:t>
-      </w:r>
-      <w:proofErr w:type="spellEnd"/>
-      <w:r>
-        <w:t xml:space="preserve"> </w:t>
-      </w:r>
-      <w:proofErr w:type="spellStart"/>
-      <w:r>
-        <w:t>hình</w:t>
-      </w:r>
-      <w:proofErr w:type="spellEnd"/>
-      <w:r>
-        <w:t xml:space="preserve"> </w:t>
-      </w:r>
-      <w:proofErr w:type="spellStart"/>
-      <w:r>
-        <w:t>dưới</w:t>
-      </w:r>
-      <w:proofErr w:type="spellEnd"/>
-      <w:r>
-        <w:t xml:space="preserve"> </w:t>
-      </w:r>
-      <w:proofErr w:type="spellStart"/>
-      <w:r>
-        <w:t>dạng</w:t>
-      </w:r>
-      <w:proofErr w:type="spellEnd"/>
-      <w:r>
-        <w:t xml:space="preserve"> </w:t>
-      </w:r>
-      <w:proofErr w:type="spellStart"/>
-      <w:r>
-        <w:t>hệ</w:t>
-      </w:r>
-      <w:proofErr w:type="spellEnd"/>
-      <w:r>
-        <w:t xml:space="preserve"> </w:t>
-      </w:r>
-      <w:proofErr w:type="spellStart"/>
-      <w:r>
-        <w:t>thống</w:t>
-      </w:r>
-      <w:proofErr w:type="spellEnd"/>
-      <w:r>
-        <w:t xml:space="preserve"> </w:t>
-      </w:r>
-      <w:proofErr w:type="spellStart"/>
-      <w:r>
-        <w:t>một</w:t>
-      </w:r>
-      <w:proofErr w:type="spellEnd"/>
-      <w:r>
-        <w:t xml:space="preserve"> </w:t>
-      </w:r>
-      <w:proofErr w:type="spellStart"/>
-      <w:r>
-        <w:t>cách</w:t>
-      </w:r>
-      <w:proofErr w:type="spellEnd"/>
-      <w:r>
-        <w:t xml:space="preserve"> </w:t>
-      </w:r>
-      <w:proofErr w:type="spellStart"/>
-      <w:r>
-        <w:t>thực</w:t>
-      </w:r>
-      <w:proofErr w:type="spellEnd"/>
-      <w:r>
-        <w:t xml:space="preserve"> </w:t>
-      </w:r>
-      <w:proofErr w:type="spellStart"/>
-      <w:r>
-        <w:t>tế</w:t>
-      </w:r>
-      <w:proofErr w:type="spellEnd"/>
-      <w:r>
-        <w:t xml:space="preserve">, </w:t>
-      </w:r>
-      <w:proofErr w:type="spellStart"/>
-      <w:r>
-        <w:t>theo</w:t>
-      </w:r>
-      <w:proofErr w:type="spellEnd"/>
-      <w:r>
-        <w:t xml:space="preserve"> </w:t>
-      </w:r>
-      <w:proofErr w:type="spellStart"/>
-      <w:r>
-        <w:t>thời</w:t>
-      </w:r>
-      <w:proofErr w:type="spellEnd"/>
-      <w:r>
-        <w:t xml:space="preserve"> </w:t>
-      </w:r>
-      <w:proofErr w:type="spellStart"/>
-      <w:r>
-        <w:t>gian</w:t>
-      </w:r>
-      <w:proofErr w:type="spellEnd"/>
-      <w:r>
-        <w:t xml:space="preserve"> </w:t>
-      </w:r>
-      <w:proofErr w:type="spellStart"/>
-      <w:r>
-        <w:t>thực</w:t>
-      </w:r>
-      <w:proofErr w:type="spellEnd"/>
-      <w:r>
-        <w:t xml:space="preserve"> </w:t>
-      </w:r>
-      <w:proofErr w:type="spellStart"/>
-      <w:r>
-        <w:t>và</w:t>
-      </w:r>
-      <w:proofErr w:type="spellEnd"/>
-      <w:r>
-        <w:t xml:space="preserve"> </w:t>
-      </w:r>
-      <w:proofErr w:type="spellStart"/>
-      <w:r>
-        <w:t>chính</w:t>
-      </w:r>
-      <w:proofErr w:type="spellEnd"/>
-      <w:r>
-        <w:t xml:space="preserve"> </w:t>
-      </w:r>
-      <w:proofErr w:type="spellStart"/>
-      <w:r>
-        <w:t>xác</w:t>
-      </w:r>
-      <w:proofErr w:type="spellEnd"/>
-      <w:r>
-        <w:t xml:space="preserve"> </w:t>
-      </w:r>
-      <w:proofErr w:type="spellStart"/>
-      <w:r>
-        <w:t>hơn</w:t>
-      </w:r>
-      <w:proofErr w:type="spellEnd"/>
-      <w:r>
-        <w:t>.</w:t>
+        <w:t>Phát triển UI nhằm kiểm thử và quan sát mô hình dưới dạng hệ thống một cách thực tế, theo thời gian thực và chính xác hơn.</w:t>
       </w:r>
     </w:p>
     <w:p>
@@ -10025,184 +6341,19 @@
     </w:p>
     <w:p>
       <w:r>
-        <w:t xml:space="preserve">Điểm mạnh nhất của thiết kế là phân tách trách nhiệm, nhờ đó </w:t>
-      </w:r>
-      <w:proofErr w:type="spellStart"/>
-      <w:r>
-        <w:t>có</w:t>
-      </w:r>
-      <w:proofErr w:type="spellEnd"/>
-      <w:r>
-        <w:t xml:space="preserve"> </w:t>
-      </w:r>
-      <w:proofErr w:type="spellStart"/>
-      <w:r>
-        <w:t>cơ</w:t>
-      </w:r>
-      <w:proofErr w:type="spellEnd"/>
-      <w:r>
-        <w:t xml:space="preserve"> </w:t>
-      </w:r>
-      <w:proofErr w:type="spellStart"/>
-      <w:r>
-        <w:t>sở</w:t>
-      </w:r>
-      <w:proofErr w:type="spellEnd"/>
-      <w:r>
-        <w:t xml:space="preserve"> </w:t>
-      </w:r>
-      <w:proofErr w:type="spellStart"/>
-      <w:r>
-        <w:t>để</w:t>
-      </w:r>
-      <w:proofErr w:type="spellEnd"/>
-      <w:r>
-        <w:t xml:space="preserve"> </w:t>
-      </w:r>
-      <w:proofErr w:type="spellStart"/>
-      <w:r>
-        <w:t>thay</w:t>
-      </w:r>
-      <w:proofErr w:type="spellEnd"/>
-      <w:r>
-        <w:t xml:space="preserve"> </w:t>
-      </w:r>
-      <w:proofErr w:type="spellStart"/>
-      <w:r>
-        <w:t>đổi</w:t>
-      </w:r>
-      <w:proofErr w:type="spellEnd"/>
-      <w:r>
-        <w:t xml:space="preserve"> </w:t>
+        <w:t xml:space="preserve">Điểm mạnh nhất của thiết kế là phân tách trách nhiệm, nhờ đó có cơ sở để thay đổi </w:t>
       </w:r>
       <w:r>
         <w:t>provider. V</w:t>
       </w:r>
       <w:r>
-        <w:t xml:space="preserve">ai </w:t>
-      </w:r>
-      <w:proofErr w:type="spellStart"/>
-      <w:r>
-        <w:t>trò</w:t>
-      </w:r>
-      <w:proofErr w:type="spellEnd"/>
-      <w:r>
-        <w:t xml:space="preserve"> Agent </w:t>
-      </w:r>
-      <w:proofErr w:type="spellStart"/>
-      <w:r>
-        <w:t>còn</w:t>
-      </w:r>
-      <w:proofErr w:type="spellEnd"/>
-      <w:r>
-        <w:t xml:space="preserve"> </w:t>
-      </w:r>
-      <w:proofErr w:type="spellStart"/>
-      <w:r>
-        <w:t>được</w:t>
-      </w:r>
-      <w:proofErr w:type="spellEnd"/>
-      <w:r>
-        <w:t xml:space="preserve"> </w:t>
-      </w:r>
-      <w:proofErr w:type="spellStart"/>
-      <w:r>
-        <w:t>chỉ</w:t>
-      </w:r>
-      <w:proofErr w:type="spellEnd"/>
-      <w:r>
-        <w:t xml:space="preserve"> </w:t>
-      </w:r>
-      <w:proofErr w:type="spellStart"/>
-      <w:r>
-        <w:t>định</w:t>
-      </w:r>
-      <w:proofErr w:type="spellEnd"/>
-      <w:r>
-        <w:t xml:space="preserve"> </w:t>
-      </w:r>
-      <w:proofErr w:type="spellStart"/>
-      <w:r>
-        <w:t>trước</w:t>
-      </w:r>
-      <w:proofErr w:type="spellEnd"/>
-      <w:r>
-        <w:t xml:space="preserve">, Memory </w:t>
-      </w:r>
-      <w:proofErr w:type="spellStart"/>
-      <w:r>
-        <w:t>chưa</w:t>
-      </w:r>
-      <w:proofErr w:type="spellEnd"/>
-      <w:r>
-        <w:t xml:space="preserve"> </w:t>
-      </w:r>
-      <w:proofErr w:type="spellStart"/>
-      <w:r>
-        <w:t>tồn</w:t>
-      </w:r>
-      <w:proofErr w:type="spellEnd"/>
-      <w:r>
-        <w:t xml:space="preserve"> </w:t>
-      </w:r>
-      <w:proofErr w:type="spellStart"/>
-      <w:r>
-        <w:t>tại</w:t>
-      </w:r>
-      <w:proofErr w:type="spellEnd"/>
-      <w:r>
-        <w:t xml:space="preserve"> </w:t>
-      </w:r>
-      <w:proofErr w:type="spellStart"/>
-      <w:r>
-        <w:t>lâu</w:t>
-      </w:r>
-      <w:proofErr w:type="spellEnd"/>
-      <w:r>
-        <w:t xml:space="preserve"> </w:t>
-      </w:r>
-      <w:proofErr w:type="spellStart"/>
-      <w:r>
-        <w:t>dài</w:t>
-      </w:r>
-      <w:proofErr w:type="spellEnd"/>
-      <w:r>
-        <w:t>.</w:t>
+        <w:t xml:space="preserve">ai trò Agent còn được chỉ định trước, Memory chưa </w:t>
       </w:r>
       <w:r>
-        <w:t xml:space="preserve"> State </w:t>
+        <w:t>tồn tại lâu dài.</w:t>
       </w:r>
-      <w:proofErr w:type="spellStart"/>
       <w:r>
-        <w:t>đang</w:t>
-      </w:r>
-      <w:proofErr w:type="spellEnd"/>
-      <w:r>
-        <w:t xml:space="preserve"> </w:t>
-      </w:r>
-      <w:proofErr w:type="spellStart"/>
-      <w:r>
-        <w:t>được</w:t>
-      </w:r>
-      <w:proofErr w:type="spellEnd"/>
-      <w:r>
-        <w:t xml:space="preserve"> </w:t>
-      </w:r>
-      <w:proofErr w:type="spellStart"/>
-      <w:r>
-        <w:t>quản</w:t>
-      </w:r>
-      <w:proofErr w:type="spellEnd"/>
-      <w:r>
-        <w:t xml:space="preserve"> </w:t>
-      </w:r>
-      <w:proofErr w:type="spellStart"/>
-      <w:r>
-        <w:t>lý</w:t>
-      </w:r>
-      <w:proofErr w:type="spellEnd"/>
-      <w:r>
-        <w:t xml:space="preserve"> bằng enum. Đây không làm mất giá trị học tập của dự án; ngược lại, chúng xác định rõ các bước tiếp theo để phát triển từ nguyên mẫu thành framework có khả năng mở rộng và kiểm thử tốt hơn.</w:t>
+        <w:t xml:space="preserve"> State đang được quản lý bằng enum. Đây không làm mất giá trị học tập của dự án; ngược lại, chúng xác định rõ các bước tiếp theo để phát triển từ nguyên mẫu thành framework có khả năng mở rộng và kiểm thử tốt hơn.</w:t>
       </w:r>
     </w:p>
     <w:p/>
